--- a/fuentes/CFA_11_122154_DU.docx
+++ b/fuentes/CFA_11_122154_DU.docx
@@ -1,6 +1,6 @@
 
 <file path=word/document.xml><?xml version="1.0" encoding="utf-8"?>
-<w:document xmlns:wpc="http://schemas.microsoft.com/office/word/2010/wordprocessingCanvas" xmlns:cx="http://schemas.microsoft.com/office/drawing/2014/chartex" xmlns:cx1="http://schemas.microsoft.com/office/drawing/2015/9/8/chartex" xmlns:cx2="http://schemas.microsoft.com/office/drawing/2015/10/21/chartex" xmlns:cx3="http://schemas.microsoft.com/office/drawing/2016/5/9/chartex" xmlns:cx4="http://schemas.microsoft.com/office/drawing/2016/5/10/chartex" xmlns:cx5="http://schemas.microsoft.com/office/drawing/2016/5/11/chartex" xmlns:cx6="http://schemas.microsoft.com/office/drawing/2016/5/12/chartex" xmlns:cx7="http://schemas.microsoft.com/office/drawing/2016/5/13/chartex" xmlns:cx8="http://schemas.microsoft.com/office/drawing/2016/5/14/chartex" xmlns:mc="http://schemas.openxmlformats.org/markup-compatibility/2006" xmlns:aink="http://schemas.microsoft.com/office/drawing/2016/ink" xmlns:am3d="http://schemas.microsoft.com/office/drawing/2017/model3d" xmlns:o="urn:schemas-microsoft-com:office:office" xmlns:r="http://schemas.openxmlformats.org/officeDocument/2006/relationships" xmlns:m="http://schemas.openxmlformats.org/officeDocument/2006/math" xmlns:v="urn:schemas-microsoft-com:vml" xmlns:wp14="http://schemas.microsoft.com/office/word/2010/wordprocessingDrawing" xmlns:wp="http://schemas.openxmlformats.org/drawingml/2006/wordprocessingDrawing" xmlns:w10="urn:schemas-microsoft-com:office:word" xmlns:w="http://schemas.openxmlformats.org/wordprocessingml/2006/main" xmlns:w14="http://schemas.microsoft.com/office/word/2010/wordml" xmlns:w15="http://schemas.microsoft.com/office/word/2012/wordml" xmlns:w16cid="http://schemas.microsoft.com/office/word/2016/wordml/cid" xmlns:w16se="http://schemas.microsoft.com/office/word/2015/wordml/symex" xmlns:wpg="http://schemas.microsoft.com/office/word/2010/wordprocessingGroup" xmlns:wpi="http://schemas.microsoft.com/office/word/2010/wordprocessingInk" xmlns:wne="http://schemas.microsoft.com/office/word/2006/wordml" xmlns:wps="http://schemas.microsoft.com/office/word/2010/wordprocessingShape" mc:Ignorable="w14 w15 w16se w16cid wp14">
+<w:document xmlns:wpc="http://schemas.microsoft.com/office/word/2010/wordprocessingCanvas" xmlns:cx="http://schemas.microsoft.com/office/drawing/2014/chartex" xmlns:cx1="http://schemas.microsoft.com/office/drawing/2015/9/8/chartex" xmlns:cx2="http://schemas.microsoft.com/office/drawing/2015/10/21/chartex" xmlns:cx3="http://schemas.microsoft.com/office/drawing/2016/5/9/chartex" xmlns:cx4="http://schemas.microsoft.com/office/drawing/2016/5/10/chartex" xmlns:cx5="http://schemas.microsoft.com/office/drawing/2016/5/11/chartex" xmlns:cx6="http://schemas.microsoft.com/office/drawing/2016/5/12/chartex" xmlns:cx7="http://schemas.microsoft.com/office/drawing/2016/5/13/chartex" xmlns:cx8="http://schemas.microsoft.com/office/drawing/2016/5/14/chartex" xmlns:mc="http://schemas.openxmlformats.org/markup-compatibility/2006" xmlns:aink="http://schemas.microsoft.com/office/drawing/2016/ink" xmlns:am3d="http://schemas.microsoft.com/office/drawing/2017/model3d" xmlns:o="urn:schemas-microsoft-com:office:office" xmlns:r="http://schemas.openxmlformats.org/officeDocument/2006/relationships" xmlns:m="http://schemas.openxmlformats.org/officeDocument/2006/math" xmlns:v="urn:schemas-microsoft-com:vml" xmlns:wp14="http://schemas.microsoft.com/office/word/2010/wordprocessingDrawing" xmlns:wp="http://schemas.openxmlformats.org/drawingml/2006/wordprocessingDrawing" xmlns:w10="urn:schemas-microsoft-com:office:word" xmlns:w="http://schemas.openxmlformats.org/wordprocessingml/2006/main" xmlns:w14="http://schemas.microsoft.com/office/word/2010/wordml" xmlns:w15="http://schemas.microsoft.com/office/word/2012/wordml" xmlns:w16cex="http://schemas.microsoft.com/office/word/2018/wordml/cex" xmlns:w16cid="http://schemas.microsoft.com/office/word/2016/wordml/cid" xmlns:w16="http://schemas.microsoft.com/office/word/2018/wordml" xmlns:w16sdtdh="http://schemas.microsoft.com/office/word/2020/wordml/sdtdatahash" xmlns:w16se="http://schemas.microsoft.com/office/word/2015/wordml/symex" xmlns:wpg="http://schemas.microsoft.com/office/word/2010/wordprocessingGroup" xmlns:wpi="http://schemas.microsoft.com/office/word/2010/wordprocessingInk" xmlns:wne="http://schemas.microsoft.com/office/word/2006/wordml" xmlns:wps="http://schemas.microsoft.com/office/word/2010/wordprocessingShape" mc:Ignorable="w14 w15 w16se w16cid w16 w16cex w16sdtdh wp14">
   <w:body>
     <w:p>
       <w:r>
@@ -40,7 +40,7 @@
                     </pic:cNvPicPr>
                   </pic:nvPicPr>
                   <pic:blipFill>
-                    <a:blip r:embed="rId8">
+                    <a:blip r:embed="rId11">
                       <a:extLst>
                         <a:ext uri="{28A0092B-C50C-407E-A947-70E740481C1C}">
                           <a14:useLocalDpi xmlns:a14="http://schemas.microsoft.com/office/drawing/2010/main" val="0"/>
@@ -213,9 +213,9 @@
               </wp:anchor>
             </w:drawing>
           </mc:Choice>
-          <mc:Fallback xmlns:w16sdtdh="http://schemas.microsoft.com/office/word/2020/wordml/sdtdatahash" xmlns:w16="http://schemas.microsoft.com/office/word/2018/wordml" xmlns:w16cex="http://schemas.microsoft.com/office/word/2018/wordml/cex">
+          <mc:Fallback xmlns:a14="http://schemas.microsoft.com/office/drawing/2010/main" xmlns:pic="http://schemas.openxmlformats.org/drawingml/2006/picture" xmlns:adec="http://schemas.microsoft.com/office/drawing/2017/decorative" xmlns:a="http://schemas.openxmlformats.org/drawingml/2006/main">
             <w:pict>
-              <v:rect w14:anchorId="5C6229C9" id="Rectángulo 4" o:spid="_x0000_s1026" style="position:absolute;margin-left:-55.7pt;margin-top:29pt;width:613.85pt;height:204pt;z-index:-251659776;visibility:visible;mso-wrap-style:square;mso-width-percent:0;mso-height-percent:0;mso-wrap-distance-left:9pt;mso-wrap-distance-top:0;mso-wrap-distance-right:9pt;mso-wrap-distance-bottom:0;mso-position-horizontal:absolute;mso-position-horizontal-relative:text;mso-position-vertical:absolute;mso-position-vertical-relative:text;mso-width-percent:0;mso-height-percent:0;mso-width-relative:page;mso-height-relative:margin;v-text-anchor:middle" o:gfxdata="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" fillcolor="#00314d" stroked="f" strokeweight="1pt"/>
+              <v:rect id="Rectángulo 4" style="position:absolute;margin-left:-55.7pt;margin-top:29pt;width:613.85pt;height:204pt;z-index:-251659776;visibility:visible;mso-wrap-style:square;mso-width-percent:0;mso-height-percent:0;mso-wrap-distance-left:9pt;mso-wrap-distance-top:0;mso-wrap-distance-right:9pt;mso-wrap-distance-bottom:0;mso-position-horizontal:absolute;mso-position-horizontal-relative:text;mso-position-vertical:absolute;mso-position-vertical-relative:text;mso-width-percent:0;mso-height-percent:0;mso-width-relative:page;mso-height-relative:margin;v-text-anchor:middle" o:spid="_x0000_s1026" fillcolor="#00314d" stroked="f" strokeweight="1pt" w14:anchorId="5C6229C9" o:gfxdata="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"/>
             </w:pict>
           </mc:Fallback>
         </mc:AlternateContent>
@@ -343,7 +343,7 @@
                 <v:stroke joinstyle="miter"/>
                 <v:path gradientshapeok="t" o:connecttype="rect"/>
               </v:shapetype>
-              <v:shape id="Cuadro de texto 2" o:spid="_x0000_s1026" type="#_x0000_t202" style="position:absolute;left:0;text-align:left;margin-left:-20.7pt;margin-top:22pt;width:488.95pt;height:146.25pt;z-index:251657728;visibility:visible;mso-wrap-style:square;mso-width-percent:0;mso-height-percent:0;mso-wrap-distance-left:9pt;mso-wrap-distance-top:3.6pt;mso-wrap-distance-right:9pt;mso-wrap-distance-bottom:3.6pt;mso-position-horizontal:absolute;mso-position-horizontal-relative:text;mso-position-vertical:absolute;mso-position-vertical-relative:text;mso-width-percent:0;mso-height-percent:0;mso-width-relative:margin;mso-height-relative:margin;v-text-anchor:top" o:gfxdata="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" filled="f" stroked="f">
+              <v:shape id="Cuadro de texto 2" o:spid="_x0000_s1026" type="#_x0000_t202" alt="&quot;&quot;" style="position:absolute;left:0;text-align:left;margin-left:-20.7pt;margin-top:22pt;width:488.95pt;height:146.25pt;z-index:251657728;visibility:visible;mso-wrap-style:square;mso-width-percent:0;mso-height-percent:0;mso-wrap-distance-left:9pt;mso-wrap-distance-top:3.6pt;mso-wrap-distance-right:9pt;mso-wrap-distance-bottom:3.6pt;mso-position-horizontal:absolute;mso-position-horizontal-relative:text;mso-position-vertical:absolute;mso-position-vertical-relative:text;mso-width-percent:0;mso-height-percent:0;mso-width-relative:margin;mso-height-relative:margin;v-text-anchor:top" o:gfxdata="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" filled="f" stroked="f">
                 <v:textbox>
                   <w:txbxContent>
                     <w:p>
@@ -493,6 +493,7 @@
       <w:r>
         <w:rPr>
           <w:rStyle w:val="Extranjerismo"/>
+          <w:lang w:val="es-CO"/>
         </w:rPr>
         <w:t>marketing</w:t>
       </w:r>
@@ -2988,6 +2989,7 @@
       <w:r>
         <w:rPr>
           <w:rStyle w:val="Extranjerismo"/>
+          <w:lang w:val="es-CO"/>
         </w:rPr>
         <w:t>marketing</w:t>
       </w:r>
@@ -3050,7 +3052,7 @@
                     </pic:cNvPicPr>
                   </pic:nvPicPr>
                   <pic:blipFill>
-                    <a:blip r:embed="rId9">
+                    <a:blip r:embed="rId12">
                       <a:extLst>
                         <a:ext uri="{28A0092B-C50C-407E-A947-70E740481C1C}">
                           <a14:useLocalDpi xmlns:a14="http://schemas.microsoft.com/office/drawing/2010/main" val="0"/>
@@ -3098,11 +3100,6 @@
           <w:b/>
         </w:rPr>
         <w:instrText xml:space="preserve"> HYPERLINK "https://www.youtube.com/watch?v=Iiy6SnX3SIQ" </w:instrText>
-      </w:r>
-      <w:r>
-        <w:rPr>
-          <w:b/>
-        </w:rPr>
       </w:r>
       <w:r>
         <w:rPr>
@@ -3158,6 +3155,7 @@
             <w:r>
               <w:rPr>
                 <w:rStyle w:val="Extranjerismo"/>
+                <w:lang w:val="es-CO"/>
               </w:rPr>
               <w:t>marketing</w:t>
             </w:r>
@@ -3184,6 +3182,7 @@
             <w:r>
               <w:rPr>
                 <w:rStyle w:val="Extranjerismo"/>
+                <w:lang w:val="es-CO"/>
               </w:rPr>
               <w:t>marketing</w:t>
             </w:r>
@@ -3193,6 +3192,7 @@
             <w:r>
               <w:rPr>
                 <w:rStyle w:val="Extranjerismo"/>
+                <w:lang w:val="es-CO"/>
               </w:rPr>
               <w:t>marketing</w:t>
             </w:r>
@@ -3212,6 +3212,7 @@
             <w:r>
               <w:rPr>
                 <w:rStyle w:val="Extranjerismo"/>
+                <w:lang w:val="es-CO"/>
               </w:rPr>
               <w:t>marketing</w:t>
             </w:r>
@@ -3226,6 +3227,7 @@
             <w:r>
               <w:rPr>
                 <w:rStyle w:val="Extranjerismo"/>
+                <w:lang w:val="es-CO"/>
               </w:rPr>
               <w:t>marketing</w:t>
             </w:r>
@@ -3264,6 +3266,7 @@
       <w:r>
         <w:rPr>
           <w:rStyle w:val="Extranjerismo"/>
+          <w:lang w:val="es-CO"/>
         </w:rPr>
         <w:t>marketing</w:t>
       </w:r>
@@ -3290,7 +3293,7 @@
       <w:r>
         <w:rPr>
           <w:rStyle w:val="Extranjerismo"/>
-          <w:lang w:eastAsia="es-CO"/>
+          <w:lang w:val="es-CO" w:eastAsia="es-CO"/>
         </w:rPr>
         <w:t>marketing</w:t>
       </w:r>
@@ -3354,6 +3357,7 @@
       <w:r>
         <w:rPr>
           <w:rStyle w:val="Extranjerismo"/>
+          <w:lang w:val="es-CO"/>
         </w:rPr>
         <w:t>marketing</w:t>
       </w:r>
@@ -3391,7 +3395,7 @@
       <w:r>
         <w:rPr>
           <w:rStyle w:val="Extranjerismo"/>
-          <w:lang w:eastAsia="es-CO"/>
+          <w:lang w:val="es-CO" w:eastAsia="es-CO"/>
         </w:rPr>
         <w:t>marketing</w:t>
       </w:r>
@@ -3495,14 +3499,16 @@
           <w:lang w:eastAsia="es-CO"/>
         </w:rPr>
       </w:pPr>
+      <w:proofErr w:type="spellStart"/>
       <w:r>
         <w:rPr>
           <w:rStyle w:val="Extranjerismo"/>
           <w:b/>
-          <w:lang w:eastAsia="es-CO"/>
+          <w:lang w:val="es-CO" w:eastAsia="es-CO"/>
         </w:rPr>
         <w:t>Feedback</w:t>
       </w:r>
+      <w:proofErr w:type="spellEnd"/>
       <w:r>
         <w:rPr>
           <w:b/>
@@ -4082,6 +4088,7 @@
       <w:r>
         <w:rPr>
           <w:rStyle w:val="Extranjerismo"/>
+          <w:lang w:val="es-CO"/>
         </w:rPr>
         <w:t>marketing</w:t>
       </w:r>
@@ -4107,7 +4114,7 @@
       <w:r>
         <w:rPr>
           <w:rStyle w:val="Extranjerismo"/>
-          <w:lang w:eastAsia="es-CO"/>
+          <w:lang w:val="es-CO" w:eastAsia="es-CO"/>
         </w:rPr>
         <w:t>marketing</w:t>
       </w:r>
@@ -4120,6 +4127,7 @@
       <w:r>
         <w:rPr>
           <w:rStyle w:val="Extranjerismo"/>
+          <w:lang w:val="es-CO"/>
         </w:rPr>
         <w:t>marketing</w:t>
       </w:r>
@@ -4145,7 +4153,7 @@
       <w:r>
         <w:rPr>
           <w:rStyle w:val="Extranjerismo"/>
-          <w:lang w:eastAsia="es-CO"/>
+          <w:lang w:val="es-CO" w:eastAsia="es-CO"/>
         </w:rPr>
         <w:t>marketing</w:t>
       </w:r>
@@ -4158,6 +4166,7 @@
       <w:r>
         <w:rPr>
           <w:rStyle w:val="Extranjerismo"/>
+          <w:lang w:val="es-CO"/>
         </w:rPr>
         <w:t>marketing</w:t>
       </w:r>
@@ -4177,6 +4186,7 @@
       <w:r>
         <w:rPr>
           <w:rStyle w:val="Extranjerismo"/>
+          <w:lang w:val="es-CO"/>
         </w:rPr>
         <w:t>marketing</w:t>
       </w:r>
@@ -4225,6 +4235,7 @@
       <w:r>
         <w:rPr>
           <w:rStyle w:val="Extranjerismo"/>
+          <w:lang w:val="es-CO"/>
         </w:rPr>
         <w:t>marketing</w:t>
       </w:r>
@@ -4304,6 +4315,7 @@
       <w:r>
         <w:rPr>
           <w:rStyle w:val="Extranjerismo"/>
+          <w:lang w:val="es-CO"/>
         </w:rPr>
         <w:t>marketing</w:t>
       </w:r>
@@ -4316,6 +4328,7 @@
       <w:r>
         <w:rPr>
           <w:rStyle w:val="Extranjerismo"/>
+          <w:lang w:val="es-CO"/>
         </w:rPr>
         <w:t>marketing</w:t>
       </w:r>
@@ -4341,7 +4354,7 @@
       <w:r>
         <w:rPr>
           <w:rStyle w:val="Extranjerismo"/>
-          <w:lang w:eastAsia="es-CO"/>
+          <w:lang w:val="es-CO" w:eastAsia="es-CO"/>
         </w:rPr>
         <w:t>marketing</w:t>
       </w:r>
@@ -4375,6 +4388,7 @@
       <w:r>
         <w:rPr>
           <w:rStyle w:val="Extranjerismo"/>
+          <w:lang w:val="es-CO"/>
         </w:rPr>
         <w:t>marketing</w:t>
       </w:r>
@@ -4400,6 +4414,7 @@
       <w:r>
         <w:rPr>
           <w:rStyle w:val="Extranjerismo"/>
+          <w:lang w:val="es-CO"/>
         </w:rPr>
         <w:t>marketing</w:t>
       </w:r>
@@ -4478,7 +4493,7 @@
       <w:r>
         <w:rPr>
           <w:rStyle w:val="Extranjerismo"/>
-          <w:lang w:eastAsia="es-CO"/>
+          <w:lang w:val="es-CO" w:eastAsia="es-CO"/>
         </w:rPr>
         <w:t>marketing</w:t>
       </w:r>
@@ -4538,7 +4553,7 @@
       <w:r>
         <w:rPr>
           <w:rStyle w:val="Extranjerismo"/>
-          <w:lang w:eastAsia="es-CO"/>
+          <w:lang w:val="es-CO" w:eastAsia="es-CO"/>
         </w:rPr>
         <w:t>marketing</w:t>
       </w:r>
@@ -4617,7 +4632,7 @@
       <w:r>
         <w:rPr>
           <w:rStyle w:val="Extranjerismo"/>
-          <w:lang w:eastAsia="es-CO"/>
+          <w:lang w:val="es-CO" w:eastAsia="es-CO"/>
         </w:rPr>
         <w:t>marketing</w:t>
       </w:r>
@@ -4724,7 +4739,7 @@
       <w:r>
         <w:rPr>
           <w:rStyle w:val="Extranjerismo"/>
-          <w:lang w:eastAsia="es-CO"/>
+          <w:lang w:val="es-CO" w:eastAsia="es-CO"/>
         </w:rPr>
         <w:t>marketing</w:t>
       </w:r>
@@ -4770,7 +4785,7 @@
       <w:r>
         <w:rPr>
           <w:rStyle w:val="Extranjerismo"/>
-          <w:lang w:eastAsia="es-CO"/>
+          <w:lang w:val="es-CO" w:eastAsia="es-CO"/>
         </w:rPr>
         <w:t>marketing</w:t>
       </w:r>
@@ -4871,7 +4886,7 @@
       <w:r>
         <w:rPr>
           <w:rStyle w:val="Extranjerismo"/>
-          <w:lang w:eastAsia="es-CO"/>
+          <w:lang w:val="es-CO" w:eastAsia="es-CO"/>
         </w:rPr>
         <w:t>marketing</w:t>
       </w:r>
@@ -4917,7 +4932,7 @@
       <w:r>
         <w:rPr>
           <w:rStyle w:val="Extranjerismo"/>
-          <w:lang w:eastAsia="es-CO"/>
+          <w:lang w:val="es-CO" w:eastAsia="es-CO"/>
         </w:rPr>
         <w:t>marketing</w:t>
       </w:r>
@@ -5026,9 +5041,16 @@
       <w:r>
         <w:rPr>
           <w:rStyle w:val="Extranjerismo"/>
-          <w:lang w:eastAsia="es-CO"/>
+          <w:lang w:val="es-CO"/>
         </w:rPr>
         <w:t>marketing</w:t>
+      </w:r>
+      <w:r>
+        <w:rPr>
+          <w:rStyle w:val="Extranjerismo"/>
+          <w:lang w:val="es-CO"/>
+        </w:rPr>
+        <w:t xml:space="preserve"> </w:t>
       </w:r>
       <w:r>
         <w:rPr>
@@ -5100,6 +5122,7 @@
       <w:r>
         <w:rPr>
           <w:rStyle w:val="Extranjerismo"/>
+          <w:lang w:val="es-CO"/>
         </w:rPr>
         <w:t>marketing</w:t>
       </w:r>
@@ -5151,6 +5174,7 @@
       <w:r>
         <w:rPr>
           <w:rStyle w:val="Extranjerismo"/>
+          <w:lang w:val="es-CO"/>
         </w:rPr>
         <w:t>marketing</w:t>
       </w:r>
@@ -5160,13 +5184,15 @@
         </w:rPr>
         <w:t xml:space="preserve"> se conoce como branding. Este proceso implica el desarrollo y difusión de una marca mediante una serie de elementos y acciones de comunicación y promoción estratégicamente pensadas. A continuación, se detallan algunas características clave que una marca o “</w:t>
       </w:r>
+      <w:proofErr w:type="spellStart"/>
       <w:r>
         <w:rPr>
           <w:rStyle w:val="Extranjerismo"/>
-          <w:lang w:eastAsia="es-CO"/>
+          <w:lang w:val="es-CO" w:eastAsia="es-CO"/>
         </w:rPr>
         <w:t>brand</w:t>
       </w:r>
+      <w:proofErr w:type="spellEnd"/>
       <w:r>
         <w:rPr>
           <w:lang w:eastAsia="es-CO"/>
@@ -5262,7 +5288,7 @@
       <w:r>
         <w:rPr>
           <w:rStyle w:val="Extranjerismo"/>
-          <w:lang w:eastAsia="es-CO"/>
+          <w:lang w:val="es-CO" w:eastAsia="es-CO"/>
         </w:rPr>
         <w:t>marketing</w:t>
       </w:r>
@@ -5413,7 +5439,7 @@
       <w:r>
         <w:rPr>
           <w:rStyle w:val="Extranjerismo"/>
-          <w:lang w:eastAsia="es-CO"/>
+          <w:lang w:val="es-CO" w:eastAsia="es-CO"/>
         </w:rPr>
         <w:t>branding</w:t>
       </w:r>
@@ -5479,6 +5505,7 @@
       <w:r>
         <w:rPr>
           <w:rStyle w:val="Extranjerismo"/>
+          <w:lang w:val="es-CO"/>
         </w:rPr>
         <w:t xml:space="preserve">branding </w:t>
       </w:r>
@@ -5648,7 +5675,7 @@
       <w:r>
         <w:rPr>
           <w:rStyle w:val="Extranjerismo"/>
-          <w:lang w:eastAsia="es-CO"/>
+          <w:lang w:val="es-CO" w:eastAsia="es-CO"/>
         </w:rPr>
         <w:t>slogan</w:t>
       </w:r>
@@ -5661,7 +5688,7 @@
       <w:r>
         <w:rPr>
           <w:rStyle w:val="Extranjerismo"/>
-          <w:lang w:eastAsia="es-CO"/>
+          <w:lang w:val="es-CO" w:eastAsia="es-CO"/>
         </w:rPr>
         <w:t>branding</w:t>
       </w:r>
@@ -5715,7 +5742,7 @@
                     </pic:cNvPicPr>
                   </pic:nvPicPr>
                   <pic:blipFill>
-                    <a:blip r:embed="rId10">
+                    <a:blip r:embed="rId13">
                       <a:extLst>
                         <a:ext uri="{28A0092B-C50C-407E-A947-70E740481C1C}">
                           <a14:useLocalDpi xmlns:a14="http://schemas.microsoft.com/office/drawing/2010/main" val="0"/>
@@ -5790,6 +5817,7 @@
       <w:r>
         <w:rPr>
           <w:rStyle w:val="Extranjerismo"/>
+          <w:lang w:val="es-CO"/>
         </w:rPr>
         <w:t>marketing</w:t>
       </w:r>
@@ -6074,7 +6102,7 @@
       <w:r>
         <w:rPr>
           <w:rStyle w:val="Extranjerismo"/>
-          <w:lang w:eastAsia="es-CO"/>
+          <w:lang w:val="es-CO" w:eastAsia="es-CO"/>
         </w:rPr>
         <w:t>marketing</w:t>
       </w:r>
@@ -6100,7 +6128,7 @@
       <w:r>
         <w:rPr>
           <w:rStyle w:val="Extranjerismo"/>
-          <w:lang w:eastAsia="es-CO"/>
+          <w:lang w:val="es-CO" w:eastAsia="es-CO"/>
         </w:rPr>
         <w:t>marketing</w:t>
       </w:r>
@@ -6113,7 +6141,7 @@
       <w:r>
         <w:rPr>
           <w:rStyle w:val="Extranjerismo"/>
-          <w:lang w:eastAsia="es-CO"/>
+          <w:lang w:val="es-CO" w:eastAsia="es-CO"/>
         </w:rPr>
         <w:t>marketing</w:t>
       </w:r>
@@ -6126,6 +6154,7 @@
       <w:r>
         <w:rPr>
           <w:rStyle w:val="Extranjerismo"/>
+          <w:lang w:val="es-CO"/>
         </w:rPr>
         <w:t>marketing</w:t>
       </w:r>
@@ -6268,7 +6297,19 @@
         <w:rPr>
           <w:lang w:eastAsia="es-CO"/>
         </w:rPr>
-        <w:t>: son aquellos que no implican interacción directa entre emisor y receptor. Incluyen medios masivos como televisión, radio, prensa escrita, sitios web, redes sociales, vallas publicitarias y material impreso como folletos o catálogos. También se incluyen en esta categoría las acciones de relaciones públicas, como conferencias, ruedas de prensa, eventos de lanzamiento o recorridos turísticos para periodistas o blogueros. Estos medios permiten alcanzar audiencias amplias y generar visibilidad para los destinos, marcas o productos turísticos.</w:t>
+        <w:t xml:space="preserve">: son aquellos que no implican interacción directa entre emisor y receptor. Incluyen medios masivos como televisión, radio, prensa escrita, sitios </w:t>
+      </w:r>
+      <w:r>
+        <w:rPr>
+          <w:rStyle w:val="Extranjerismo"/>
+        </w:rPr>
+        <w:t>web</w:t>
+      </w:r>
+      <w:r>
+        <w:rPr>
+          <w:lang w:eastAsia="es-CO"/>
+        </w:rPr>
+        <w:t>, redes sociales, vallas publicitarias y material impreso como folletos o catálogos. También se incluyen en esta categoría las acciones de relaciones públicas, como conferencias, ruedas de prensa, eventos de lanzamiento o recorridos turísticos para periodistas o blogueros. Estos medios permiten alcanzar audiencias amplias y generar visibilidad para los destinos, marcas o productos turísticos.</w:t>
       </w:r>
     </w:p>
     <w:p>
@@ -6346,7 +6387,7 @@
       <w:r>
         <w:rPr>
           <w:rStyle w:val="Extranjerismo"/>
-          <w:lang w:eastAsia="es-CO"/>
+          <w:lang w:val="es-CO" w:eastAsia="es-CO"/>
         </w:rPr>
         <w:t>web</w:t>
       </w:r>
@@ -6359,7 +6400,7 @@
       <w:r>
         <w:rPr>
           <w:rStyle w:val="Extranjerismo"/>
-          <w:lang w:eastAsia="es-CO"/>
+          <w:lang w:val="es-CO" w:eastAsia="es-CO"/>
         </w:rPr>
         <w:t>blogs</w:t>
       </w:r>
@@ -6397,7 +6438,7 @@
       <w:r>
         <w:rPr>
           <w:rStyle w:val="Extranjerismo"/>
-          <w:lang w:eastAsia="es-CO"/>
+          <w:lang w:val="es-CO" w:eastAsia="es-CO"/>
         </w:rPr>
         <w:t>souvenirs</w:t>
       </w:r>
@@ -6513,7 +6554,7 @@
         <w:rPr>
           <w:rStyle w:val="Extranjerismo"/>
           <w:b/>
-          <w:lang w:eastAsia="es-CO"/>
+          <w:lang w:val="es-CO" w:eastAsia="es-CO"/>
         </w:rPr>
         <w:t>Marketing</w:t>
       </w:r>
@@ -6533,7 +6574,7 @@
       <w:r>
         <w:rPr>
           <w:rStyle w:val="Extranjerismo"/>
-          <w:lang w:eastAsia="es-CO"/>
+          <w:lang w:val="es-CO" w:eastAsia="es-CO"/>
         </w:rPr>
         <w:t>web</w:t>
       </w:r>
@@ -6546,7 +6587,7 @@
       <w:r>
         <w:rPr>
           <w:rStyle w:val="Extranjerismo"/>
-          <w:lang w:eastAsia="es-CO"/>
+          <w:lang w:val="es-CO" w:eastAsia="es-CO"/>
         </w:rPr>
         <w:t>marketing</w:t>
       </w:r>
@@ -6598,7 +6639,7 @@
       <w:r>
         <w:rPr>
           <w:rStyle w:val="Extranjerismo"/>
-          <w:lang w:eastAsia="es-CO"/>
+          <w:lang w:val="es-CO" w:eastAsia="es-CO"/>
         </w:rPr>
         <w:t>marketing</w:t>
       </w:r>
@@ -6727,6 +6768,7 @@
       <w:r>
         <w:rPr>
           <w:rStyle w:val="Extranjerismo"/>
+          <w:lang w:val="es-CO"/>
         </w:rPr>
         <w:t>marketing</w:t>
       </w:r>
@@ -6759,7 +6801,7 @@
       <w:r>
         <w:rPr>
           <w:rStyle w:val="Extranjerismo"/>
-          <w:lang w:eastAsia="es-CO"/>
+          <w:lang w:val="es-CO" w:eastAsia="es-CO"/>
         </w:rPr>
         <w:t>marketing</w:t>
       </w:r>
@@ -6772,7 +6814,7 @@
       <w:r>
         <w:rPr>
           <w:rStyle w:val="Extranjerismo"/>
-          <w:lang w:eastAsia="es-CO"/>
+          <w:lang w:val="es-CO" w:eastAsia="es-CO"/>
         </w:rPr>
         <w:t>marketing</w:t>
       </w:r>
@@ -6835,6 +6877,7 @@
       <w:r>
         <w:rPr>
           <w:rStyle w:val="Extranjerismo"/>
+          <w:lang w:val="es-CO"/>
         </w:rPr>
         <w:t>marketing</w:t>
       </w:r>
@@ -6858,6 +6901,7 @@
       <w:r>
         <w:rPr>
           <w:rStyle w:val="Extranjerismo"/>
+          <w:lang w:val="es-CO"/>
         </w:rPr>
         <w:t>marketing</w:t>
       </w:r>
@@ -6865,11 +6909,24 @@
         <w:rPr>
           <w:lang w:eastAsia="es-CO"/>
         </w:rPr>
-        <w:t xml:space="preserve"> digital aplicado al turismo se refiere al uso de herramientas y plataformas digitales para promover destinos turísticos, servicios y productos relacionados con el sector. Se enfoca en llegar al consumidor de manera efectiva a través de canales en línea como sitios web, redes sociales, </w:t>
+        <w:t xml:space="preserve"> digital aplicado al turismo se refiere al uso de herramientas y plataformas digitales para promover destinos turísticos, servicios y productos relacionados con el sector. Se enfoca en llegar al consumidor de manera efectiva a través de canales en línea como sitios </w:t>
       </w:r>
       <w:r>
         <w:rPr>
           <w:rStyle w:val="Extranjerismo"/>
+        </w:rPr>
+        <w:t>web</w:t>
+      </w:r>
+      <w:r>
+        <w:rPr>
+          <w:lang w:eastAsia="es-CO"/>
+        </w:rPr>
+        <w:t xml:space="preserve">, redes sociales, </w:t>
+      </w:r>
+      <w:r>
+        <w:rPr>
+          <w:rStyle w:val="Extranjerismo"/>
+          <w:lang w:val="es-CO"/>
         </w:rPr>
         <w:t>blogs</w:t>
       </w:r>
@@ -6902,6 +6959,7 @@
       <w:r>
         <w:rPr>
           <w:rStyle w:val="Extranjerismo"/>
+          <w:lang w:val="es-CO"/>
         </w:rPr>
         <w:t>marketing</w:t>
       </w:r>
@@ -6939,6 +6997,7 @@
       <w:r>
         <w:rPr>
           <w:rStyle w:val="Extranjerismo"/>
+          <w:lang w:val="es-CO"/>
         </w:rPr>
         <w:t>marketing</w:t>
       </w:r>
@@ -6951,6 +7010,7 @@
       <w:r>
         <w:rPr>
           <w:rStyle w:val="Extranjerismo"/>
+          <w:lang w:val="es-CO"/>
         </w:rPr>
         <w:t>marketing</w:t>
       </w:r>
@@ -6988,6 +7048,7 @@
       <w:r>
         <w:rPr>
           <w:rStyle w:val="Extranjerismo"/>
+          <w:lang w:val="es-CO"/>
         </w:rPr>
         <w:t>marketing</w:t>
       </w:r>
@@ -7050,6 +7111,7 @@
       <w:r>
         <w:rPr>
           <w:rStyle w:val="Extranjerismo"/>
+          <w:lang w:val="es-CO"/>
         </w:rPr>
         <w:t>marketing</w:t>
       </w:r>
@@ -7057,26 +7119,51 @@
         <w:rPr>
           <w:lang w:eastAsia="es-CO"/>
         </w:rPr>
-        <w:t xml:space="preserve"> digital es la capacidad de medir el rendimiento de las campañas en tiempo real. Herramientas de análisis web permiten a los profesionales del </w:t>
+        <w:t xml:space="preserve"> digital es la capacidad de medir el rendimiento de las campañas en tiempo real. Herramientas de análisis </w:t>
       </w:r>
       <w:r>
         <w:rPr>
           <w:rStyle w:val="Extranjerismo"/>
         </w:rPr>
+        <w:t>web</w:t>
+      </w:r>
+      <w:r>
+        <w:rPr>
+          <w:lang w:eastAsia="es-CO"/>
+        </w:rPr>
+        <w:t xml:space="preserve"> permiten a los profesionales del </w:t>
+      </w:r>
+      <w:r>
+        <w:rPr>
+          <w:rStyle w:val="Extranjerismo"/>
+          <w:lang w:val="es-CO"/>
+        </w:rPr>
         <w:t>marketing</w:t>
       </w:r>
       <w:r>
         <w:rPr>
           <w:lang w:eastAsia="es-CO"/>
         </w:rPr>
-        <w:t xml:space="preserve"> monitorizar el tráfico en sitios web, las interacciones en redes sociales y las </w:t>
+        <w:t xml:space="preserve"> monitorizar el tráfico en sitios </w:t>
+      </w:r>
+      <w:r>
+        <w:rPr>
+          <w:rStyle w:val="Extranjerismo"/>
+        </w:rPr>
+        <w:t>web</w:t>
+      </w:r>
+      <w:r>
+        <w:rPr>
+          <w:lang w:eastAsia="es-CO"/>
+        </w:rPr>
+        <w:t xml:space="preserve">, las interacciones en redes sociales y </w:t>
       </w:r>
       <w:r>
         <w:rPr>
           <w:lang w:eastAsia="es-CO"/>
         </w:rPr>
         <w:lastRenderedPageBreak/>
-        <w:t>tasas de conversión, lo que ayuda a ajustar las estrategias rápidamente para maximizar los resultados.</w:t>
+        <w:t>las tasas de conversión, lo que ayuda a ajustar las estrategias rápidamente para maximizar los resultados.</w:t>
       </w:r>
     </w:p>
     <w:p>
@@ -7106,7 +7193,7 @@
       <w:r>
         <w:rPr>
           <w:rStyle w:val="Extranjerismo"/>
-          <w:lang w:eastAsia="es-CO"/>
+          <w:lang w:val="es-CO" w:eastAsia="es-CO"/>
         </w:rPr>
         <w:t>marketing</w:t>
       </w:r>
@@ -7119,7 +7206,7 @@
       <w:r>
         <w:rPr>
           <w:rStyle w:val="Extranjerismo"/>
-          <w:lang w:eastAsia="es-CO"/>
+          <w:lang w:val="es-CO" w:eastAsia="es-CO"/>
         </w:rPr>
         <w:t>blogs</w:t>
       </w:r>
@@ -7145,6 +7232,7 @@
       <w:r>
         <w:rPr>
           <w:rStyle w:val="Extranjerismo"/>
+          <w:lang w:val="es-CO"/>
         </w:rPr>
         <w:t>marketing</w:t>
       </w:r>
@@ -7180,6 +7268,7 @@
       <w:r>
         <w:rPr>
           <w:rStyle w:val="Extranjerismo"/>
+          <w:lang w:val="es-CO"/>
         </w:rPr>
         <w:t>marketing</w:t>
       </w:r>
@@ -7229,7 +7318,7 @@
       <w:r>
         <w:rPr>
           <w:rStyle w:val="Extranjerismo"/>
-          <w:lang w:eastAsia="es-CO"/>
+          <w:lang w:val="es-CO" w:eastAsia="es-CO"/>
         </w:rPr>
         <w:t>Marketing</w:t>
       </w:r>
@@ -7249,6 +7338,7 @@
       <w:r>
         <w:rPr>
           <w:rStyle w:val="Extranjerismo"/>
+          <w:lang w:val="es-CO"/>
         </w:rPr>
         <w:t>blogs</w:t>
       </w:r>
@@ -7282,7 +7372,19 @@
         <w:rPr>
           <w:lang w:eastAsia="es-CO"/>
         </w:rPr>
-        <w:t>: mejorar la visibilidad de un destino o producto turístico en los resultados de búsqueda de Google y otros motores de búsqueda. Esto incluye la optimización de palabras clave, contenidos y estructura del sitio web para aumentar el tráfico orgánico.</w:t>
+        <w:t xml:space="preserve">: mejorar la visibilidad de un destino o producto turístico en los resultados de búsqueda de Google y otros motores de búsqueda. Esto incluye la optimización de palabras clave, contenidos y estructura del sitio </w:t>
+      </w:r>
+      <w:r>
+        <w:rPr>
+          <w:rStyle w:val="Extranjerismo"/>
+        </w:rPr>
+        <w:t>web</w:t>
+      </w:r>
+      <w:r>
+        <w:rPr>
+          <w:lang w:eastAsia="es-CO"/>
+        </w:rPr>
+        <w:t xml:space="preserve"> para aumentar el tráfico orgánico.</w:t>
       </w:r>
     </w:p>
     <w:p>
@@ -7346,7 +7448,7 @@
         <w:rPr>
           <w:rStyle w:val="Extranjerismo"/>
           <w:b/>
-          <w:lang w:eastAsia="es-CO"/>
+          <w:lang w:val="es-CO" w:eastAsia="es-CO"/>
         </w:rPr>
         <w:t>marketing</w:t>
       </w:r>
@@ -7356,13 +7458,15 @@
         </w:rPr>
         <w:t xml:space="preserve">: aprovechar las redes sociales para crear comunidad, fomentar el </w:t>
       </w:r>
+      <w:proofErr w:type="spellStart"/>
       <w:r>
         <w:rPr>
           <w:rStyle w:val="Extranjerismo"/>
-          <w:lang w:eastAsia="es-CO"/>
+          <w:lang w:val="es-CO" w:eastAsia="es-CO"/>
         </w:rPr>
         <w:t>engagement</w:t>
       </w:r>
+      <w:proofErr w:type="spellEnd"/>
       <w:r>
         <w:rPr>
           <w:lang w:eastAsia="es-CO"/>
@@ -7385,7 +7489,7 @@
         <w:rPr>
           <w:rStyle w:val="Extranjerismo"/>
           <w:b/>
-          <w:lang w:eastAsia="es-CO"/>
+          <w:lang w:val="es-CO" w:eastAsia="es-CO"/>
         </w:rPr>
         <w:t>Email marketing</w:t>
       </w:r>
@@ -7411,6 +7515,7 @@
       <w:r>
         <w:rPr>
           <w:rStyle w:val="Extranjerismo"/>
+          <w:lang w:val="es-CO"/>
         </w:rPr>
         <w:t>marketing</w:t>
       </w:r>
@@ -7511,7 +7616,7 @@
       <w:r>
         <w:rPr>
           <w:rStyle w:val="Extranjerismo"/>
-          <w:lang w:eastAsia="es-CO"/>
+          <w:lang w:val="es-CO"/>
         </w:rPr>
         <w:t>web</w:t>
       </w:r>
@@ -7648,13 +7753,15 @@
         </w:rPr>
         <w:t xml:space="preserve">Utilizar aplicaciones móviles, SMS y notificaciones </w:t>
       </w:r>
+      <w:proofErr w:type="spellStart"/>
       <w:r>
         <w:rPr>
           <w:rStyle w:val="Extranjerismo"/>
-          <w:lang w:eastAsia="es-CO"/>
+          <w:lang w:val="es-CO"/>
         </w:rPr>
         <w:t>push</w:t>
       </w:r>
+      <w:proofErr w:type="spellEnd"/>
       <w:r>
         <w:rPr>
           <w:lang w:eastAsia="es-CO"/>
@@ -7702,16 +7809,18 @@
         </w:rPr>
         <w:t xml:space="preserve">Plataformas como YouTube y Vimeo son esenciales para compartir videos promocionales, tutoriales o testimonios de turistas, lo que aumenta la visibilidad y el </w:t>
       </w:r>
+      <w:proofErr w:type="spellStart"/>
       <w:r>
         <w:rPr>
           <w:rStyle w:val="Extranjerismo"/>
-          <w:lang w:eastAsia="es-CO"/>
+          <w:lang w:val="es-CO"/>
         </w:rPr>
         <w:t>engagement</w:t>
       </w:r>
-      <w:r>
-        <w:rPr>
-          <w:lang w:eastAsia="es-CO"/>
+      <w:proofErr w:type="spellEnd"/>
+      <w:r>
+        <w:rPr>
+          <w:rStyle w:val="Extranjerismo"/>
         </w:rPr>
         <w:t>.</w:t>
       </w:r>
@@ -8014,6 +8123,7 @@
       <w:r>
         <w:rPr>
           <w:rStyle w:val="Extranjerismo"/>
+          <w:lang w:val="es-CO"/>
         </w:rPr>
         <w:t>marketing</w:t>
       </w:r>
@@ -8037,7 +8147,7 @@
       <w:r>
         <w:rPr>
           <w:rStyle w:val="Extranjerismo"/>
-          <w:lang w:eastAsia="es-CO"/>
+          <w:lang w:val="es-CO" w:eastAsia="es-CO"/>
         </w:rPr>
         <w:t>marketing</w:t>
       </w:r>
@@ -8050,7 +8160,7 @@
       <w:r>
         <w:rPr>
           <w:rStyle w:val="Extranjerismo"/>
-          <w:lang w:eastAsia="es-CO"/>
+          <w:lang w:val="es-CO"/>
         </w:rPr>
         <w:t>marketing</w:t>
       </w:r>
@@ -8071,26 +8181,24 @@
         <w:rPr>
           <w:lang w:eastAsia="es-CO"/>
         </w:rPr>
-        <w:t>Los profesionales que trabajan en e-</w:t>
-      </w:r>
-      <w:proofErr w:type="spellStart"/>
-      <w:r>
-        <w:rPr>
-          <w:lang w:eastAsia="es-CO"/>
-        </w:rPr>
-        <w:t>commerce</w:t>
-      </w:r>
-      <w:proofErr w:type="spellEnd"/>
-      <w:r>
-        <w:rPr>
-          <w:lang w:eastAsia="es-CO"/>
-        </w:rPr>
-        <w:t xml:space="preserve"> o especialistas en </w:t>
+        <w:t xml:space="preserve">Los profesionales que trabajan en </w:t>
       </w:r>
       <w:r>
         <w:rPr>
           <w:rStyle w:val="Extranjerismo"/>
-          <w:lang w:eastAsia="es-CO"/>
+        </w:rPr>
+        <w:t xml:space="preserve">e-commerce </w:t>
+      </w:r>
+      <w:r>
+        <w:rPr>
+          <w:lang w:eastAsia="es-CO"/>
+        </w:rPr>
+        <w:t xml:space="preserve">o especialistas en </w:t>
+      </w:r>
+      <w:r>
+        <w:rPr>
+          <w:rStyle w:val="Extranjerismo"/>
+          <w:lang w:val="es-CO" w:eastAsia="es-CO"/>
         </w:rPr>
         <w:t>marketing</w:t>
       </w:r>
@@ -8103,6 +8211,7 @@
       <w:r>
         <w:rPr>
           <w:rStyle w:val="Extranjerismo"/>
+          <w:lang w:val="es-CO"/>
         </w:rPr>
         <w:t>marketing</w:t>
       </w:r>
@@ -8115,6 +8224,7 @@
       <w:r>
         <w:rPr>
           <w:rStyle w:val="Extranjerismo"/>
+          <w:lang w:val="es-CO"/>
         </w:rPr>
         <w:t>marketing</w:t>
       </w:r>
@@ -8148,6 +8258,7 @@
       <w:r>
         <w:rPr>
           <w:rStyle w:val="Extranjerismo"/>
+          <w:lang w:val="es-CO"/>
         </w:rPr>
         <w:t xml:space="preserve">software </w:t>
       </w:r>
@@ -8160,7 +8271,7 @@
       <w:r>
         <w:rPr>
           <w:rStyle w:val="Extranjerismo"/>
-          <w:lang w:eastAsia="es-CO"/>
+          <w:lang w:val="es-CO" w:eastAsia="es-CO"/>
         </w:rPr>
         <w:t>marketing</w:t>
       </w:r>
@@ -8173,6 +8284,7 @@
       <w:r>
         <w:rPr>
           <w:rStyle w:val="Extranjerismo"/>
+          <w:lang w:val="es-CO"/>
         </w:rPr>
         <w:t>marketing</w:t>
       </w:r>
@@ -8198,7 +8310,7 @@
       <w:r>
         <w:rPr>
           <w:rStyle w:val="Extranjerismo"/>
-          <w:lang w:eastAsia="es-CO"/>
+          <w:lang w:val="es-CO" w:eastAsia="es-CO"/>
         </w:rPr>
         <w:t>software</w:t>
       </w:r>
@@ -8211,6 +8323,7 @@
       <w:r>
         <w:rPr>
           <w:rStyle w:val="Extranjerismo"/>
+          <w:lang w:val="es-CO"/>
         </w:rPr>
         <w:t>marketing</w:t>
       </w:r>
@@ -8223,6 +8336,7 @@
       <w:r>
         <w:rPr>
           <w:rStyle w:val="Extranjerismo"/>
+          <w:lang w:val="es-CO"/>
         </w:rPr>
         <w:t>marketing</w:t>
       </w:r>
@@ -8235,7 +8349,7 @@
       <w:r>
         <w:rPr>
           <w:rStyle w:val="Extranjerismo"/>
-          <w:lang w:eastAsia="es-CO"/>
+          <w:lang w:val="es-CO" w:eastAsia="es-CO"/>
         </w:rPr>
         <w:t>marketing</w:t>
       </w:r>
@@ -8256,7 +8370,19 @@
         <w:rPr>
           <w:lang w:eastAsia="es-CO"/>
         </w:rPr>
-        <w:t>La velocidad y la puntualidad constituyen los motivos fundamentales para que una compañía incorpore herramientas promocionales basadas en inteligencia artificial. Esta tecnología es capaz de analizar grandes volúmenes de datos procedentes de diversas fuentes como redes sociales, correos electrónicos o sitios web, además de reducir la distancia entre la información obtenida y las soluciones aplicadas para optimizar las campañas publicitarias, así como el posicionamiento de productos, servicios o destinos turísticos.</w:t>
+        <w:t xml:space="preserve">La velocidad y la puntualidad constituyen los motivos fundamentales para que una compañía incorpore herramientas promocionales basadas en inteligencia artificial. Esta tecnología es capaz de analizar grandes volúmenes de datos procedentes de diversas fuentes como redes sociales, correos electrónicos o sitios </w:t>
+      </w:r>
+      <w:r>
+        <w:rPr>
+          <w:rStyle w:val="Extranjerismo"/>
+        </w:rPr>
+        <w:t>web</w:t>
+      </w:r>
+      <w:r>
+        <w:rPr>
+          <w:lang w:eastAsia="es-CO"/>
+        </w:rPr>
+        <w:t>, además de reducir la distancia entre la información obtenida y las soluciones aplicadas para optimizar las campañas publicitarias, así como el posicionamiento de productos, servicios o destinos turísticos.</w:t>
       </w:r>
     </w:p>
     <w:p>
@@ -8282,7 +8408,7 @@
       <w:r>
         <w:rPr>
           <w:rStyle w:val="Extranjerismo"/>
-          <w:lang w:eastAsia="es-CO"/>
+          <w:lang w:val="es-CO" w:eastAsia="es-CO"/>
         </w:rPr>
         <w:t>marketing</w:t>
       </w:r>
@@ -8295,6 +8421,7 @@
       <w:r>
         <w:rPr>
           <w:rStyle w:val="Extranjerismo"/>
+          <w:lang w:val="es-CO"/>
         </w:rPr>
         <w:t>marketing</w:t>
       </w:r>
@@ -8340,7 +8467,7 @@
       <w:r>
         <w:rPr>
           <w:rStyle w:val="Extranjerismo"/>
-          <w:lang w:eastAsia="es-CO"/>
+          <w:lang w:val="es-CO" w:eastAsia="es-CO"/>
         </w:rPr>
         <w:t>marketing</w:t>
       </w:r>
@@ -8374,7 +8501,7 @@
         <w:rPr>
           <w:rStyle w:val="Extranjerismo"/>
           <w:b/>
-          <w:lang w:eastAsia="es-CO"/>
+          <w:lang w:val="es-CO" w:eastAsia="es-CO"/>
         </w:rPr>
         <w:t>marketing</w:t>
       </w:r>
@@ -8389,7 +8516,7 @@
         <w:rPr>
           <w:rStyle w:val="Extranjerismo"/>
           <w:b/>
-          <w:lang w:eastAsia="es-CO"/>
+          <w:lang w:val="es-CO" w:eastAsia="es-CO"/>
         </w:rPr>
         <w:t>email</w:t>
       </w:r>
@@ -8409,7 +8536,7 @@
       <w:r>
         <w:rPr>
           <w:rStyle w:val="Extranjerismo"/>
-          <w:lang w:eastAsia="es-CO"/>
+          <w:lang w:val="es-CO" w:eastAsia="es-CO"/>
         </w:rPr>
         <w:t>email</w:t>
       </w:r>
@@ -8422,7 +8549,7 @@
       <w:r>
         <w:rPr>
           <w:rStyle w:val="Extranjerismo"/>
-          <w:lang w:eastAsia="es-CO"/>
+          <w:lang w:val="es-CO" w:eastAsia="es-CO"/>
         </w:rPr>
         <w:t>marketing</w:t>
       </w:r>
@@ -8443,17 +8570,21 @@
         <w:rPr>
           <w:rStyle w:val="Extranjerismo"/>
           <w:b/>
-          <w:lang w:eastAsia="es-CO"/>
-        </w:rPr>
-      </w:pPr>
+          <w:bCs/>
+          <w:lang w:val="es-CO" w:eastAsia="es-CO"/>
+        </w:rPr>
+      </w:pPr>
+      <w:proofErr w:type="spellStart"/>
       <w:r>
         <w:rPr>
           <w:rStyle w:val="Extranjerismo"/>
           <w:b/>
-          <w:lang w:eastAsia="es-CO"/>
+          <w:bCs/>
+          <w:lang w:val="es-CO" w:eastAsia="es-CO"/>
         </w:rPr>
         <w:t>Chatbots</w:t>
       </w:r>
+      <w:proofErr w:type="spellEnd"/>
     </w:p>
     <w:p>
       <w:pPr>
@@ -8467,13 +8598,15 @@
         </w:rPr>
         <w:t xml:space="preserve">Un </w:t>
       </w:r>
+      <w:proofErr w:type="spellStart"/>
       <w:r>
         <w:rPr>
           <w:rStyle w:val="Extranjerismo"/>
-          <w:lang w:eastAsia="es-CO"/>
+          <w:lang w:val="es-CO" w:eastAsia="es-CO"/>
         </w:rPr>
         <w:t>chatbot</w:t>
       </w:r>
+      <w:proofErr w:type="spellEnd"/>
       <w:r>
         <w:rPr>
           <w:lang w:eastAsia="es-CO"/>
@@ -8497,7 +8630,7 @@
       <w:r>
         <w:rPr>
           <w:rStyle w:val="Extranjerismo"/>
-          <w:lang w:eastAsia="es-CO"/>
+          <w:lang w:val="es-CO" w:eastAsia="es-CO"/>
         </w:rPr>
         <w:t>marketing</w:t>
       </w:r>
@@ -8615,13 +8748,15 @@
         </w:rPr>
         <w:t xml:space="preserve">Ha incorporado </w:t>
       </w:r>
+      <w:proofErr w:type="spellStart"/>
       <w:r>
         <w:rPr>
           <w:rStyle w:val="Extranjerismo"/>
-          <w:lang w:eastAsia="es-CO"/>
+          <w:lang w:val="es-CO" w:eastAsia="es-CO"/>
         </w:rPr>
         <w:t>chatbots</w:t>
       </w:r>
+      <w:proofErr w:type="spellEnd"/>
       <w:r>
         <w:rPr>
           <w:lang w:eastAsia="es-CO"/>
@@ -8686,7 +8821,7 @@
       <w:r>
         <w:rPr>
           <w:rStyle w:val="Extranjerismo"/>
-          <w:lang w:eastAsia="es-CO"/>
+          <w:lang w:val="es-CO" w:eastAsia="es-CO"/>
         </w:rPr>
         <w:t>marketing</w:t>
       </w:r>
@@ -8743,7 +8878,7 @@
       <w:r>
         <w:rPr>
           <w:rStyle w:val="Extranjerismo"/>
-          <w:lang w:eastAsia="es-CO"/>
+          <w:lang w:val="es-CO" w:eastAsia="es-CO"/>
         </w:rPr>
         <w:t>marketing</w:t>
       </w:r>
@@ -8820,6 +8955,7 @@
       <w:r>
         <w:rPr>
           <w:rStyle w:val="Extranjerismo"/>
+          <w:lang w:val="es-CO"/>
         </w:rPr>
         <w:t>marketing</w:t>
       </w:r>
@@ -8977,7 +9113,7 @@
       <w:r>
         <w:rPr>
           <w:rStyle w:val="Extranjerismo"/>
-          <w:lang w:eastAsia="es-CO"/>
+          <w:lang w:val="es-CO" w:eastAsia="es-CO"/>
         </w:rPr>
         <w:t>marketing</w:t>
       </w:r>
@@ -9062,7 +9198,7 @@
       <w:r>
         <w:rPr>
           <w:rStyle w:val="Extranjerismo"/>
-          <w:lang w:eastAsia="es-CO"/>
+          <w:lang w:val="es-CO" w:eastAsia="es-CO"/>
         </w:rPr>
         <w:t>marketing</w:t>
       </w:r>
@@ -10995,6 +11131,7 @@
             <w:r>
               <w:rPr>
                 <w:rStyle w:val="Extranjerismo"/>
+                <w:lang w:val="es-CO"/>
               </w:rPr>
               <w:t>software</w:t>
             </w:r>
@@ -11004,6 +11141,7 @@
             <w:r>
               <w:rPr>
                 <w:rStyle w:val="Extranjerismo"/>
+                <w:lang w:val="es-CO"/>
               </w:rPr>
               <w:t>hardware</w:t>
             </w:r>
@@ -12365,7 +12503,7 @@
       <w:r>
         <w:rPr>
           <w:rStyle w:val="Extranjerismo"/>
-          <w:lang w:eastAsia="es-CO"/>
+          <w:lang w:val="es-CO" w:eastAsia="es-CO"/>
         </w:rPr>
         <w:t>marketing</w:t>
       </w:r>
@@ -12378,7 +12516,7 @@
       <w:r>
         <w:rPr>
           <w:rStyle w:val="Extranjerismo"/>
-          <w:lang w:eastAsia="es-CO"/>
+          <w:lang w:val="es-CO" w:eastAsia="es-CO"/>
         </w:rPr>
         <w:t>marketing</w:t>
       </w:r>
@@ -12402,7 +12540,6 @@
           <w:lang w:eastAsia="es-CO"/>
         </w:rPr>
       </w:pPr>
-      <w:bookmarkStart w:id="33" w:name="_GoBack"/>
       <w:r>
         <w:rPr>
           <w:noProof/>
@@ -12427,7 +12564,7 @@
                     </pic:cNvPicPr>
                   </pic:nvPicPr>
                   <pic:blipFill>
-                    <a:blip r:embed="rId11">
+                    <a:blip r:embed="rId14">
                       <a:extLst>
                         <a:ext uri="{28A0092B-C50C-407E-A947-70E740481C1C}">
                           <a14:useLocalDpi xmlns:a14="http://schemas.microsoft.com/office/drawing/2010/main" val="0"/>
@@ -12455,7 +12592,6 @@
           </wp:inline>
         </w:drawing>
       </w:r>
-      <w:bookmarkEnd w:id="33"/>
     </w:p>
     <w:p>
       <w:pPr>
@@ -12468,12 +12604,12 @@
       <w:pPr>
         <w:pStyle w:val="Titulosgenerales"/>
       </w:pPr>
-      <w:bookmarkStart w:id="34" w:name="_Toc199345796"/>
+      <w:bookmarkStart w:id="33" w:name="_Toc199345796"/>
       <w:r>
         <w:lastRenderedPageBreak/>
         <w:t>Material Complementario</w:t>
       </w:r>
-      <w:bookmarkEnd w:id="34"/>
+      <w:bookmarkEnd w:id="33"/>
     </w:p>
     <w:tbl>
       <w:tblPr>
@@ -12663,7 +12799,7 @@
                 <w:szCs w:val="24"/>
               </w:rPr>
             </w:pPr>
-            <w:hyperlink r:id="rId12" w:history="1">
+            <w:hyperlink r:id="rId15" w:history="1">
               <w:r>
                 <w:rPr>
                   <w:rStyle w:val="Hipervnculo"/>
@@ -12750,7 +12886,7 @@
                 <w:szCs w:val="24"/>
               </w:rPr>
             </w:pPr>
-            <w:hyperlink r:id="rId13" w:history="1">
+            <w:hyperlink r:id="rId16" w:history="1">
               <w:r>
                 <w:rPr>
                   <w:rStyle w:val="Hipervnculo"/>
@@ -12784,14 +12920,14 @@
       <w:pPr>
         <w:pStyle w:val="Titulosgenerales"/>
       </w:pPr>
-      <w:bookmarkStart w:id="35" w:name="_Toc176443725"/>
-      <w:bookmarkStart w:id="36" w:name="_Toc199345797"/>
+      <w:bookmarkStart w:id="34" w:name="_Toc176443725"/>
+      <w:bookmarkStart w:id="35" w:name="_Toc199345797"/>
       <w:r>
         <w:lastRenderedPageBreak/>
         <w:t>Glosario</w:t>
       </w:r>
+      <w:bookmarkEnd w:id="34"/>
       <w:bookmarkEnd w:id="35"/>
-      <w:bookmarkEnd w:id="36"/>
     </w:p>
     <w:p>
       <w:pPr>
@@ -12803,7 +12939,8 @@
         <w:rPr>
           <w:rStyle w:val="Extranjerismo"/>
           <w:b/>
-          <w:lang w:eastAsia="es-CO"/>
+          <w:bCs/>
+          <w:lang w:val="es-CO"/>
         </w:rPr>
         <w:t>Branding</w:t>
       </w:r>
@@ -12904,7 +13041,7 @@
         <w:rPr>
           <w:rStyle w:val="Extranjerismo"/>
           <w:b/>
-          <w:lang w:eastAsia="es-CO"/>
+          <w:lang w:val="es-CO" w:eastAsia="es-CO"/>
         </w:rPr>
         <w:t>Marketing</w:t>
       </w:r>
@@ -12925,7 +13062,7 @@
         <w:rPr>
           <w:rStyle w:val="Extranjerismo"/>
           <w:b/>
-          <w:lang w:eastAsia="es-CO"/>
+          <w:lang w:val="es-CO" w:eastAsia="es-CO"/>
         </w:rPr>
         <w:t>Marketing</w:t>
       </w:r>
@@ -12940,20 +13077,32 @@
         <w:rPr>
           <w:lang w:eastAsia="es-CO"/>
         </w:rPr>
-        <w:t>: uso de plataformas digitales y tecnologías en línea para promocionar productos o servicios, incluyendo redes sociales, campañas de correo electrónico y posicionamiento web.</w:t>
-      </w:r>
-    </w:p>
-    <w:p>
-      <w:pPr>
-        <w:rPr>
-          <w:lang w:eastAsia="es-CO"/>
-        </w:rPr>
-      </w:pPr>
+        <w:t xml:space="preserve">: uso de plataformas digitales y tecnologías en línea para promocionar productos o servicios, incluyendo redes sociales, campañas de correo electrónico y posicionamiento </w:t>
+      </w:r>
       <w:r>
         <w:rPr>
           <w:rStyle w:val="Extranjerismo"/>
-          <w:b/>
-          <w:lang w:eastAsia="es-CO"/>
+        </w:rPr>
+        <w:t>web</w:t>
+      </w:r>
+      <w:r>
+        <w:rPr>
+          <w:lang w:eastAsia="es-CO"/>
+        </w:rPr>
+        <w:t>.</w:t>
+      </w:r>
+    </w:p>
+    <w:p>
+      <w:pPr>
+        <w:rPr>
+          <w:lang w:eastAsia="es-CO"/>
+        </w:rPr>
+      </w:pPr>
+      <w:r>
+        <w:rPr>
+          <w:rStyle w:val="Extranjerismo"/>
+          <w:b/>
+          <w:lang w:val="es-CO" w:eastAsia="es-CO"/>
         </w:rPr>
         <w:t>Marketing</w:t>
       </w:r>
@@ -12973,7 +13122,7 @@
       <w:r>
         <w:rPr>
           <w:rStyle w:val="Extranjerismo"/>
-          <w:lang w:eastAsia="es-CO"/>
+          <w:lang w:val="es-CO" w:eastAsia="es-CO"/>
         </w:rPr>
         <w:t>marketing</w:t>
       </w:r>
@@ -13120,8 +13269,8 @@
           <w:lang w:val="es-MX"/>
         </w:rPr>
       </w:pPr>
-      <w:bookmarkStart w:id="37" w:name="_Toc176443726"/>
-      <w:bookmarkStart w:id="38" w:name="_Toc199345798"/>
+      <w:bookmarkStart w:id="36" w:name="_Toc176443726"/>
+      <w:bookmarkStart w:id="37" w:name="_Toc199345798"/>
       <w:r>
         <w:rPr>
           <w:lang w:val="es-MX"/>
@@ -13129,8 +13278,8 @@
         <w:lastRenderedPageBreak/>
         <w:t>Referencias bibliográficas</w:t>
       </w:r>
+      <w:bookmarkEnd w:id="36"/>
       <w:bookmarkEnd w:id="37"/>
-      <w:bookmarkEnd w:id="38"/>
     </w:p>
     <w:p>
       <w:pPr>
@@ -13153,39 +13302,25 @@
       </w:pPr>
       <w:r>
         <w:rPr>
-          <w:lang w:val="es-MX" w:eastAsia="es-CO"/>
-        </w:rPr>
-        <w:t xml:space="preserve">American Marketing </w:t>
+          <w:lang w:val="en-US" w:eastAsia="es-CO"/>
+        </w:rPr>
+        <w:t>American Marketing Association. (</w:t>
       </w:r>
       <w:proofErr w:type="spellStart"/>
       <w:r>
         <w:rPr>
-          <w:lang w:val="es-MX" w:eastAsia="es-CO"/>
-        </w:rPr>
-        <w:t>Association</w:t>
+          <w:lang w:val="en-US" w:eastAsia="es-CO"/>
+        </w:rPr>
+        <w:t>s.f.</w:t>
       </w:r>
       <w:proofErr w:type="spellEnd"/>
       <w:r>
         <w:rPr>
-          <w:lang w:val="es-MX" w:eastAsia="es-CO"/>
-        </w:rPr>
-        <w:t xml:space="preserve">. (s.f.). </w:t>
-      </w:r>
-      <w:proofErr w:type="spellStart"/>
-      <w:r>
-        <w:rPr>
-          <w:lang w:val="es-MX" w:eastAsia="es-CO"/>
-        </w:rPr>
-        <w:t>Dictionary</w:t>
-      </w:r>
-      <w:proofErr w:type="spellEnd"/>
-      <w:r>
-        <w:rPr>
-          <w:lang w:val="es-MX" w:eastAsia="es-CO"/>
-        </w:rPr>
-        <w:t xml:space="preserve">: Brand. </w:t>
-      </w:r>
-      <w:hyperlink r:id="rId14" w:history="1">
+          <w:lang w:val="en-US" w:eastAsia="es-CO"/>
+        </w:rPr>
+        <w:t xml:space="preserve">). Dictionary: Brand. </w:t>
+      </w:r>
+      <w:hyperlink r:id="rId17" w:history="1">
         <w:r>
           <w:rPr>
             <w:rStyle w:val="Hipervnculo"/>
@@ -13198,49 +13333,55 @@
     <w:p>
       <w:pPr>
         <w:rPr>
+          <w:lang w:val="en-US" w:eastAsia="es-CO"/>
+        </w:rPr>
+      </w:pPr>
+      <w:r>
+        <w:rPr>
           <w:lang w:val="es-MX" w:eastAsia="es-CO"/>
         </w:rPr>
-      </w:pPr>
-      <w:r>
+        <w:t xml:space="preserve">Fisher, L., &amp; Espejo, J. (2017). </w:t>
+      </w:r>
+      <w:proofErr w:type="spellStart"/>
+      <w:r>
+        <w:rPr>
+          <w:lang w:val="en-US" w:eastAsia="es-CO"/>
+        </w:rPr>
+        <w:t>Mercadotecnia</w:t>
+      </w:r>
+      <w:proofErr w:type="spellEnd"/>
+      <w:r>
+        <w:rPr>
+          <w:lang w:val="en-US" w:eastAsia="es-CO"/>
+        </w:rPr>
+        <w:t>. McGraw-Hill Education.</w:t>
+      </w:r>
+    </w:p>
+    <w:p>
+      <w:pPr>
         <w:rPr>
           <w:lang w:val="es-MX" w:eastAsia="es-CO"/>
         </w:rPr>
-        <w:t xml:space="preserve">Fisher, L., &amp; Espejo, J. (2017). Mercadotecnia. McGraw-Hill </w:t>
-      </w:r>
-      <w:proofErr w:type="spellStart"/>
+      </w:pPr>
+      <w:r>
+        <w:rPr>
+          <w:lang w:val="en-US" w:eastAsia="es-CO"/>
+        </w:rPr>
+        <w:t xml:space="preserve">FONTUR. </w:t>
+      </w:r>
       <w:r>
         <w:rPr>
           <w:lang w:val="es-MX" w:eastAsia="es-CO"/>
         </w:rPr>
-        <w:t>Education</w:t>
-      </w:r>
-      <w:proofErr w:type="spellEnd"/>
+        <w:t>(2024). El país de la belleza.</w:t>
+      </w:r>
       <w:r>
         <w:rPr>
           <w:lang w:val="es-MX" w:eastAsia="es-CO"/>
         </w:rPr>
-        <w:t>.</w:t>
-      </w:r>
-    </w:p>
-    <w:p>
-      <w:pPr>
-        <w:rPr>
-          <w:lang w:val="es-MX" w:eastAsia="es-CO"/>
-        </w:rPr>
-      </w:pPr>
-      <w:r>
-        <w:rPr>
-          <w:lang w:val="es-MX" w:eastAsia="es-CO"/>
-        </w:rPr>
-        <w:t>FONTUR. (2024). El país de la belleza.</w:t>
-      </w:r>
-      <w:r>
-        <w:rPr>
-          <w:lang w:val="es-MX" w:eastAsia="es-CO"/>
-        </w:rPr>
         <w:t xml:space="preserve"> </w:t>
       </w:r>
-      <w:hyperlink r:id="rId15" w:history="1">
+      <w:hyperlink r:id="rId18" w:history="1">
         <w:r>
           <w:rPr>
             <w:rStyle w:val="Hipervnculo"/>
@@ -13253,41 +13394,157 @@
     <w:p>
       <w:pPr>
         <w:rPr>
+          <w:lang w:val="en-US" w:eastAsia="es-CO"/>
+        </w:rPr>
+      </w:pPr>
+      <w:r>
+        <w:rPr>
           <w:lang w:val="es-MX" w:eastAsia="es-CO"/>
         </w:rPr>
-      </w:pPr>
-      <w:r>
+        <w:t xml:space="preserve">Fred, D. (2013). Conceptos de administración estratégica. </w:t>
+      </w:r>
+      <w:r>
+        <w:rPr>
+          <w:lang w:val="en-US" w:eastAsia="es-CO"/>
+        </w:rPr>
+        <w:t xml:space="preserve">Pearson </w:t>
+      </w:r>
+      <w:proofErr w:type="spellStart"/>
+      <w:r>
+        <w:rPr>
+          <w:lang w:val="en-US" w:eastAsia="es-CO"/>
+        </w:rPr>
+        <w:t>Educación</w:t>
+      </w:r>
+      <w:proofErr w:type="spellEnd"/>
+      <w:r>
+        <w:rPr>
+          <w:lang w:val="en-US" w:eastAsia="es-CO"/>
+        </w:rPr>
+        <w:t>.</w:t>
+      </w:r>
+    </w:p>
+    <w:p>
+      <w:pPr>
+        <w:rPr>
+          <w:lang w:val="en-US" w:eastAsia="es-CO"/>
+        </w:rPr>
+      </w:pPr>
+      <w:r>
+        <w:rPr>
+          <w:lang w:val="en-US" w:eastAsia="es-CO"/>
+        </w:rPr>
+        <w:t xml:space="preserve">Kotler, P., Bowen, J. T., &amp; Makens, J. C. (2012). </w:t>
+      </w:r>
+      <w:r>
+        <w:rPr>
+          <w:lang w:val="en-US"/>
+        </w:rPr>
+        <w:t>Marketing</w:t>
+      </w:r>
+      <w:r>
+        <w:rPr>
+          <w:lang w:val="en-US" w:eastAsia="es-CO"/>
+        </w:rPr>
+        <w:t xml:space="preserve"> </w:t>
+      </w:r>
+      <w:proofErr w:type="spellStart"/>
+      <w:r>
+        <w:rPr>
+          <w:lang w:val="en-US" w:eastAsia="es-CO"/>
+        </w:rPr>
+        <w:t>turístico</w:t>
+      </w:r>
+      <w:proofErr w:type="spellEnd"/>
+      <w:r>
+        <w:rPr>
+          <w:lang w:val="en-US" w:eastAsia="es-CO"/>
+        </w:rPr>
+        <w:t xml:space="preserve"> (6.ª ed.). Pearson </w:t>
+      </w:r>
+      <w:proofErr w:type="spellStart"/>
+      <w:r>
+        <w:rPr>
+          <w:lang w:val="en-US" w:eastAsia="es-CO"/>
+        </w:rPr>
+        <w:t>Educación</w:t>
+      </w:r>
+      <w:proofErr w:type="spellEnd"/>
+      <w:r>
+        <w:rPr>
+          <w:lang w:val="en-US" w:eastAsia="es-CO"/>
+        </w:rPr>
+        <w:t>.</w:t>
+      </w:r>
+    </w:p>
+    <w:p>
+      <w:pPr>
+        <w:rPr>
+          <w:lang w:val="en-US" w:eastAsia="es-CO"/>
+        </w:rPr>
+      </w:pPr>
+      <w:proofErr w:type="spellStart"/>
+      <w:r>
+        <w:rPr>
+          <w:lang w:val="en-US" w:eastAsia="es-CO"/>
+        </w:rPr>
+        <w:t>Lindbeck</w:t>
+      </w:r>
+      <w:proofErr w:type="spellEnd"/>
+      <w:r>
+        <w:rPr>
+          <w:lang w:val="en-US" w:eastAsia="es-CO"/>
+        </w:rPr>
+        <w:t>, A., &amp; Wikström, M. (1999). Technological change and information structure in the service economy. Stockholm University, Institute for International Economic Studies.</w:t>
+      </w:r>
+    </w:p>
+    <w:p>
+      <w:pPr>
         <w:rPr>
           <w:lang w:val="es-MX" w:eastAsia="es-CO"/>
         </w:rPr>
-        <w:t>Fred, D. (2013). Conceptos de administración estratégica. Pearson Educación.</w:t>
-      </w:r>
-    </w:p>
-    <w:p>
-      <w:pPr>
+      </w:pPr>
+      <w:proofErr w:type="spellStart"/>
+      <w:r>
+        <w:rPr>
+          <w:lang w:val="en-US" w:eastAsia="es-CO"/>
+        </w:rPr>
+        <w:t>Noblecilla</w:t>
+      </w:r>
+      <w:proofErr w:type="spellEnd"/>
+      <w:r>
+        <w:rPr>
+          <w:lang w:val="en-US" w:eastAsia="es-CO"/>
+        </w:rPr>
+        <w:t xml:space="preserve">, M., &amp; Granados, M. (2018). </w:t>
+      </w:r>
+      <w:r>
         <w:rPr>
           <w:lang w:val="es-MX" w:eastAsia="es-CO"/>
         </w:rPr>
-      </w:pPr>
+        <w:t xml:space="preserve">El </w:t>
+      </w:r>
+      <w:r>
+        <w:t>marketing</w:t>
+      </w:r>
       <w:r>
         <w:rPr>
           <w:lang w:val="es-MX" w:eastAsia="es-CO"/>
         </w:rPr>
-        <w:t xml:space="preserve">Kotler, P., Bowen, J. T., &amp; </w:t>
-      </w:r>
-      <w:proofErr w:type="spellStart"/>
-      <w:r>
+        <w:t xml:space="preserve"> y su aplicación en diferentes áreas del conocimiento. Ediciones UTMACH.</w:t>
+      </w:r>
+    </w:p>
+    <w:p>
+      <w:pPr>
         <w:rPr>
           <w:lang w:val="es-MX" w:eastAsia="es-CO"/>
         </w:rPr>
-        <w:t>Makens</w:t>
-      </w:r>
-      <w:proofErr w:type="spellEnd"/>
+      </w:pPr>
       <w:r>
         <w:rPr>
           <w:lang w:val="es-MX" w:eastAsia="es-CO"/>
         </w:rPr>
-        <w:t>, J. C. (2012). Marketing turístico (6.ª ed.). Pearson Educación.</w:t>
+        <w:t>Oficina Española de Patentes y Marcas. (s.f.). ¿Qué es una marca?</w:t>
       </w:r>
     </w:p>
     <w:p>
@@ -13296,262 +13553,19 @@
           <w:lang w:val="es-MX" w:eastAsia="es-CO"/>
         </w:rPr>
       </w:pPr>
-      <w:proofErr w:type="spellStart"/>
       <w:r>
         <w:rPr>
           <w:lang w:val="es-MX" w:eastAsia="es-CO"/>
         </w:rPr>
-        <w:t>Lindbeck</w:t>
-      </w:r>
-      <w:proofErr w:type="spellEnd"/>
+        <w:t>Real Academia Española. (s.f.). Marca. En Diccionario de la lengua española (23.ª ed.).</w:t>
+      </w:r>
       <w:r>
         <w:rPr>
           <w:lang w:val="es-MX" w:eastAsia="es-CO"/>
         </w:rPr>
-        <w:t xml:space="preserve">, A., &amp; </w:t>
-      </w:r>
-      <w:proofErr w:type="spellStart"/>
-      <w:r>
-        <w:rPr>
-          <w:lang w:val="es-MX" w:eastAsia="es-CO"/>
-        </w:rPr>
-        <w:t>Wikström</w:t>
-      </w:r>
-      <w:proofErr w:type="spellEnd"/>
-      <w:r>
-        <w:rPr>
-          <w:lang w:val="es-MX" w:eastAsia="es-CO"/>
-        </w:rPr>
-        <w:t xml:space="preserve">, M. (1999). </w:t>
-      </w:r>
-      <w:proofErr w:type="spellStart"/>
-      <w:r>
-        <w:rPr>
-          <w:lang w:val="es-MX" w:eastAsia="es-CO"/>
-        </w:rPr>
-        <w:t>Technological</w:t>
-      </w:r>
-      <w:proofErr w:type="spellEnd"/>
-      <w:r>
-        <w:rPr>
-          <w:lang w:val="es-MX" w:eastAsia="es-CO"/>
-        </w:rPr>
         <w:t xml:space="preserve"> </w:t>
       </w:r>
-      <w:proofErr w:type="spellStart"/>
-      <w:r>
-        <w:rPr>
-          <w:lang w:val="es-MX" w:eastAsia="es-CO"/>
-        </w:rPr>
-        <w:t>change</w:t>
-      </w:r>
-      <w:proofErr w:type="spellEnd"/>
-      <w:r>
-        <w:rPr>
-          <w:lang w:val="es-MX" w:eastAsia="es-CO"/>
-        </w:rPr>
-        <w:t xml:space="preserve"> and </w:t>
-      </w:r>
-      <w:proofErr w:type="spellStart"/>
-      <w:r>
-        <w:rPr>
-          <w:lang w:val="es-MX" w:eastAsia="es-CO"/>
-        </w:rPr>
-        <w:t>information</w:t>
-      </w:r>
-      <w:proofErr w:type="spellEnd"/>
-      <w:r>
-        <w:rPr>
-          <w:lang w:val="es-MX" w:eastAsia="es-CO"/>
-        </w:rPr>
-        <w:t xml:space="preserve"> </w:t>
-      </w:r>
-      <w:proofErr w:type="spellStart"/>
-      <w:r>
-        <w:rPr>
-          <w:lang w:val="es-MX" w:eastAsia="es-CO"/>
-        </w:rPr>
-        <w:t>structure</w:t>
-      </w:r>
-      <w:proofErr w:type="spellEnd"/>
-      <w:r>
-        <w:rPr>
-          <w:lang w:val="es-MX" w:eastAsia="es-CO"/>
-        </w:rPr>
-        <w:t xml:space="preserve"> in </w:t>
-      </w:r>
-      <w:proofErr w:type="spellStart"/>
-      <w:r>
-        <w:rPr>
-          <w:lang w:val="es-MX" w:eastAsia="es-CO"/>
-        </w:rPr>
-        <w:t>the</w:t>
-      </w:r>
-      <w:proofErr w:type="spellEnd"/>
-      <w:r>
-        <w:rPr>
-          <w:lang w:val="es-MX" w:eastAsia="es-CO"/>
-        </w:rPr>
-        <w:t xml:space="preserve"> </w:t>
-      </w:r>
-      <w:proofErr w:type="spellStart"/>
-      <w:r>
-        <w:rPr>
-          <w:lang w:val="es-MX" w:eastAsia="es-CO"/>
-        </w:rPr>
-        <w:t>service</w:t>
-      </w:r>
-      <w:proofErr w:type="spellEnd"/>
-      <w:r>
-        <w:rPr>
-          <w:lang w:val="es-MX" w:eastAsia="es-CO"/>
-        </w:rPr>
-        <w:t xml:space="preserve"> </w:t>
-      </w:r>
-      <w:proofErr w:type="spellStart"/>
-      <w:r>
-        <w:rPr>
-          <w:lang w:val="es-MX" w:eastAsia="es-CO"/>
-        </w:rPr>
-        <w:t>economy</w:t>
-      </w:r>
-      <w:proofErr w:type="spellEnd"/>
-      <w:r>
-        <w:rPr>
-          <w:lang w:val="es-MX" w:eastAsia="es-CO"/>
-        </w:rPr>
-        <w:t xml:space="preserve">. </w:t>
-      </w:r>
-      <w:proofErr w:type="spellStart"/>
-      <w:r>
-        <w:rPr>
-          <w:lang w:val="es-MX" w:eastAsia="es-CO"/>
-        </w:rPr>
-        <w:t>Stockholm</w:t>
-      </w:r>
-      <w:proofErr w:type="spellEnd"/>
-      <w:r>
-        <w:rPr>
-          <w:lang w:val="es-MX" w:eastAsia="es-CO"/>
-        </w:rPr>
-        <w:t xml:space="preserve"> </w:t>
-      </w:r>
-      <w:proofErr w:type="spellStart"/>
-      <w:r>
-        <w:rPr>
-          <w:lang w:val="es-MX" w:eastAsia="es-CO"/>
-        </w:rPr>
-        <w:t>University</w:t>
-      </w:r>
-      <w:proofErr w:type="spellEnd"/>
-      <w:r>
-        <w:rPr>
-          <w:lang w:val="es-MX" w:eastAsia="es-CO"/>
-        </w:rPr>
-        <w:t xml:space="preserve">, </w:t>
-      </w:r>
-      <w:proofErr w:type="spellStart"/>
-      <w:r>
-        <w:rPr>
-          <w:lang w:val="es-MX" w:eastAsia="es-CO"/>
-        </w:rPr>
-        <w:t>Institute</w:t>
-      </w:r>
-      <w:proofErr w:type="spellEnd"/>
-      <w:r>
-        <w:rPr>
-          <w:lang w:val="es-MX" w:eastAsia="es-CO"/>
-        </w:rPr>
-        <w:t xml:space="preserve"> </w:t>
-      </w:r>
-      <w:proofErr w:type="spellStart"/>
-      <w:r>
-        <w:rPr>
-          <w:lang w:val="es-MX" w:eastAsia="es-CO"/>
-        </w:rPr>
-        <w:t>for</w:t>
-      </w:r>
-      <w:proofErr w:type="spellEnd"/>
-      <w:r>
-        <w:rPr>
-          <w:lang w:val="es-MX" w:eastAsia="es-CO"/>
-        </w:rPr>
-        <w:t xml:space="preserve"> International </w:t>
-      </w:r>
-      <w:proofErr w:type="spellStart"/>
-      <w:r>
-        <w:rPr>
-          <w:lang w:val="es-MX" w:eastAsia="es-CO"/>
-        </w:rPr>
-        <w:t>Economic</w:t>
-      </w:r>
-      <w:proofErr w:type="spellEnd"/>
-      <w:r>
-        <w:rPr>
-          <w:lang w:val="es-MX" w:eastAsia="es-CO"/>
-        </w:rPr>
-        <w:t xml:space="preserve"> </w:t>
-      </w:r>
-      <w:proofErr w:type="spellStart"/>
-      <w:r>
-        <w:rPr>
-          <w:lang w:val="es-MX" w:eastAsia="es-CO"/>
-        </w:rPr>
-        <w:t>Studies</w:t>
-      </w:r>
-      <w:proofErr w:type="spellEnd"/>
-      <w:r>
-        <w:rPr>
-          <w:lang w:val="es-MX" w:eastAsia="es-CO"/>
-        </w:rPr>
-        <w:t>.</w:t>
-      </w:r>
-    </w:p>
-    <w:p>
-      <w:pPr>
-        <w:rPr>
-          <w:lang w:val="es-MX" w:eastAsia="es-CO"/>
-        </w:rPr>
-      </w:pPr>
-      <w:r>
-        <w:rPr>
-          <w:lang w:val="es-MX" w:eastAsia="es-CO"/>
-        </w:rPr>
-        <w:t>Noblecilla, M., &amp; Granados, M. (2018). El marketing y su aplicación en diferentes áreas del conocimiento. Ediciones UTMACH.</w:t>
-      </w:r>
-    </w:p>
-    <w:p>
-      <w:pPr>
-        <w:rPr>
-          <w:lang w:val="es-MX" w:eastAsia="es-CO"/>
-        </w:rPr>
-      </w:pPr>
-      <w:r>
-        <w:rPr>
-          <w:lang w:val="es-MX" w:eastAsia="es-CO"/>
-        </w:rPr>
-        <w:t>Oficina Española de Patentes y Marcas. (s.f.). ¿Qué es una marca?</w:t>
-      </w:r>
-    </w:p>
-    <w:p>
-      <w:pPr>
-        <w:rPr>
-          <w:lang w:val="es-MX" w:eastAsia="es-CO"/>
-        </w:rPr>
-      </w:pPr>
-      <w:r>
-        <w:rPr>
-          <w:lang w:val="es-MX" w:eastAsia="es-CO"/>
-        </w:rPr>
-        <w:t>Real Academia Española. (s.f.). Marca. En Diccionario de la lengua española (23.ª ed.).</w:t>
-      </w:r>
-      <w:r>
-        <w:rPr>
-          <w:lang w:val="es-MX" w:eastAsia="es-CO"/>
-        </w:rPr>
-        <w:t xml:space="preserve"> </w:t>
-      </w:r>
-      <w:hyperlink r:id="rId16" w:history="1">
+      <w:hyperlink r:id="rId19" w:history="1">
         <w:r>
           <w:rPr>
             <w:rStyle w:val="Hipervnculo"/>
@@ -13585,14 +13599,14 @@
       <w:pPr>
         <w:pStyle w:val="Titulosgenerales"/>
       </w:pPr>
-      <w:bookmarkStart w:id="39" w:name="_Toc176443727"/>
-      <w:bookmarkStart w:id="40" w:name="_Toc199345799"/>
+      <w:bookmarkStart w:id="38" w:name="_Toc176443727"/>
+      <w:bookmarkStart w:id="39" w:name="_Toc199345799"/>
       <w:r>
         <w:lastRenderedPageBreak/>
         <w:t>Créditos</w:t>
       </w:r>
+      <w:bookmarkEnd w:id="38"/>
       <w:bookmarkEnd w:id="39"/>
-      <w:bookmarkEnd w:id="40"/>
     </w:p>
     <w:tbl>
       <w:tblPr>
@@ -13703,7 +13717,6 @@
                 <w:lang w:val="es-ES" w:eastAsia="es-CO"/>
               </w:rPr>
             </w:pPr>
-            <w:proofErr w:type="spellStart"/>
             <w:r>
               <w:rPr>
                 <w:rFonts w:asciiTheme="minorHAnsi" w:hAnsiTheme="minorHAnsi" w:cstheme="minorHAnsi"/>
@@ -13711,17 +13724,7 @@
                 <w:szCs w:val="24"/>
                 <w:lang w:val="es-ES" w:eastAsia="es-CO"/>
               </w:rPr>
-              <w:t>Milady</w:t>
-            </w:r>
-            <w:proofErr w:type="spellEnd"/>
-            <w:r>
-              <w:rPr>
-                <w:rFonts w:asciiTheme="minorHAnsi" w:hAnsiTheme="minorHAnsi" w:cstheme="minorHAnsi"/>
-                <w:sz w:val="24"/>
-                <w:szCs w:val="24"/>
-                <w:lang w:val="es-ES" w:eastAsia="es-CO"/>
-              </w:rPr>
-              <w:t xml:space="preserve"> Tatiana Villamil Castellanos</w:t>
+              <w:t>Milady Tatiana Villamil Castellanos</w:t>
             </w:r>
           </w:p>
         </w:tc>
@@ -13888,38 +13891,38 @@
             <w:pPr>
               <w:ind w:firstLine="0"/>
               <w:rPr>
-                <w:rFonts w:asciiTheme="minorHAnsi" w:hAnsiTheme="minorHAnsi" w:cstheme="minorHAnsi"/>
+                <w:rFonts w:asciiTheme="minorHAnsi" w:hAnsiTheme="minorHAnsi" w:cstheme="minorBidi"/>
                 <w:sz w:val="24"/>
                 <w:szCs w:val="24"/>
-                <w:lang w:val="es-ES_tradnl" w:eastAsia="es-CO"/>
+                <w:lang w:val="es-ES" w:eastAsia="es-CO"/>
               </w:rPr>
             </w:pPr>
             <w:r>
               <w:rPr>
-                <w:rFonts w:asciiTheme="minorHAnsi" w:hAnsiTheme="minorHAnsi" w:cstheme="minorHAnsi"/>
+                <w:rFonts w:asciiTheme="minorHAnsi" w:hAnsiTheme="minorHAnsi" w:cstheme="minorBidi"/>
                 <w:sz w:val="24"/>
                 <w:szCs w:val="24"/>
-                <w:lang w:val="es-ES_tradnl" w:eastAsia="es-CO"/>
+                <w:lang w:val="es-ES" w:eastAsia="es-CO"/>
               </w:rPr>
               <w:t xml:space="preserve">Oscar </w:t>
             </w:r>
             <w:proofErr w:type="spellStart"/>
             <w:r>
               <w:rPr>
-                <w:rFonts w:asciiTheme="minorHAnsi" w:hAnsiTheme="minorHAnsi" w:cstheme="minorHAnsi"/>
+                <w:rFonts w:asciiTheme="minorHAnsi" w:hAnsiTheme="minorHAnsi" w:cstheme="minorBidi"/>
                 <w:sz w:val="24"/>
                 <w:szCs w:val="24"/>
-                <w:lang w:val="es-ES_tradnl" w:eastAsia="es-CO"/>
+                <w:lang w:val="es-ES" w:eastAsia="es-CO"/>
               </w:rPr>
               <w:t>Ivan</w:t>
             </w:r>
             <w:proofErr w:type="spellEnd"/>
             <w:r>
               <w:rPr>
-                <w:rFonts w:asciiTheme="minorHAnsi" w:hAnsiTheme="minorHAnsi" w:cstheme="minorHAnsi"/>
+                <w:rFonts w:asciiTheme="minorHAnsi" w:hAnsiTheme="minorHAnsi" w:cstheme="minorBidi"/>
                 <w:sz w:val="24"/>
                 <w:szCs w:val="24"/>
-                <w:lang w:val="es-ES_tradnl" w:eastAsia="es-CO"/>
+                <w:lang w:val="es-ES" w:eastAsia="es-CO"/>
               </w:rPr>
               <w:t xml:space="preserve"> Uribe Ortiz</w:t>
             </w:r>
@@ -14081,31 +14084,20 @@
             <w:pPr>
               <w:ind w:firstLine="0"/>
               <w:rPr>
-                <w:rFonts w:asciiTheme="minorHAnsi" w:hAnsiTheme="minorHAnsi" w:cstheme="minorHAnsi"/>
+                <w:rFonts w:asciiTheme="minorHAnsi" w:hAnsiTheme="minorHAnsi" w:cstheme="minorBidi"/>
                 <w:sz w:val="24"/>
                 <w:szCs w:val="24"/>
-                <w:lang w:val="es-ES_tradnl" w:eastAsia="es-CO"/>
+                <w:lang w:val="es-ES" w:eastAsia="es-CO"/>
               </w:rPr>
             </w:pPr>
-            <w:proofErr w:type="spellStart"/>
             <w:r>
               <w:rPr>
-                <w:rFonts w:asciiTheme="minorHAnsi" w:hAnsiTheme="minorHAnsi" w:cstheme="minorHAnsi"/>
+                <w:rFonts w:asciiTheme="minorHAnsi" w:hAnsiTheme="minorHAnsi" w:cstheme="minorBidi"/>
                 <w:sz w:val="24"/>
                 <w:szCs w:val="24"/>
-                <w:lang w:val="es-ES_tradnl" w:eastAsia="es-CO"/>
+                <w:lang w:val="es-ES" w:eastAsia="es-CO"/>
               </w:rPr>
-              <w:t>Veimar</w:t>
-            </w:r>
-            <w:proofErr w:type="spellEnd"/>
-            <w:r>
-              <w:rPr>
-                <w:rFonts w:asciiTheme="minorHAnsi" w:hAnsiTheme="minorHAnsi" w:cstheme="minorHAnsi"/>
-                <w:sz w:val="24"/>
-                <w:szCs w:val="24"/>
-                <w:lang w:val="es-ES_tradnl" w:eastAsia="es-CO"/>
-              </w:rPr>
-              <w:t xml:space="preserve"> Celis Meléndez</w:t>
+              <w:t>Veimar Celis Meléndez</w:t>
             </w:r>
           </w:p>
         </w:tc>
@@ -14118,18 +14110,18 @@
             <w:pPr>
               <w:ind w:firstLine="0"/>
               <w:rPr>
-                <w:rFonts w:asciiTheme="minorHAnsi" w:hAnsiTheme="minorHAnsi" w:cstheme="minorHAnsi"/>
+                <w:rFonts w:asciiTheme="minorHAnsi" w:hAnsiTheme="minorHAnsi" w:cstheme="minorBidi"/>
                 <w:sz w:val="24"/>
                 <w:szCs w:val="24"/>
-                <w:lang w:val="es-ES_tradnl" w:eastAsia="es-CO"/>
+                <w:lang w:val="es-ES" w:eastAsia="es-CO"/>
               </w:rPr>
             </w:pPr>
             <w:r>
               <w:rPr>
-                <w:rFonts w:asciiTheme="minorHAnsi" w:hAnsiTheme="minorHAnsi" w:cstheme="minorHAnsi"/>
+                <w:rFonts w:asciiTheme="minorHAnsi" w:hAnsiTheme="minorHAnsi" w:cstheme="minorBidi"/>
                 <w:sz w:val="24"/>
                 <w:szCs w:val="24"/>
-                <w:lang w:val="es-ES_tradnl" w:eastAsia="es-CO"/>
+                <w:lang w:val="es-ES" w:eastAsia="es-CO"/>
               </w:rPr>
               <w:t xml:space="preserve">Desarrollador </w:t>
             </w:r>
@@ -14138,7 +14130,8 @@
               <w:rPr>
                 <w:rStyle w:val="Extranjerismo"/>
                 <w:sz w:val="24"/>
-                <w:lang w:val="es-ES_tradnl" w:eastAsia="es-CO"/>
+                <w:szCs w:val="24"/>
+                <w:lang w:val="es-ES" w:eastAsia="es-CO"/>
               </w:rPr>
               <w:t>fullstack</w:t>
             </w:r>
@@ -14181,28 +14174,28 @@
             <w:pPr>
               <w:ind w:firstLine="0"/>
               <w:rPr>
-                <w:rFonts w:asciiTheme="minorHAnsi" w:hAnsiTheme="minorHAnsi" w:cstheme="minorHAnsi"/>
+                <w:rFonts w:asciiTheme="minorHAnsi" w:hAnsiTheme="minorHAnsi" w:cstheme="minorBidi"/>
                 <w:sz w:val="24"/>
                 <w:szCs w:val="24"/>
-                <w:lang w:val="es-ES_tradnl" w:eastAsia="es-CO"/>
+                <w:lang w:val="es-ES" w:eastAsia="es-CO"/>
               </w:rPr>
             </w:pPr>
             <w:r>
               <w:rPr>
-                <w:rFonts w:asciiTheme="minorHAnsi" w:hAnsiTheme="minorHAnsi" w:cstheme="minorHAnsi"/>
+                <w:rFonts w:asciiTheme="minorHAnsi" w:hAnsiTheme="minorHAnsi" w:cstheme="minorBidi"/>
                 <w:sz w:val="24"/>
                 <w:szCs w:val="24"/>
-                <w:lang w:val="es-ES_tradnl" w:eastAsia="es-CO"/>
+                <w:lang w:val="es-ES" w:eastAsia="es-CO"/>
               </w:rPr>
               <w:t xml:space="preserve">Gilberto Junior Rodríguez </w:t>
             </w:r>
             <w:proofErr w:type="spellStart"/>
             <w:r>
               <w:rPr>
-                <w:rFonts w:asciiTheme="minorHAnsi" w:hAnsiTheme="minorHAnsi" w:cstheme="minorHAnsi"/>
+                <w:rFonts w:asciiTheme="minorHAnsi" w:hAnsiTheme="minorHAnsi" w:cstheme="minorBidi"/>
                 <w:sz w:val="24"/>
                 <w:szCs w:val="24"/>
-                <w:lang w:val="es-ES_tradnl" w:eastAsia="es-CO"/>
+                <w:lang w:val="es-ES" w:eastAsia="es-CO"/>
               </w:rPr>
               <w:t>Rodríguez</w:t>
             </w:r>
@@ -14270,28 +14263,28 @@
             <w:pPr>
               <w:ind w:firstLine="0"/>
               <w:rPr>
-                <w:rFonts w:asciiTheme="minorHAnsi" w:hAnsiTheme="minorHAnsi" w:cstheme="minorHAnsi"/>
+                <w:rFonts w:asciiTheme="minorHAnsi" w:hAnsiTheme="minorHAnsi" w:cstheme="minorBidi"/>
                 <w:sz w:val="24"/>
                 <w:szCs w:val="24"/>
-                <w:lang w:val="es-ES_tradnl" w:eastAsia="es-CO"/>
+                <w:lang w:val="es-ES" w:eastAsia="es-CO"/>
               </w:rPr>
             </w:pPr>
             <w:r>
               <w:rPr>
-                <w:rFonts w:asciiTheme="minorHAnsi" w:hAnsiTheme="minorHAnsi" w:cstheme="minorHAnsi"/>
+                <w:rFonts w:asciiTheme="minorHAnsi" w:hAnsiTheme="minorHAnsi" w:cstheme="minorBidi"/>
                 <w:sz w:val="24"/>
                 <w:szCs w:val="24"/>
-                <w:lang w:val="es-ES_tradnl" w:eastAsia="es-CO"/>
+                <w:lang w:val="es-ES" w:eastAsia="es-CO"/>
               </w:rPr>
               <w:t xml:space="preserve">Ernesto Navarro </w:t>
             </w:r>
             <w:proofErr w:type="spellStart"/>
             <w:r>
               <w:rPr>
-                <w:rFonts w:asciiTheme="minorHAnsi" w:hAnsiTheme="minorHAnsi" w:cstheme="minorHAnsi"/>
+                <w:rFonts w:asciiTheme="minorHAnsi" w:hAnsiTheme="minorHAnsi" w:cstheme="minorBidi"/>
                 <w:sz w:val="24"/>
                 <w:szCs w:val="24"/>
-                <w:lang w:val="es-ES_tradnl" w:eastAsia="es-CO"/>
+                <w:lang w:val="es-ES" w:eastAsia="es-CO"/>
               </w:rPr>
               <w:t>Jaimes</w:t>
             </w:r>
@@ -14609,8 +14602,8 @@
       </w:pPr>
     </w:p>
     <w:sectPr>
-      <w:headerReference w:type="default" r:id="rId17"/>
-      <w:footerReference w:type="default" r:id="rId18"/>
+      <w:headerReference w:type="default" r:id="rId20"/>
+      <w:footerReference w:type="default" r:id="rId21"/>
       <w:pgSz w:w="12240" w:h="15840"/>
       <w:pgMar w:top="1701" w:right="1134" w:bottom="1134" w:left="1134" w:header="709" w:footer="737" w:gutter="0"/>
       <w:pgNumType w:start="1"/>
@@ -14622,7 +14615,7 @@
 </file>
 
 <file path=word/endnotes.xml><?xml version="1.0" encoding="utf-8"?>
-<w:endnotes xmlns:wpc="http://schemas.microsoft.com/office/word/2010/wordprocessingCanvas" xmlns:cx="http://schemas.microsoft.com/office/drawing/2014/chartex" xmlns:cx1="http://schemas.microsoft.com/office/drawing/2015/9/8/chartex" xmlns:cx2="http://schemas.microsoft.com/office/drawing/2015/10/21/chartex" xmlns:cx3="http://schemas.microsoft.com/office/drawing/2016/5/9/chartex" xmlns:cx4="http://schemas.microsoft.com/office/drawing/2016/5/10/chartex" xmlns:cx5="http://schemas.microsoft.com/office/drawing/2016/5/11/chartex" xmlns:cx6="http://schemas.microsoft.com/office/drawing/2016/5/12/chartex" xmlns:cx7="http://schemas.microsoft.com/office/drawing/2016/5/13/chartex" xmlns:cx8="http://schemas.microsoft.com/office/drawing/2016/5/14/chartex" xmlns:mc="http://schemas.openxmlformats.org/markup-compatibility/2006" xmlns:aink="http://schemas.microsoft.com/office/drawing/2016/ink" xmlns:am3d="http://schemas.microsoft.com/office/drawing/2017/model3d" xmlns:o="urn:schemas-microsoft-com:office:office" xmlns:r="http://schemas.openxmlformats.org/officeDocument/2006/relationships" xmlns:m="http://schemas.openxmlformats.org/officeDocument/2006/math" xmlns:v="urn:schemas-microsoft-com:vml" xmlns:wp14="http://schemas.microsoft.com/office/word/2010/wordprocessingDrawing" xmlns:wp="http://schemas.openxmlformats.org/drawingml/2006/wordprocessingDrawing" xmlns:w10="urn:schemas-microsoft-com:office:word" xmlns:w="http://schemas.openxmlformats.org/wordprocessingml/2006/main" xmlns:w14="http://schemas.microsoft.com/office/word/2010/wordml" xmlns:w15="http://schemas.microsoft.com/office/word/2012/wordml" xmlns:w16cid="http://schemas.microsoft.com/office/word/2016/wordml/cid" xmlns:w16se="http://schemas.microsoft.com/office/word/2015/wordml/symex" xmlns:wpg="http://schemas.microsoft.com/office/word/2010/wordprocessingGroup" xmlns:wpi="http://schemas.microsoft.com/office/word/2010/wordprocessingInk" xmlns:wne="http://schemas.microsoft.com/office/word/2006/wordml" xmlns:wps="http://schemas.microsoft.com/office/word/2010/wordprocessingShape" mc:Ignorable="w14 w15 w16se w16cid wp14">
+<w:endnotes xmlns:wpc="http://schemas.microsoft.com/office/word/2010/wordprocessingCanvas" xmlns:cx="http://schemas.microsoft.com/office/drawing/2014/chartex" xmlns:cx1="http://schemas.microsoft.com/office/drawing/2015/9/8/chartex" xmlns:cx2="http://schemas.microsoft.com/office/drawing/2015/10/21/chartex" xmlns:cx3="http://schemas.microsoft.com/office/drawing/2016/5/9/chartex" xmlns:cx4="http://schemas.microsoft.com/office/drawing/2016/5/10/chartex" xmlns:cx5="http://schemas.microsoft.com/office/drawing/2016/5/11/chartex" xmlns:cx6="http://schemas.microsoft.com/office/drawing/2016/5/12/chartex" xmlns:cx7="http://schemas.microsoft.com/office/drawing/2016/5/13/chartex" xmlns:cx8="http://schemas.microsoft.com/office/drawing/2016/5/14/chartex" xmlns:mc="http://schemas.openxmlformats.org/markup-compatibility/2006" xmlns:aink="http://schemas.microsoft.com/office/drawing/2016/ink" xmlns:am3d="http://schemas.microsoft.com/office/drawing/2017/model3d" xmlns:o="urn:schemas-microsoft-com:office:office" xmlns:r="http://schemas.openxmlformats.org/officeDocument/2006/relationships" xmlns:m="http://schemas.openxmlformats.org/officeDocument/2006/math" xmlns:v="urn:schemas-microsoft-com:vml" xmlns:wp14="http://schemas.microsoft.com/office/word/2010/wordprocessingDrawing" xmlns:wp="http://schemas.openxmlformats.org/drawingml/2006/wordprocessingDrawing" xmlns:w10="urn:schemas-microsoft-com:office:word" xmlns:w="http://schemas.openxmlformats.org/wordprocessingml/2006/main" xmlns:w14="http://schemas.microsoft.com/office/word/2010/wordml" xmlns:w15="http://schemas.microsoft.com/office/word/2012/wordml" xmlns:w16cex="http://schemas.microsoft.com/office/word/2018/wordml/cex" xmlns:w16cid="http://schemas.microsoft.com/office/word/2016/wordml/cid" xmlns:w16="http://schemas.microsoft.com/office/word/2018/wordml" xmlns:w16sdtdh="http://schemas.microsoft.com/office/word/2020/wordml/sdtdatahash" xmlns:w16se="http://schemas.microsoft.com/office/word/2015/wordml/symex" xmlns:wpg="http://schemas.microsoft.com/office/word/2010/wordprocessingGroup" xmlns:wpi="http://schemas.microsoft.com/office/word/2010/wordprocessingInk" xmlns:wne="http://schemas.microsoft.com/office/word/2006/wordml" xmlns:wps="http://schemas.microsoft.com/office/word/2010/wordprocessingShape" mc:Ignorable="w14 w15 w16se w16cid w16 w16cex w16sdtdh wp14">
   <w:endnote w:type="separator" w:id="-1">
     <w:p>
       <w:pPr>
@@ -14647,7 +14640,7 @@
 </file>
 
 <file path=word/footer1.xml><?xml version="1.0" encoding="utf-8"?>
-<w:ftr xmlns:wpc="http://schemas.microsoft.com/office/word/2010/wordprocessingCanvas" xmlns:cx="http://schemas.microsoft.com/office/drawing/2014/chartex" xmlns:cx1="http://schemas.microsoft.com/office/drawing/2015/9/8/chartex" xmlns:cx2="http://schemas.microsoft.com/office/drawing/2015/10/21/chartex" xmlns:cx3="http://schemas.microsoft.com/office/drawing/2016/5/9/chartex" xmlns:cx4="http://schemas.microsoft.com/office/drawing/2016/5/10/chartex" xmlns:cx5="http://schemas.microsoft.com/office/drawing/2016/5/11/chartex" xmlns:cx6="http://schemas.microsoft.com/office/drawing/2016/5/12/chartex" xmlns:cx7="http://schemas.microsoft.com/office/drawing/2016/5/13/chartex" xmlns:cx8="http://schemas.microsoft.com/office/drawing/2016/5/14/chartex" xmlns:mc="http://schemas.openxmlformats.org/markup-compatibility/2006" xmlns:aink="http://schemas.microsoft.com/office/drawing/2016/ink" xmlns:am3d="http://schemas.microsoft.com/office/drawing/2017/model3d" xmlns:o="urn:schemas-microsoft-com:office:office" xmlns:r="http://schemas.openxmlformats.org/officeDocument/2006/relationships" xmlns:m="http://schemas.openxmlformats.org/officeDocument/2006/math" xmlns:v="urn:schemas-microsoft-com:vml" xmlns:wp14="http://schemas.microsoft.com/office/word/2010/wordprocessingDrawing" xmlns:wp="http://schemas.openxmlformats.org/drawingml/2006/wordprocessingDrawing" xmlns:w10="urn:schemas-microsoft-com:office:word" xmlns:w="http://schemas.openxmlformats.org/wordprocessingml/2006/main" xmlns:w14="http://schemas.microsoft.com/office/word/2010/wordml" xmlns:w15="http://schemas.microsoft.com/office/word/2012/wordml" xmlns:w16cid="http://schemas.microsoft.com/office/word/2016/wordml/cid" xmlns:w16se="http://schemas.microsoft.com/office/word/2015/wordml/symex" xmlns:wpg="http://schemas.microsoft.com/office/word/2010/wordprocessingGroup" xmlns:wpi="http://schemas.microsoft.com/office/word/2010/wordprocessingInk" xmlns:wne="http://schemas.microsoft.com/office/word/2006/wordml" xmlns:wps="http://schemas.microsoft.com/office/word/2010/wordprocessingShape" mc:Ignorable="w14 w15 w16se w16cid wp14">
+<w:ftr xmlns:wpc="http://schemas.microsoft.com/office/word/2010/wordprocessingCanvas" xmlns:cx="http://schemas.microsoft.com/office/drawing/2014/chartex" xmlns:cx1="http://schemas.microsoft.com/office/drawing/2015/9/8/chartex" xmlns:cx2="http://schemas.microsoft.com/office/drawing/2015/10/21/chartex" xmlns:cx3="http://schemas.microsoft.com/office/drawing/2016/5/9/chartex" xmlns:cx4="http://schemas.microsoft.com/office/drawing/2016/5/10/chartex" xmlns:cx5="http://schemas.microsoft.com/office/drawing/2016/5/11/chartex" xmlns:cx6="http://schemas.microsoft.com/office/drawing/2016/5/12/chartex" xmlns:cx7="http://schemas.microsoft.com/office/drawing/2016/5/13/chartex" xmlns:cx8="http://schemas.microsoft.com/office/drawing/2016/5/14/chartex" xmlns:mc="http://schemas.openxmlformats.org/markup-compatibility/2006" xmlns:aink="http://schemas.microsoft.com/office/drawing/2016/ink" xmlns:am3d="http://schemas.microsoft.com/office/drawing/2017/model3d" xmlns:o="urn:schemas-microsoft-com:office:office" xmlns:r="http://schemas.openxmlformats.org/officeDocument/2006/relationships" xmlns:m="http://schemas.openxmlformats.org/officeDocument/2006/math" xmlns:v="urn:schemas-microsoft-com:vml" xmlns:wp14="http://schemas.microsoft.com/office/word/2010/wordprocessingDrawing" xmlns:wp="http://schemas.openxmlformats.org/drawingml/2006/wordprocessingDrawing" xmlns:w10="urn:schemas-microsoft-com:office:word" xmlns:w="http://schemas.openxmlformats.org/wordprocessingml/2006/main" xmlns:w14="http://schemas.microsoft.com/office/word/2010/wordml" xmlns:w15="http://schemas.microsoft.com/office/word/2012/wordml" xmlns:w16cex="http://schemas.microsoft.com/office/word/2018/wordml/cex" xmlns:w16cid="http://schemas.microsoft.com/office/word/2016/wordml/cid" xmlns:w16="http://schemas.microsoft.com/office/word/2018/wordml" xmlns:w16sdtdh="http://schemas.microsoft.com/office/word/2020/wordml/sdtdatahash" xmlns:w16se="http://schemas.microsoft.com/office/word/2015/wordml/symex" xmlns:wpg="http://schemas.microsoft.com/office/word/2010/wordprocessingGroup" xmlns:wpi="http://schemas.microsoft.com/office/word/2010/wordprocessingInk" xmlns:wne="http://schemas.microsoft.com/office/word/2006/wordml" xmlns:wps="http://schemas.microsoft.com/office/word/2010/wordprocessingShape" mc:Ignorable="w14 w15 w16se w16cid w16 w16cex w16sdtdh wp14">
   <w:p>
     <w:pPr>
       <w:pStyle w:val="Piedepgina"/>
@@ -14784,7 +14777,7 @@
 </file>
 
 <file path=word/footnotes.xml><?xml version="1.0" encoding="utf-8"?>
-<w:footnotes xmlns:wpc="http://schemas.microsoft.com/office/word/2010/wordprocessingCanvas" xmlns:cx="http://schemas.microsoft.com/office/drawing/2014/chartex" xmlns:cx1="http://schemas.microsoft.com/office/drawing/2015/9/8/chartex" xmlns:cx2="http://schemas.microsoft.com/office/drawing/2015/10/21/chartex" xmlns:cx3="http://schemas.microsoft.com/office/drawing/2016/5/9/chartex" xmlns:cx4="http://schemas.microsoft.com/office/drawing/2016/5/10/chartex" xmlns:cx5="http://schemas.microsoft.com/office/drawing/2016/5/11/chartex" xmlns:cx6="http://schemas.microsoft.com/office/drawing/2016/5/12/chartex" xmlns:cx7="http://schemas.microsoft.com/office/drawing/2016/5/13/chartex" xmlns:cx8="http://schemas.microsoft.com/office/drawing/2016/5/14/chartex" xmlns:mc="http://schemas.openxmlformats.org/markup-compatibility/2006" xmlns:aink="http://schemas.microsoft.com/office/drawing/2016/ink" xmlns:am3d="http://schemas.microsoft.com/office/drawing/2017/model3d" xmlns:o="urn:schemas-microsoft-com:office:office" xmlns:r="http://schemas.openxmlformats.org/officeDocument/2006/relationships" xmlns:m="http://schemas.openxmlformats.org/officeDocument/2006/math" xmlns:v="urn:schemas-microsoft-com:vml" xmlns:wp14="http://schemas.microsoft.com/office/word/2010/wordprocessingDrawing" xmlns:wp="http://schemas.openxmlformats.org/drawingml/2006/wordprocessingDrawing" xmlns:w10="urn:schemas-microsoft-com:office:word" xmlns:w="http://schemas.openxmlformats.org/wordprocessingml/2006/main" xmlns:w14="http://schemas.microsoft.com/office/word/2010/wordml" xmlns:w15="http://schemas.microsoft.com/office/word/2012/wordml" xmlns:w16cid="http://schemas.microsoft.com/office/word/2016/wordml/cid" xmlns:w16se="http://schemas.microsoft.com/office/word/2015/wordml/symex" xmlns:wpg="http://schemas.microsoft.com/office/word/2010/wordprocessingGroup" xmlns:wpi="http://schemas.microsoft.com/office/word/2010/wordprocessingInk" xmlns:wne="http://schemas.microsoft.com/office/word/2006/wordml" xmlns:wps="http://schemas.microsoft.com/office/word/2010/wordprocessingShape" mc:Ignorable="w14 w15 w16se w16cid wp14">
+<w:footnotes xmlns:wpc="http://schemas.microsoft.com/office/word/2010/wordprocessingCanvas" xmlns:cx="http://schemas.microsoft.com/office/drawing/2014/chartex" xmlns:cx1="http://schemas.microsoft.com/office/drawing/2015/9/8/chartex" xmlns:cx2="http://schemas.microsoft.com/office/drawing/2015/10/21/chartex" xmlns:cx3="http://schemas.microsoft.com/office/drawing/2016/5/9/chartex" xmlns:cx4="http://schemas.microsoft.com/office/drawing/2016/5/10/chartex" xmlns:cx5="http://schemas.microsoft.com/office/drawing/2016/5/11/chartex" xmlns:cx6="http://schemas.microsoft.com/office/drawing/2016/5/12/chartex" xmlns:cx7="http://schemas.microsoft.com/office/drawing/2016/5/13/chartex" xmlns:cx8="http://schemas.microsoft.com/office/drawing/2016/5/14/chartex" xmlns:mc="http://schemas.openxmlformats.org/markup-compatibility/2006" xmlns:aink="http://schemas.microsoft.com/office/drawing/2016/ink" xmlns:am3d="http://schemas.microsoft.com/office/drawing/2017/model3d" xmlns:o="urn:schemas-microsoft-com:office:office" xmlns:r="http://schemas.openxmlformats.org/officeDocument/2006/relationships" xmlns:m="http://schemas.openxmlformats.org/officeDocument/2006/math" xmlns:v="urn:schemas-microsoft-com:vml" xmlns:wp14="http://schemas.microsoft.com/office/word/2010/wordprocessingDrawing" xmlns:wp="http://schemas.openxmlformats.org/drawingml/2006/wordprocessingDrawing" xmlns:w10="urn:schemas-microsoft-com:office:word" xmlns:w="http://schemas.openxmlformats.org/wordprocessingml/2006/main" xmlns:w14="http://schemas.microsoft.com/office/word/2010/wordml" xmlns:w15="http://schemas.microsoft.com/office/word/2012/wordml" xmlns:w16cex="http://schemas.microsoft.com/office/word/2018/wordml/cex" xmlns:w16cid="http://schemas.microsoft.com/office/word/2016/wordml/cid" xmlns:w16="http://schemas.microsoft.com/office/word/2018/wordml" xmlns:w16sdtdh="http://schemas.microsoft.com/office/word/2020/wordml/sdtdatahash" xmlns:w16se="http://schemas.microsoft.com/office/word/2015/wordml/symex" xmlns:wpg="http://schemas.microsoft.com/office/word/2010/wordprocessingGroup" xmlns:wpi="http://schemas.microsoft.com/office/word/2010/wordprocessingInk" xmlns:wne="http://schemas.microsoft.com/office/word/2006/wordml" xmlns:wps="http://schemas.microsoft.com/office/word/2010/wordprocessingShape" mc:Ignorable="w14 w15 w16se w16cid w16 w16cex w16sdtdh wp14">
   <w:footnote w:type="separator" w:id="-1">
     <w:p>
       <w:pPr>
@@ -14809,7 +14802,7 @@
 </file>
 
 <file path=word/header1.xml><?xml version="1.0" encoding="utf-8"?>
-<w:hdr xmlns:wpc="http://schemas.microsoft.com/office/word/2010/wordprocessingCanvas" xmlns:cx="http://schemas.microsoft.com/office/drawing/2014/chartex" xmlns:cx1="http://schemas.microsoft.com/office/drawing/2015/9/8/chartex" xmlns:cx2="http://schemas.microsoft.com/office/drawing/2015/10/21/chartex" xmlns:cx3="http://schemas.microsoft.com/office/drawing/2016/5/9/chartex" xmlns:cx4="http://schemas.microsoft.com/office/drawing/2016/5/10/chartex" xmlns:cx5="http://schemas.microsoft.com/office/drawing/2016/5/11/chartex" xmlns:cx6="http://schemas.microsoft.com/office/drawing/2016/5/12/chartex" xmlns:cx7="http://schemas.microsoft.com/office/drawing/2016/5/13/chartex" xmlns:cx8="http://schemas.microsoft.com/office/drawing/2016/5/14/chartex" xmlns:mc="http://schemas.openxmlformats.org/markup-compatibility/2006" xmlns:aink="http://schemas.microsoft.com/office/drawing/2016/ink" xmlns:am3d="http://schemas.microsoft.com/office/drawing/2017/model3d" xmlns:o="urn:schemas-microsoft-com:office:office" xmlns:r="http://schemas.openxmlformats.org/officeDocument/2006/relationships" xmlns:m="http://schemas.openxmlformats.org/officeDocument/2006/math" xmlns:v="urn:schemas-microsoft-com:vml" xmlns:wp14="http://schemas.microsoft.com/office/word/2010/wordprocessingDrawing" xmlns:wp="http://schemas.openxmlformats.org/drawingml/2006/wordprocessingDrawing" xmlns:w10="urn:schemas-microsoft-com:office:word" xmlns:w="http://schemas.openxmlformats.org/wordprocessingml/2006/main" xmlns:w14="http://schemas.microsoft.com/office/word/2010/wordml" xmlns:w15="http://schemas.microsoft.com/office/word/2012/wordml" xmlns:w16cid="http://schemas.microsoft.com/office/word/2016/wordml/cid" xmlns:w16se="http://schemas.microsoft.com/office/word/2015/wordml/symex" xmlns:wpg="http://schemas.microsoft.com/office/word/2010/wordprocessingGroup" xmlns:wpi="http://schemas.microsoft.com/office/word/2010/wordprocessingInk" xmlns:wne="http://schemas.microsoft.com/office/word/2006/wordml" xmlns:wps="http://schemas.microsoft.com/office/word/2010/wordprocessingShape" mc:Ignorable="w14 w15 w16se w16cid wp14">
+<w:hdr xmlns:wpc="http://schemas.microsoft.com/office/word/2010/wordprocessingCanvas" xmlns:cx="http://schemas.microsoft.com/office/drawing/2014/chartex" xmlns:cx1="http://schemas.microsoft.com/office/drawing/2015/9/8/chartex" xmlns:cx2="http://schemas.microsoft.com/office/drawing/2015/10/21/chartex" xmlns:cx3="http://schemas.microsoft.com/office/drawing/2016/5/9/chartex" xmlns:cx4="http://schemas.microsoft.com/office/drawing/2016/5/10/chartex" xmlns:cx5="http://schemas.microsoft.com/office/drawing/2016/5/11/chartex" xmlns:cx6="http://schemas.microsoft.com/office/drawing/2016/5/12/chartex" xmlns:cx7="http://schemas.microsoft.com/office/drawing/2016/5/13/chartex" xmlns:cx8="http://schemas.microsoft.com/office/drawing/2016/5/14/chartex" xmlns:mc="http://schemas.openxmlformats.org/markup-compatibility/2006" xmlns:aink="http://schemas.microsoft.com/office/drawing/2016/ink" xmlns:am3d="http://schemas.microsoft.com/office/drawing/2017/model3d" xmlns:o="urn:schemas-microsoft-com:office:office" xmlns:r="http://schemas.openxmlformats.org/officeDocument/2006/relationships" xmlns:m="http://schemas.openxmlformats.org/officeDocument/2006/math" xmlns:v="urn:schemas-microsoft-com:vml" xmlns:wp14="http://schemas.microsoft.com/office/word/2010/wordprocessingDrawing" xmlns:wp="http://schemas.openxmlformats.org/drawingml/2006/wordprocessingDrawing" xmlns:w10="urn:schemas-microsoft-com:office:word" xmlns:w="http://schemas.openxmlformats.org/wordprocessingml/2006/main" xmlns:w14="http://schemas.microsoft.com/office/word/2010/wordml" xmlns:w15="http://schemas.microsoft.com/office/word/2012/wordml" xmlns:w16cex="http://schemas.microsoft.com/office/word/2018/wordml/cex" xmlns:w16cid="http://schemas.microsoft.com/office/word/2016/wordml/cid" xmlns:w16="http://schemas.microsoft.com/office/word/2018/wordml" xmlns:w16sdtdh="http://schemas.microsoft.com/office/word/2020/wordml/sdtdatahash" xmlns:w16se="http://schemas.microsoft.com/office/word/2015/wordml/symex" xmlns:wpg="http://schemas.microsoft.com/office/word/2010/wordprocessingGroup" xmlns:wpi="http://schemas.microsoft.com/office/word/2010/wordprocessingInk" xmlns:wne="http://schemas.microsoft.com/office/word/2006/wordml" xmlns:wps="http://schemas.microsoft.com/office/word/2010/wordprocessingShape" mc:Ignorable="w14 w15 w16se w16cid w16 w16cex w16sdtdh wp14">
   <w:p>
     <w:pPr>
       <w:pStyle w:val="Encabezado"/>
@@ -14881,7 +14874,7 @@
 </file>
 
 <file path=word/numbering.xml><?xml version="1.0" encoding="utf-8"?>
-<w:numbering xmlns:wpc="http://schemas.microsoft.com/office/word/2010/wordprocessingCanvas" xmlns:cx="http://schemas.microsoft.com/office/drawing/2014/chartex" xmlns:cx1="http://schemas.microsoft.com/office/drawing/2015/9/8/chartex" xmlns:cx2="http://schemas.microsoft.com/office/drawing/2015/10/21/chartex" xmlns:cx3="http://schemas.microsoft.com/office/drawing/2016/5/9/chartex" xmlns:cx4="http://schemas.microsoft.com/office/drawing/2016/5/10/chartex" xmlns:cx5="http://schemas.microsoft.com/office/drawing/2016/5/11/chartex" xmlns:cx6="http://schemas.microsoft.com/office/drawing/2016/5/12/chartex" xmlns:cx7="http://schemas.microsoft.com/office/drawing/2016/5/13/chartex" xmlns:cx8="http://schemas.microsoft.com/office/drawing/2016/5/14/chartex" xmlns:mc="http://schemas.openxmlformats.org/markup-compatibility/2006" xmlns:aink="http://schemas.microsoft.com/office/drawing/2016/ink" xmlns:am3d="http://schemas.microsoft.com/office/drawing/2017/model3d" xmlns:o="urn:schemas-microsoft-com:office:office" xmlns:r="http://schemas.openxmlformats.org/officeDocument/2006/relationships" xmlns:m="http://schemas.openxmlformats.org/officeDocument/2006/math" xmlns:v="urn:schemas-microsoft-com:vml" xmlns:wp14="http://schemas.microsoft.com/office/word/2010/wordprocessingDrawing" xmlns:wp="http://schemas.openxmlformats.org/drawingml/2006/wordprocessingDrawing" xmlns:w10="urn:schemas-microsoft-com:office:word" xmlns:w="http://schemas.openxmlformats.org/wordprocessingml/2006/main" xmlns:w14="http://schemas.microsoft.com/office/word/2010/wordml" xmlns:w15="http://schemas.microsoft.com/office/word/2012/wordml" xmlns:w16cid="http://schemas.microsoft.com/office/word/2016/wordml/cid" xmlns:w16se="http://schemas.microsoft.com/office/word/2015/wordml/symex" xmlns:wpg="http://schemas.microsoft.com/office/word/2010/wordprocessingGroup" xmlns:wpi="http://schemas.microsoft.com/office/word/2010/wordprocessingInk" xmlns:wne="http://schemas.microsoft.com/office/word/2006/wordml" xmlns:wps="http://schemas.microsoft.com/office/word/2010/wordprocessingShape" mc:Ignorable="w14 w15 w16se w16cid wp14">
+<w:numbering xmlns:wpc="http://schemas.microsoft.com/office/word/2010/wordprocessingCanvas" xmlns:cx="http://schemas.microsoft.com/office/drawing/2014/chartex" xmlns:cx1="http://schemas.microsoft.com/office/drawing/2015/9/8/chartex" xmlns:cx2="http://schemas.microsoft.com/office/drawing/2015/10/21/chartex" xmlns:cx3="http://schemas.microsoft.com/office/drawing/2016/5/9/chartex" xmlns:cx4="http://schemas.microsoft.com/office/drawing/2016/5/10/chartex" xmlns:cx5="http://schemas.microsoft.com/office/drawing/2016/5/11/chartex" xmlns:cx6="http://schemas.microsoft.com/office/drawing/2016/5/12/chartex" xmlns:cx7="http://schemas.microsoft.com/office/drawing/2016/5/13/chartex" xmlns:cx8="http://schemas.microsoft.com/office/drawing/2016/5/14/chartex" xmlns:mc="http://schemas.openxmlformats.org/markup-compatibility/2006" xmlns:aink="http://schemas.microsoft.com/office/drawing/2016/ink" xmlns:am3d="http://schemas.microsoft.com/office/drawing/2017/model3d" xmlns:o="urn:schemas-microsoft-com:office:office" xmlns:r="http://schemas.openxmlformats.org/officeDocument/2006/relationships" xmlns:m="http://schemas.openxmlformats.org/officeDocument/2006/math" xmlns:v="urn:schemas-microsoft-com:vml" xmlns:wp14="http://schemas.microsoft.com/office/word/2010/wordprocessingDrawing" xmlns:wp="http://schemas.openxmlformats.org/drawingml/2006/wordprocessingDrawing" xmlns:w10="urn:schemas-microsoft-com:office:word" xmlns:w="http://schemas.openxmlformats.org/wordprocessingml/2006/main" xmlns:w14="http://schemas.microsoft.com/office/word/2010/wordml" xmlns:w15="http://schemas.microsoft.com/office/word/2012/wordml" xmlns:w16cex="http://schemas.microsoft.com/office/word/2018/wordml/cex" xmlns:w16cid="http://schemas.microsoft.com/office/word/2016/wordml/cid" xmlns:w16="http://schemas.microsoft.com/office/word/2018/wordml" xmlns:w16sdtdh="http://schemas.microsoft.com/office/word/2020/wordml/sdtdatahash" xmlns:w16se="http://schemas.microsoft.com/office/word/2015/wordml/symex" xmlns:wpg="http://schemas.microsoft.com/office/word/2010/wordprocessingGroup" xmlns:wpi="http://schemas.microsoft.com/office/word/2010/wordprocessingInk" xmlns:wne="http://schemas.microsoft.com/office/word/2006/wordml" xmlns:wps="http://schemas.microsoft.com/office/word/2010/wordprocessingShape" mc:Ignorable="w14 w15 w16se w16cid w16 w16cex w16sdtdh wp14">
   <w:abstractNum w:abstractNumId="0" w15:restartNumberingAfterBreak="0">
     <w:nsid w:val="FFFFFF89"/>
     <w:multiLevelType w:val="singleLevel"/>
@@ -19061,7 +19054,7 @@
 </file>
 
 <file path=word/styles.xml><?xml version="1.0" encoding="utf-8"?>
-<w:styles xmlns:mc="http://schemas.openxmlformats.org/markup-compatibility/2006" xmlns:r="http://schemas.openxmlformats.org/officeDocument/2006/relationships" xmlns:w="http://schemas.openxmlformats.org/wordprocessingml/2006/main" xmlns:w14="http://schemas.microsoft.com/office/word/2010/wordml" xmlns:w15="http://schemas.microsoft.com/office/word/2012/wordml" xmlns:w16cid="http://schemas.microsoft.com/office/word/2016/wordml/cid" xmlns:w16se="http://schemas.microsoft.com/office/word/2015/wordml/symex" mc:Ignorable="w14 w15 w16se w16cid">
+<w:styles xmlns:mc="http://schemas.openxmlformats.org/markup-compatibility/2006" xmlns:r="http://schemas.openxmlformats.org/officeDocument/2006/relationships" xmlns:w="http://schemas.openxmlformats.org/wordprocessingml/2006/main" xmlns:w14="http://schemas.microsoft.com/office/word/2010/wordml" xmlns:w15="http://schemas.microsoft.com/office/word/2012/wordml" xmlns:w16cex="http://schemas.microsoft.com/office/word/2018/wordml/cex" xmlns:w16cid="http://schemas.microsoft.com/office/word/2016/wordml/cid" xmlns:w16="http://schemas.microsoft.com/office/word/2018/wordml" xmlns:w16sdtdh="http://schemas.microsoft.com/office/word/2020/wordml/sdtdatahash" xmlns:w16se="http://schemas.microsoft.com/office/word/2015/wordml/symex" mc:Ignorable="w14 w15 w16se w16cid w16 w16cex w16sdtdh">
   <w:docDefaults>
     <w:rPrDefault>
       <w:rPr>
@@ -19071,7 +19064,7 @@
     </w:rPrDefault>
     <w:pPrDefault/>
   </w:docDefaults>
-  <w:latentStyles w:defLockedState="0" w:defUIPriority="99" w:defSemiHidden="0" w:defUnhideWhenUsed="0" w:defQFormat="0" w:count="375">
+  <w:latentStyles w:defLockedState="0" w:defUIPriority="99" w:defSemiHidden="0" w:defUnhideWhenUsed="0" w:defQFormat="0" w:count="376">
     <w:lsdException w:name="Normal" w:uiPriority="0" w:qFormat="1"/>
     <w:lsdException w:name="heading 1" w:uiPriority="9" w:qFormat="1"/>
     <w:lsdException w:name="heading 2" w:semiHidden="1" w:uiPriority="9" w:unhideWhenUsed="1" w:qFormat="1"/>
@@ -19177,7 +19170,6 @@
     <w:lsdException w:name="HTML Sample" w:semiHidden="1" w:unhideWhenUsed="1"/>
     <w:lsdException w:name="HTML Typewriter" w:semiHidden="1" w:unhideWhenUsed="1"/>
     <w:lsdException w:name="HTML Variable" w:semiHidden="1" w:unhideWhenUsed="1"/>
-    <w:lsdException w:name="Normal Table" w:semiHidden="1" w:unhideWhenUsed="1"/>
     <w:lsdException w:name="annotation subject" w:semiHidden="1" w:unhideWhenUsed="1"/>
     <w:lsdException w:name="No List" w:semiHidden="1" w:unhideWhenUsed="1"/>
     <w:lsdException w:name="Outline List 1" w:semiHidden="1" w:unhideWhenUsed="1"/>
@@ -19224,10 +19216,8 @@
     <w:lsdException w:name="Table Subtle 2" w:semiHidden="1" w:unhideWhenUsed="1"/>
     <w:lsdException w:name="Table Web 1" w:semiHidden="1" w:unhideWhenUsed="1"/>
     <w:lsdException w:name="Table Web 2" w:semiHidden="1" w:unhideWhenUsed="1"/>
-    <w:lsdException w:name="Table Web 3" w:semiHidden="1" w:unhideWhenUsed="1"/>
     <w:lsdException w:name="Balloon Text" w:semiHidden="1" w:unhideWhenUsed="1"/>
     <w:lsdException w:name="Table Grid" w:uiPriority="39"/>
-    <w:lsdException w:name="Table Theme" w:semiHidden="1" w:unhideWhenUsed="1"/>
     <w:lsdException w:name="Placeholder Text" w:semiHidden="1"/>
     <w:lsdException w:name="No Spacing" w:uiPriority="1" w:qFormat="1"/>
     <w:lsdException w:name="Light Shading" w:uiPriority="60"/>
@@ -19447,6 +19437,7 @@
     <w:lsdException w:name="Smart Hyperlink" w:semiHidden="1" w:unhideWhenUsed="1"/>
     <w:lsdException w:name="Hashtag" w:semiHidden="1" w:unhideWhenUsed="1"/>
     <w:lsdException w:name="Unresolved Mention" w:semiHidden="1" w:unhideWhenUsed="1"/>
+    <w:lsdException w:name="Smart Link" w:semiHidden="1" w:unhideWhenUsed="1"/>
   </w:latentStyles>
   <w:style w:type="paragraph" w:default="1" w:styleId="Normal">
     <w:name w:val="Normal"/>
@@ -20767,10 +20758,26 @@
 </file>
 
 <file path=customXml/item1.xml><?xml version="1.0" encoding="utf-8"?>
-<b:Sources xmlns:b="http://schemas.openxmlformats.org/officeDocument/2006/bibliography" xmlns="http://schemas.openxmlformats.org/officeDocument/2006/bibliography" SelectedStyle="\APASixthEditionOfficeOnline.xsl" StyleName="APA" Version="6"/>
+<p:properties xmlns:p="http://schemas.microsoft.com/office/2006/metadata/properties" xmlns:xsi="http://www.w3.org/2001/XMLSchema-instance" xmlns:pc="http://schemas.microsoft.com/office/infopath/2007/PartnerControls">
+  <documentManagement>
+    <TaxCatchAll xmlns="cb45339b-ced9-4d0d-8f64-77573914d53b" xsi:nil="true"/>
+    <lcf76f155ced4ddcb4097134ff3c332f xmlns="43a3ca16-9c26-4813-b83f-4aec9927b43f">
+      <Terms xmlns="http://schemas.microsoft.com/office/infopath/2007/PartnerControls"/>
+    </lcf76f155ced4ddcb4097134ff3c332f>
+  </documentManagement>
+</p:properties>
 </file>
 
 <file path=customXml/item2.xml><?xml version="1.0" encoding="utf-8"?>
+<?mso-contentType ?>
+<FormTemplates xmlns="http://schemas.microsoft.com/sharepoint/v3/contenttype/forms">
+  <Display>DocumentLibraryForm</Display>
+  <Edit>DocumentLibraryForm</Edit>
+  <New>DocumentLibraryForm</New>
+</FormTemplates>
+</file>
+
+<file path=customXml/item3.xml><?xml version="1.0" encoding="utf-8"?>
 <ct:contentTypeSchema xmlns:ct="http://schemas.microsoft.com/office/2006/metadata/contentType" xmlns:ma="http://schemas.microsoft.com/office/2006/metadata/properties/metaAttributes" ct:_="" ma:_="" ma:contentTypeName="Documento" ma:contentTypeID="0x01010049282E1EDBE9234EA9E6D38F720E265F" ma:contentTypeVersion="15" ma:contentTypeDescription="Crear nuevo documento." ma:contentTypeScope="" ma:versionID="b31c7aa9eaf043a08b87120b3c4916e3">
   <xsd:schema xmlns:xsd="http://www.w3.org/2001/XMLSchema" xmlns:xs="http://www.w3.org/2001/XMLSchema" xmlns:p="http://schemas.microsoft.com/office/2006/metadata/properties" xmlns:ns2="cb45339b-ced9-4d0d-8f64-77573914d53b" xmlns:ns3="43a3ca16-9c26-4813-b83f-4aec9927b43f" targetNamespace="http://schemas.microsoft.com/office/2006/metadata/properties" ma:root="true" ma:fieldsID="3533d065b04d75c457075bc55f1f5315" ns2:_="" ns3:_="">
     <xsd:import namespace="cb45339b-ced9-4d0d-8f64-77573914d53b"/>
@@ -21005,42 +21012,52 @@
 </ct:contentTypeSchema>
 </file>
 
-<file path=customXml/item3.xml><?xml version="1.0" encoding="utf-8"?>
-<?mso-contentType ?>
-<FormTemplates xmlns="http://schemas.microsoft.com/sharepoint/v3/contenttype/forms">
-  <Display>DocumentLibraryForm</Display>
-  <Edit>DocumentLibraryForm</Edit>
-  <New>DocumentLibraryForm</New>
-</FormTemplates>
-</file>
-
 <file path=customXml/item4.xml><?xml version="1.0" encoding="utf-8"?>
-<p:properties xmlns:p="http://schemas.microsoft.com/office/2006/metadata/properties" xmlns:xsi="http://www.w3.org/2001/XMLSchema-instance" xmlns:pc="http://schemas.microsoft.com/office/infopath/2007/PartnerControls">
-  <documentManagement>
-    <TaxCatchAll xmlns="cb45339b-ced9-4d0d-8f64-77573914d53b" xsi:nil="true"/>
-    <lcf76f155ced4ddcb4097134ff3c332f xmlns="43a3ca16-9c26-4813-b83f-4aec9927b43f">
-      <Terms xmlns="http://schemas.microsoft.com/office/infopath/2007/PartnerControls"/>
-    </lcf76f155ced4ddcb4097134ff3c332f>
-  </documentManagement>
-</p:properties>
+<b:Sources xmlns:b="http://schemas.openxmlformats.org/officeDocument/2006/bibliography" xmlns="http://schemas.openxmlformats.org/officeDocument/2006/bibliography" SelectedStyle="\APASixthEditionOfficeOnline.xsl" StyleName="APA" Version="6"/>
 </file>
 
 <file path=customXml/itemProps1.xml><?xml version="1.0" encoding="utf-8"?>
+<ds:datastoreItem xmlns:ds="http://schemas.openxmlformats.org/officeDocument/2006/customXml" ds:itemID="{5DECA6BC-B75A-4D56-98DD-0A8CEE3158C7}">
+  <ds:schemaRefs>
+    <ds:schemaRef ds:uri="http://schemas.microsoft.com/office/2006/metadata/properties"/>
+    <ds:schemaRef ds:uri="http://schemas.microsoft.com/office/infopath/2007/PartnerControls"/>
+    <ds:schemaRef ds:uri="cb45339b-ced9-4d0d-8f64-77573914d53b"/>
+    <ds:schemaRef ds:uri="43a3ca16-9c26-4813-b83f-4aec9927b43f"/>
+  </ds:schemaRefs>
+</ds:datastoreItem>
+</file>
+
+<file path=customXml/itemProps2.xml><?xml version="1.0" encoding="utf-8"?>
+<ds:datastoreItem xmlns:ds="http://schemas.openxmlformats.org/officeDocument/2006/customXml" ds:itemID="{C1F32636-C78E-48DE-A58F-87592A3FCE72}">
+  <ds:schemaRefs>
+    <ds:schemaRef ds:uri="http://schemas.microsoft.com/sharepoint/v3/contenttype/forms"/>
+  </ds:schemaRefs>
+</ds:datastoreItem>
+</file>
+
+<file path=customXml/itemProps3.xml><?xml version="1.0" encoding="utf-8"?>
+<ds:datastoreItem xmlns:ds="http://schemas.openxmlformats.org/officeDocument/2006/customXml" ds:itemID="{636ED96C-73F7-4E38-94C2-F88B35915C1F}">
+  <ds:schemaRefs>
+    <ds:schemaRef ds:uri="http://schemas.microsoft.com/office/2006/metadata/contentType"/>
+    <ds:schemaRef ds:uri="http://schemas.microsoft.com/office/2006/metadata/properties/metaAttributes"/>
+    <ds:schemaRef ds:uri="http://www.w3.org/2001/XMLSchema"/>
+    <ds:schemaRef ds:uri="http://schemas.microsoft.com/office/2006/metadata/properties"/>
+    <ds:schemaRef ds:uri="cb45339b-ced9-4d0d-8f64-77573914d53b"/>
+    <ds:schemaRef ds:uri="43a3ca16-9c26-4813-b83f-4aec9927b43f"/>
+    <ds:schemaRef ds:uri="http://schemas.microsoft.com/office/2006/documentManagement/types"/>
+    <ds:schemaRef ds:uri="http://schemas.microsoft.com/office/infopath/2007/PartnerControls"/>
+    <ds:schemaRef ds:uri="http://schemas.openxmlformats.org/package/2006/metadata/core-properties"/>
+    <ds:schemaRef ds:uri="http://purl.org/dc/elements/1.1/"/>
+    <ds:schemaRef ds:uri="http://purl.org/dc/terms/"/>
+    <ds:schemaRef ds:uri="http://schemas.microsoft.com/internal/obd"/>
+  </ds:schemaRefs>
+</ds:datastoreItem>
+</file>
+
+<file path=customXml/itemProps4.xml><?xml version="1.0" encoding="utf-8"?>
 <ds:datastoreItem xmlns:ds="http://schemas.openxmlformats.org/officeDocument/2006/customXml" ds:itemID="{FEFC79FD-59B8-444D-9A6E-A239E6B718C0}">
   <ds:schemaRefs>
     <ds:schemaRef ds:uri="http://schemas.openxmlformats.org/officeDocument/2006/bibliography"/>
   </ds:schemaRefs>
 </ds:datastoreItem>
-</file>
-
-<file path=customXml/itemProps2.xml><?xml version="1.0" encoding="utf-8"?>
-<ds:datastoreItem xmlns:ds="http://schemas.openxmlformats.org/officeDocument/2006/customXml" ds:itemID="{636ED96C-73F7-4E38-94C2-F88B35915C1F}"/>
-</file>
-
-<file path=customXml/itemProps3.xml><?xml version="1.0" encoding="utf-8"?>
-<ds:datastoreItem xmlns:ds="http://schemas.openxmlformats.org/officeDocument/2006/customXml" ds:itemID="{C1F32636-C78E-48DE-A58F-87592A3FCE72}"/>
-</file>
-
-<file path=customXml/itemProps4.xml><?xml version="1.0" encoding="utf-8"?>
-<ds:datastoreItem xmlns:ds="http://schemas.openxmlformats.org/officeDocument/2006/customXml" ds:itemID="{5DECA6BC-B75A-4D56-98DD-0A8CEE3158C7}"/>
 </file>
--- a/fuentes/CFA_11_122154_DU.docx
+++ b/fuentes/CFA_11_122154_DU.docx
@@ -1,6 +1,6 @@
 
 <file path=word/document.xml><?xml version="1.0" encoding="utf-8"?>
-<w:document xmlns:wpc="http://schemas.microsoft.com/office/word/2010/wordprocessingCanvas" xmlns:cx="http://schemas.microsoft.com/office/drawing/2014/chartex" xmlns:cx1="http://schemas.microsoft.com/office/drawing/2015/9/8/chartex" xmlns:cx2="http://schemas.microsoft.com/office/drawing/2015/10/21/chartex" xmlns:cx3="http://schemas.microsoft.com/office/drawing/2016/5/9/chartex" xmlns:cx4="http://schemas.microsoft.com/office/drawing/2016/5/10/chartex" xmlns:cx5="http://schemas.microsoft.com/office/drawing/2016/5/11/chartex" xmlns:cx6="http://schemas.microsoft.com/office/drawing/2016/5/12/chartex" xmlns:cx7="http://schemas.microsoft.com/office/drawing/2016/5/13/chartex" xmlns:cx8="http://schemas.microsoft.com/office/drawing/2016/5/14/chartex" xmlns:mc="http://schemas.openxmlformats.org/markup-compatibility/2006" xmlns:aink="http://schemas.microsoft.com/office/drawing/2016/ink" xmlns:am3d="http://schemas.microsoft.com/office/drawing/2017/model3d" xmlns:o="urn:schemas-microsoft-com:office:office" xmlns:r="http://schemas.openxmlformats.org/officeDocument/2006/relationships" xmlns:m="http://schemas.openxmlformats.org/officeDocument/2006/math" xmlns:v="urn:schemas-microsoft-com:vml" xmlns:wp14="http://schemas.microsoft.com/office/word/2010/wordprocessingDrawing" xmlns:wp="http://schemas.openxmlformats.org/drawingml/2006/wordprocessingDrawing" xmlns:w10="urn:schemas-microsoft-com:office:word" xmlns:w="http://schemas.openxmlformats.org/wordprocessingml/2006/main" xmlns:w14="http://schemas.microsoft.com/office/word/2010/wordml" xmlns:w15="http://schemas.microsoft.com/office/word/2012/wordml" xmlns:w16cex="http://schemas.microsoft.com/office/word/2018/wordml/cex" xmlns:w16cid="http://schemas.microsoft.com/office/word/2016/wordml/cid" xmlns:w16="http://schemas.microsoft.com/office/word/2018/wordml" xmlns:w16sdtdh="http://schemas.microsoft.com/office/word/2020/wordml/sdtdatahash" xmlns:w16se="http://schemas.microsoft.com/office/word/2015/wordml/symex" xmlns:wpg="http://schemas.microsoft.com/office/word/2010/wordprocessingGroup" xmlns:wpi="http://schemas.microsoft.com/office/word/2010/wordprocessingInk" xmlns:wne="http://schemas.microsoft.com/office/word/2006/wordml" xmlns:wps="http://schemas.microsoft.com/office/word/2010/wordprocessingShape" mc:Ignorable="w14 w15 w16se w16cid w16 w16cex w16sdtdh wp14">
+<w:document xmlns:wpc="http://schemas.microsoft.com/office/word/2010/wordprocessingCanvas" xmlns:cx="http://schemas.microsoft.com/office/drawing/2014/chartex" xmlns:cx1="http://schemas.microsoft.com/office/drawing/2015/9/8/chartex" xmlns:cx2="http://schemas.microsoft.com/office/drawing/2015/10/21/chartex" xmlns:cx3="http://schemas.microsoft.com/office/drawing/2016/5/9/chartex" xmlns:cx4="http://schemas.microsoft.com/office/drawing/2016/5/10/chartex" xmlns:cx5="http://schemas.microsoft.com/office/drawing/2016/5/11/chartex" xmlns:cx6="http://schemas.microsoft.com/office/drawing/2016/5/12/chartex" xmlns:cx7="http://schemas.microsoft.com/office/drawing/2016/5/13/chartex" xmlns:cx8="http://schemas.microsoft.com/office/drawing/2016/5/14/chartex" xmlns:mc="http://schemas.openxmlformats.org/markup-compatibility/2006" xmlns:aink="http://schemas.microsoft.com/office/drawing/2016/ink" xmlns:am3d="http://schemas.microsoft.com/office/drawing/2017/model3d" xmlns:o="urn:schemas-microsoft-com:office:office" xmlns:r="http://schemas.openxmlformats.org/officeDocument/2006/relationships" xmlns:m="http://schemas.openxmlformats.org/officeDocument/2006/math" xmlns:v="urn:schemas-microsoft-com:vml" xmlns:wp14="http://schemas.microsoft.com/office/word/2010/wordprocessingDrawing" xmlns:wp="http://schemas.openxmlformats.org/drawingml/2006/wordprocessingDrawing" xmlns:w10="urn:schemas-microsoft-com:office:word" xmlns:w="http://schemas.openxmlformats.org/wordprocessingml/2006/main" xmlns:w14="http://schemas.microsoft.com/office/word/2010/wordml" xmlns:w15="http://schemas.microsoft.com/office/word/2012/wordml" xmlns:w16cid="http://schemas.microsoft.com/office/word/2016/wordml/cid" xmlns:w16se="http://schemas.microsoft.com/office/word/2015/wordml/symex" xmlns:wpg="http://schemas.microsoft.com/office/word/2010/wordprocessingGroup" xmlns:wpi="http://schemas.microsoft.com/office/word/2010/wordprocessingInk" xmlns:wne="http://schemas.microsoft.com/office/word/2006/wordml" xmlns:wps="http://schemas.microsoft.com/office/word/2010/wordprocessingShape" mc:Ignorable="w14 w15 w16se w16cid wp14">
   <w:body>
     <w:p>
       <w:r>
@@ -40,7 +40,7 @@
                     </pic:cNvPicPr>
                   </pic:nvPicPr>
                   <pic:blipFill>
-                    <a:blip r:embed="rId11">
+                    <a:blip r:embed="rId8">
                       <a:extLst>
                         <a:ext uri="{28A0092B-C50C-407E-A947-70E740481C1C}">
                           <a14:useLocalDpi xmlns:a14="http://schemas.microsoft.com/office/drawing/2010/main" val="0"/>
@@ -213,9 +213,9 @@
               </wp:anchor>
             </w:drawing>
           </mc:Choice>
-          <mc:Fallback xmlns:a14="http://schemas.microsoft.com/office/drawing/2010/main" xmlns:pic="http://schemas.openxmlformats.org/drawingml/2006/picture" xmlns:adec="http://schemas.microsoft.com/office/drawing/2017/decorative" xmlns:a="http://schemas.openxmlformats.org/drawingml/2006/main">
+          <mc:Fallback xmlns:w16sdtdh="http://schemas.microsoft.com/office/word/2020/wordml/sdtdatahash" xmlns:w16="http://schemas.microsoft.com/office/word/2018/wordml" xmlns:w16cex="http://schemas.microsoft.com/office/word/2018/wordml/cex">
             <w:pict>
-              <v:rect id="Rectángulo 4" style="position:absolute;margin-left:-55.7pt;margin-top:29pt;width:613.85pt;height:204pt;z-index:-251659776;visibility:visible;mso-wrap-style:square;mso-width-percent:0;mso-height-percent:0;mso-wrap-distance-left:9pt;mso-wrap-distance-top:0;mso-wrap-distance-right:9pt;mso-wrap-distance-bottom:0;mso-position-horizontal:absolute;mso-position-horizontal-relative:text;mso-position-vertical:absolute;mso-position-vertical-relative:text;mso-width-percent:0;mso-height-percent:0;mso-width-relative:page;mso-height-relative:margin;v-text-anchor:middle" o:spid="_x0000_s1026" fillcolor="#00314d" stroked="f" strokeweight="1pt" w14:anchorId="5C6229C9" o:gfxdata="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"/>
+              <v:rect w14:anchorId="5C6229C9" id="Rectángulo 4" o:spid="_x0000_s1026" style="position:absolute;margin-left:-55.7pt;margin-top:29pt;width:613.85pt;height:204pt;z-index:-251659776;visibility:visible;mso-wrap-style:square;mso-width-percent:0;mso-height-percent:0;mso-wrap-distance-left:9pt;mso-wrap-distance-top:0;mso-wrap-distance-right:9pt;mso-wrap-distance-bottom:0;mso-position-horizontal:absolute;mso-position-horizontal-relative:text;mso-position-vertical:absolute;mso-position-vertical-relative:text;mso-width-percent:0;mso-height-percent:0;mso-width-relative:page;mso-height-relative:margin;v-text-anchor:middle" o:gfxdata="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" fillcolor="#00314d" stroked="f" strokeweight="1pt"/>
             </w:pict>
           </mc:Fallback>
         </mc:AlternateContent>
@@ -343,7 +343,7 @@
                 <v:stroke joinstyle="miter"/>
                 <v:path gradientshapeok="t" o:connecttype="rect"/>
               </v:shapetype>
-              <v:shape id="Cuadro de texto 2" o:spid="_x0000_s1026" type="#_x0000_t202" alt="&quot;&quot;" style="position:absolute;left:0;text-align:left;margin-left:-20.7pt;margin-top:22pt;width:488.95pt;height:146.25pt;z-index:251657728;visibility:visible;mso-wrap-style:square;mso-width-percent:0;mso-height-percent:0;mso-wrap-distance-left:9pt;mso-wrap-distance-top:3.6pt;mso-wrap-distance-right:9pt;mso-wrap-distance-bottom:3.6pt;mso-position-horizontal:absolute;mso-position-horizontal-relative:text;mso-position-vertical:absolute;mso-position-vertical-relative:text;mso-width-percent:0;mso-height-percent:0;mso-width-relative:margin;mso-height-relative:margin;v-text-anchor:top" o:gfxdata="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" filled="f" stroked="f">
+              <v:shape id="Cuadro de texto 2" o:spid="_x0000_s1026" type="#_x0000_t202" style="position:absolute;left:0;text-align:left;margin-left:-20.7pt;margin-top:22pt;width:488.95pt;height:146.25pt;z-index:251657728;visibility:visible;mso-wrap-style:square;mso-width-percent:0;mso-height-percent:0;mso-wrap-distance-left:9pt;mso-wrap-distance-top:3.6pt;mso-wrap-distance-right:9pt;mso-wrap-distance-bottom:3.6pt;mso-position-horizontal:absolute;mso-position-horizontal-relative:text;mso-position-vertical:absolute;mso-position-vertical-relative:text;mso-width-percent:0;mso-height-percent:0;mso-width-relative:margin;mso-height-relative:margin;v-text-anchor:top" o:gfxdata="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" filled="f" stroked="f">
                 <v:textbox>
                   <w:txbxContent>
                     <w:p>
@@ -493,7 +493,6 @@
       <w:r>
         <w:rPr>
           <w:rStyle w:val="Extranjerismo"/>
-          <w:lang w:val="es-CO"/>
         </w:rPr>
         <w:t>marketing</w:t>
       </w:r>
@@ -2989,7 +2988,6 @@
       <w:r>
         <w:rPr>
           <w:rStyle w:val="Extranjerismo"/>
-          <w:lang w:val="es-CO"/>
         </w:rPr>
         <w:t>marketing</w:t>
       </w:r>
@@ -3052,7 +3050,7 @@
                     </pic:cNvPicPr>
                   </pic:nvPicPr>
                   <pic:blipFill>
-                    <a:blip r:embed="rId12">
+                    <a:blip r:embed="rId9">
                       <a:extLst>
                         <a:ext uri="{28A0092B-C50C-407E-A947-70E740481C1C}">
                           <a14:useLocalDpi xmlns:a14="http://schemas.microsoft.com/office/drawing/2010/main" val="0"/>
@@ -3155,7 +3153,6 @@
             <w:r>
               <w:rPr>
                 <w:rStyle w:val="Extranjerismo"/>
-                <w:lang w:val="es-CO"/>
               </w:rPr>
               <w:t>marketing</w:t>
             </w:r>
@@ -3182,7 +3179,6 @@
             <w:r>
               <w:rPr>
                 <w:rStyle w:val="Extranjerismo"/>
-                <w:lang w:val="es-CO"/>
               </w:rPr>
               <w:t>marketing</w:t>
             </w:r>
@@ -3192,7 +3188,6 @@
             <w:r>
               <w:rPr>
                 <w:rStyle w:val="Extranjerismo"/>
-                <w:lang w:val="es-CO"/>
               </w:rPr>
               <w:t>marketing</w:t>
             </w:r>
@@ -3212,7 +3207,6 @@
             <w:r>
               <w:rPr>
                 <w:rStyle w:val="Extranjerismo"/>
-                <w:lang w:val="es-CO"/>
               </w:rPr>
               <w:t>marketing</w:t>
             </w:r>
@@ -3227,7 +3221,6 @@
             <w:r>
               <w:rPr>
                 <w:rStyle w:val="Extranjerismo"/>
-                <w:lang w:val="es-CO"/>
               </w:rPr>
               <w:t>marketing</w:t>
             </w:r>
@@ -3266,7 +3259,6 @@
       <w:r>
         <w:rPr>
           <w:rStyle w:val="Extranjerismo"/>
-          <w:lang w:val="es-CO"/>
         </w:rPr>
         <w:t>marketing</w:t>
       </w:r>
@@ -3293,7 +3285,7 @@
       <w:r>
         <w:rPr>
           <w:rStyle w:val="Extranjerismo"/>
-          <w:lang w:val="es-CO" w:eastAsia="es-CO"/>
+          <w:lang w:eastAsia="es-CO"/>
         </w:rPr>
         <w:t>marketing</w:t>
       </w:r>
@@ -3357,7 +3349,6 @@
       <w:r>
         <w:rPr>
           <w:rStyle w:val="Extranjerismo"/>
-          <w:lang w:val="es-CO"/>
         </w:rPr>
         <w:t>marketing</w:t>
       </w:r>
@@ -3395,7 +3386,7 @@
       <w:r>
         <w:rPr>
           <w:rStyle w:val="Extranjerismo"/>
-          <w:lang w:val="es-CO" w:eastAsia="es-CO"/>
+          <w:lang w:eastAsia="es-CO"/>
         </w:rPr>
         <w:t>marketing</w:t>
       </w:r>
@@ -3499,16 +3490,14 @@
           <w:lang w:eastAsia="es-CO"/>
         </w:rPr>
       </w:pPr>
-      <w:proofErr w:type="spellStart"/>
       <w:r>
         <w:rPr>
           <w:rStyle w:val="Extranjerismo"/>
           <w:b/>
-          <w:lang w:val="es-CO" w:eastAsia="es-CO"/>
+          <w:lang w:eastAsia="es-CO"/>
         </w:rPr>
         <w:t>Feedback</w:t>
       </w:r>
-      <w:proofErr w:type="spellEnd"/>
       <w:r>
         <w:rPr>
           <w:b/>
@@ -4053,42 +4042,123 @@
           <w:b/>
           <w:lang w:eastAsia="es-CO"/>
         </w:rPr>
+        <w:t>Uso de Tecnologías de la Información y Comunicación (TIC)</w:t>
+      </w:r>
+      <w:r>
+        <w:rPr>
+          <w:lang w:eastAsia="es-CO"/>
+        </w:rPr>
+        <w:t>: hoy en día, la promoción turística incorpora un alto componente de tecnologías de la información y la comunicación, impulsado por los avances tecnológicos. La evolución de la tecnología ha transformado la manera de comunicarse, pasando de los medios tradicionales a los digitales. Plataformas en línea, correos electrónicos, teléfonos móviles, videos y podcasts permiten llegar de manera más directa y personalizada a grupos específicos de clientes. Esto permite que los consumidores elijan lo que realmente desean consumir, en lugar de recibir lo que se les impone, adaptándose así a sus preferencias y necesidades.</w:t>
+      </w:r>
+    </w:p>
+    <w:p>
+      <w:pPr>
+        <w:pStyle w:val="Ttulo2"/>
+      </w:pPr>
+      <w:bookmarkStart w:id="5" w:name="_Toc199345772"/>
+      <w:r>
+        <w:t>Estrategias de promoción</w:t>
+      </w:r>
+      <w:bookmarkEnd w:id="5"/>
+    </w:p>
+    <w:p>
+      <w:pPr>
+        <w:rPr>
+          <w:lang w:eastAsia="es-CO"/>
+        </w:rPr>
+      </w:pPr>
+      <w:r>
+        <w:rPr>
+          <w:lang w:eastAsia="es-CO"/>
+        </w:rPr>
+        <w:t xml:space="preserve">Para abordar las estrategias de promoción, es fundamental entender su origen y concepto, los cuales provienen de la ciencia administrativa aplicada al </w:t>
+      </w:r>
+      <w:r>
+        <w:rPr>
+          <w:rStyle w:val="Extranjerismo"/>
+        </w:rPr>
+        <w:t>marketing</w:t>
+      </w:r>
+      <w:r>
+        <w:rPr>
+          <w:lang w:eastAsia="es-CO"/>
+        </w:rPr>
+        <w:t xml:space="preserve"> y la promoción turística.</w:t>
+      </w:r>
+    </w:p>
+    <w:p>
+      <w:pPr>
+        <w:rPr>
+          <w:lang w:eastAsia="es-CO"/>
+        </w:rPr>
+      </w:pPr>
+      <w:r>
+        <w:rPr>
+          <w:lang w:eastAsia="es-CO"/>
+        </w:rPr>
+        <w:t xml:space="preserve">La disciplina administrativa ofrece herramientas para dirigir los esfuerzos organizacionales y así atraer a nuevos clientes. A través del </w:t>
+      </w:r>
+      <w:r>
+        <w:rPr>
+          <w:rStyle w:val="Extranjerismo"/>
+          <w:lang w:eastAsia="es-CO"/>
+        </w:rPr>
+        <w:t>marketing</w:t>
+      </w:r>
+      <w:r>
+        <w:rPr>
+          <w:lang w:eastAsia="es-CO"/>
+        </w:rPr>
+        <w:t xml:space="preserve">, se coordinan diversas actividades, incluidas aquellas que promocionan y dan a conocer productos y servicios turísticos. La administración de </w:t>
+      </w:r>
+      <w:r>
+        <w:rPr>
+          <w:rStyle w:val="Extranjerismo"/>
+        </w:rPr>
+        <w:t>marketing</w:t>
+      </w:r>
+      <w:r>
+        <w:rPr>
+          <w:lang w:eastAsia="es-CO"/>
+        </w:rPr>
+        <w:t xml:space="preserve"> es un proceso que planea, organiza, dirige y controla los esfuerzos para lograr el intercambio de bienes y servicios con los mercados objetivo de una empresa.</w:t>
+      </w:r>
+    </w:p>
+    <w:p>
+      <w:pPr>
+        <w:rPr>
+          <w:lang w:eastAsia="es-CO"/>
+        </w:rPr>
+      </w:pPr>
+      <w:r>
+        <w:rPr>
+          <w:lang w:eastAsia="es-CO"/>
+        </w:rPr>
+        <w:t xml:space="preserve">La administración de </w:t>
+      </w:r>
+      <w:r>
+        <w:rPr>
+          <w:rStyle w:val="Extranjerismo"/>
+          <w:lang w:eastAsia="es-CO"/>
+        </w:rPr>
+        <w:t>marketing</w:t>
+      </w:r>
+      <w:r>
+        <w:rPr>
+          <w:lang w:eastAsia="es-CO"/>
+        </w:rPr>
+        <w:t xml:space="preserve"> se considera un proceso integral para analizar oportunidades de negocio, definir objetivos concretos y formular estrategias que </w:t>
+      </w:r>
+      <w:r>
+        <w:rPr>
+          <w:lang w:eastAsia="es-CO"/>
+        </w:rPr>
         <w:lastRenderedPageBreak/>
-        <w:t>Uso de Tecnologías de la Información y Comunicación (TIC)</w:t>
-      </w:r>
-      <w:r>
-        <w:rPr>
-          <w:lang w:eastAsia="es-CO"/>
-        </w:rPr>
-        <w:t>: hoy en día, la promoción turística incorpora un alto componente de tecnologías de la información y la comunicación, impulsado por los avances tecnológicos. La evolución de la tecnología ha transformado la manera de comunicarse, pasando de los medios tradicionales a los digitales. Plataformas en línea, correos electrónicos, teléfonos móviles, videos y podcasts permiten llegar de manera más directa y personalizada a grupos específicos de clientes. Esto permite que los consumidores elijan lo que realmente desean consumir, en lugar de recibir lo que se les impone, adaptándose así a sus preferencias y necesidades.</w:t>
-      </w:r>
-    </w:p>
-    <w:p>
-      <w:pPr>
-        <w:pStyle w:val="Ttulo2"/>
-      </w:pPr>
-      <w:bookmarkStart w:id="5" w:name="_Toc199345772"/>
-      <w:r>
-        <w:t>Estrategias de promoción</w:t>
-      </w:r>
-      <w:bookmarkEnd w:id="5"/>
-    </w:p>
-    <w:p>
-      <w:pPr>
-        <w:rPr>
-          <w:lang w:eastAsia="es-CO"/>
-        </w:rPr>
-      </w:pPr>
-      <w:r>
-        <w:rPr>
-          <w:lang w:eastAsia="es-CO"/>
-        </w:rPr>
-        <w:t xml:space="preserve">Para abordar las estrategias de promoción, es fundamental entender su origen y concepto, los cuales provienen de la ciencia administrativa aplicada al </w:t>
+        <w:t xml:space="preserve">forman parte de un plan estructurado. Este plan permite ejecutar y controlar las actividades comerciales. La planificación de </w:t>
       </w:r>
       <w:r>
         <w:rPr>
           <w:rStyle w:val="Extranjerismo"/>
-          <w:lang w:val="es-CO"/>
         </w:rPr>
         <w:t>marketing</w:t>
       </w:r>
@@ -4096,97 +4166,11 @@
         <w:rPr>
           <w:lang w:eastAsia="es-CO"/>
         </w:rPr>
-        <w:t xml:space="preserve"> y la promoción turística.</w:t>
-      </w:r>
-    </w:p>
-    <w:p>
-      <w:pPr>
-        <w:rPr>
-          <w:lang w:eastAsia="es-CO"/>
-        </w:rPr>
-      </w:pPr>
-      <w:r>
-        <w:rPr>
-          <w:lang w:eastAsia="es-CO"/>
-        </w:rPr>
-        <w:t xml:space="preserve">La disciplina administrativa ofrece herramientas para dirigir los esfuerzos organizacionales y así atraer a nuevos clientes. A través del </w:t>
+        <w:t xml:space="preserve"> comienza con la elaboración de un plan de </w:t>
       </w:r>
       <w:r>
         <w:rPr>
           <w:rStyle w:val="Extranjerismo"/>
-          <w:lang w:val="es-CO" w:eastAsia="es-CO"/>
-        </w:rPr>
-        <w:t>marketing</w:t>
-      </w:r>
-      <w:r>
-        <w:rPr>
-          <w:lang w:eastAsia="es-CO"/>
-        </w:rPr>
-        <w:t xml:space="preserve">, se coordinan diversas actividades, incluidas aquellas que promocionan y dan a conocer productos y servicios turísticos. La administración de </w:t>
-      </w:r>
-      <w:r>
-        <w:rPr>
-          <w:rStyle w:val="Extranjerismo"/>
-          <w:lang w:val="es-CO"/>
-        </w:rPr>
-        <w:t>marketing</w:t>
-      </w:r>
-      <w:r>
-        <w:rPr>
-          <w:lang w:eastAsia="es-CO"/>
-        </w:rPr>
-        <w:t xml:space="preserve"> es un proceso que planea, organiza, dirige y controla los esfuerzos para lograr el intercambio de bienes y servicios con los mercados objetivo de una empresa.</w:t>
-      </w:r>
-    </w:p>
-    <w:p>
-      <w:pPr>
-        <w:rPr>
-          <w:lang w:eastAsia="es-CO"/>
-        </w:rPr>
-      </w:pPr>
-      <w:r>
-        <w:rPr>
-          <w:lang w:eastAsia="es-CO"/>
-        </w:rPr>
-        <w:t xml:space="preserve">La administración de </w:t>
-      </w:r>
-      <w:r>
-        <w:rPr>
-          <w:rStyle w:val="Extranjerismo"/>
-          <w:lang w:val="es-CO" w:eastAsia="es-CO"/>
-        </w:rPr>
-        <w:t>marketing</w:t>
-      </w:r>
-      <w:r>
-        <w:rPr>
-          <w:lang w:eastAsia="es-CO"/>
-        </w:rPr>
-        <w:t xml:space="preserve"> se considera un proceso integral para analizar oportunidades de negocio, definir objetivos concretos y formular estrategias que forman parte de un plan estructurado. Este plan permite ejecutar y controlar las actividades comerciales. La planificación de </w:t>
-      </w:r>
-      <w:r>
-        <w:rPr>
-          <w:rStyle w:val="Extranjerismo"/>
-          <w:lang w:val="es-CO"/>
-        </w:rPr>
-        <w:t>marketing</w:t>
-      </w:r>
-      <w:r>
-        <w:rPr>
-          <w:lang w:eastAsia="es-CO"/>
-        </w:rPr>
-        <w:t xml:space="preserve"> comienza con la elaboración de </w:t>
-      </w:r>
-      <w:r>
-        <w:rPr>
-          <w:lang w:eastAsia="es-CO"/>
-        </w:rPr>
-        <w:lastRenderedPageBreak/>
-        <w:t xml:space="preserve">un plan de </w:t>
-      </w:r>
-      <w:r>
-        <w:rPr>
-          <w:rStyle w:val="Extranjerismo"/>
-          <w:lang w:val="es-CO"/>
         </w:rPr>
         <w:t>marketing</w:t>
       </w:r>
@@ -4235,7 +4219,6 @@
       <w:r>
         <w:rPr>
           <w:rStyle w:val="Extranjerismo"/>
-          <w:lang w:val="es-CO"/>
         </w:rPr>
         <w:t>marketing</w:t>
       </w:r>
@@ -4315,7 +4298,6 @@
       <w:r>
         <w:rPr>
           <w:rStyle w:val="Extranjerismo"/>
-          <w:lang w:val="es-CO"/>
         </w:rPr>
         <w:t>marketing</w:t>
       </w:r>
@@ -4328,7 +4310,6 @@
       <w:r>
         <w:rPr>
           <w:rStyle w:val="Extranjerismo"/>
-          <w:lang w:val="es-CO"/>
         </w:rPr>
         <w:t>marketing</w:t>
       </w:r>
@@ -4354,7 +4335,7 @@
       <w:r>
         <w:rPr>
           <w:rStyle w:val="Extranjerismo"/>
-          <w:lang w:val="es-CO" w:eastAsia="es-CO"/>
+          <w:lang w:eastAsia="es-CO"/>
         </w:rPr>
         <w:t>marketing</w:t>
       </w:r>
@@ -4382,13 +4363,11 @@
         <w:rPr>
           <w:lang w:eastAsia="es-CO"/>
         </w:rPr>
-        <w:lastRenderedPageBreak/>
         <w:t xml:space="preserve">La evolución de la planificación ha permitido el desarrollo del concepto de planificación estratégica, que se refiere al proceso de crear y mantener una congruencia estratégica entre las metas y capacidades de la organización y sus oportunidades de </w:t>
       </w:r>
       <w:r>
         <w:rPr>
           <w:rStyle w:val="Extranjerismo"/>
-          <w:lang w:val="es-CO"/>
         </w:rPr>
         <w:t>marketing</w:t>
       </w:r>
@@ -4414,7 +4393,6 @@
       <w:r>
         <w:rPr>
           <w:rStyle w:val="Extranjerismo"/>
-          <w:lang w:val="es-CO"/>
         </w:rPr>
         <w:t>marketing</w:t>
       </w:r>
@@ -4493,7 +4471,7 @@
       <w:r>
         <w:rPr>
           <w:rStyle w:val="Extranjerismo"/>
-          <w:lang w:val="es-CO" w:eastAsia="es-CO"/>
+          <w:lang w:eastAsia="es-CO"/>
         </w:rPr>
         <w:t>marketing</w:t>
       </w:r>
@@ -4501,7 +4479,14 @@
         <w:rPr>
           <w:lang w:eastAsia="es-CO"/>
         </w:rPr>
-        <w:t>, basados en el diagnóstico realizado. Los objetivos deben ser alcanzables, cuantificables y realistas, con el fin de lograr un posicionamiento efectivo en el mercado, innovación, imagen, prestigio y crecimiento del destino turístico.</w:t>
+        <w:t xml:space="preserve">, basados en el diagnóstico realizado. Los objetivos deben ser alcanzables, cuantificables y realistas, </w:t>
+      </w:r>
+      <w:r>
+        <w:rPr>
+          <w:lang w:eastAsia="es-CO"/>
+        </w:rPr>
+        <w:lastRenderedPageBreak/>
+        <w:t>con el fin de lograr un posicionamiento efectivo en el mercado, innovación, imagen, prestigio y crecimiento del destino turístico.</w:t>
       </w:r>
     </w:p>
     <w:p>
@@ -4521,7 +4506,6 @@
           <w:b/>
           <w:lang w:eastAsia="es-CO"/>
         </w:rPr>
-        <w:lastRenderedPageBreak/>
         <w:t>Etapa 3. Operación</w:t>
       </w:r>
     </w:p>
@@ -4544,6 +4528,13 @@
           <w:lang w:eastAsia="es-CO"/>
         </w:rPr>
       </w:pPr>
+    </w:p>
+    <w:p>
+      <w:pPr>
+        <w:rPr>
+          <w:lang w:eastAsia="es-CO"/>
+        </w:rPr>
+      </w:pPr>
       <w:r>
         <w:rPr>
           <w:lang w:eastAsia="es-CO"/>
@@ -4553,7 +4544,7 @@
       <w:r>
         <w:rPr>
           <w:rStyle w:val="Extranjerismo"/>
-          <w:lang w:val="es-CO" w:eastAsia="es-CO"/>
+          <w:lang w:eastAsia="es-CO"/>
         </w:rPr>
         <w:t>marketing</w:t>
       </w:r>
@@ -4632,7 +4623,7 @@
       <w:r>
         <w:rPr>
           <w:rStyle w:val="Extranjerismo"/>
-          <w:lang w:val="es-CO" w:eastAsia="es-CO"/>
+          <w:lang w:eastAsia="es-CO"/>
         </w:rPr>
         <w:t>marketing</w:t>
       </w:r>
@@ -4642,6 +4633,20 @@
         </w:rPr>
         <w:t xml:space="preserve"> directo y participación en eventos.</w:t>
       </w:r>
+    </w:p>
+    <w:p>
+      <w:pPr>
+        <w:rPr>
+          <w:lang w:eastAsia="es-CO"/>
+        </w:rPr>
+      </w:pPr>
+    </w:p>
+    <w:p>
+      <w:pPr>
+        <w:rPr>
+          <w:lang w:eastAsia="es-CO"/>
+        </w:rPr>
+      </w:pPr>
     </w:p>
     <w:p>
       <w:pPr>
@@ -4660,6 +4665,7 @@
           <w:b/>
           <w:lang w:eastAsia="es-CO"/>
         </w:rPr>
+        <w:lastRenderedPageBreak/>
         <w:t>Estrategias de diversificación</w:t>
       </w:r>
     </w:p>
@@ -4675,20 +4681,6 @@
         </w:rPr>
         <w:t>Implican la incursión en nuevos negocios o productos, ampliando la oferta del mercado. En el turismo, esto se traduce en la diversificación de tipos de turismo (cultural, naturaleza, salud, etc.) para atraer diferentes segmentos de turistas.</w:t>
       </w:r>
-    </w:p>
-    <w:p>
-      <w:pPr>
-        <w:rPr>
-          <w:lang w:eastAsia="es-CO"/>
-        </w:rPr>
-      </w:pPr>
-    </w:p>
-    <w:p>
-      <w:pPr>
-        <w:rPr>
-          <w:lang w:eastAsia="es-CO"/>
-        </w:rPr>
-      </w:pPr>
     </w:p>
     <w:p>
       <w:pPr>
@@ -4707,7 +4699,6 @@
           <w:b/>
           <w:lang w:eastAsia="es-CO"/>
         </w:rPr>
-        <w:lastRenderedPageBreak/>
         <w:t>Estrategia de segmentación del mercado</w:t>
       </w:r>
     </w:p>
@@ -4730,6 +4721,13 @@
           <w:lang w:eastAsia="es-CO"/>
         </w:rPr>
       </w:pPr>
+    </w:p>
+    <w:p>
+      <w:pPr>
+        <w:rPr>
+          <w:lang w:eastAsia="es-CO"/>
+        </w:rPr>
+      </w:pPr>
       <w:r>
         <w:rPr>
           <w:lang w:eastAsia="es-CO"/>
@@ -4739,7 +4737,7 @@
       <w:r>
         <w:rPr>
           <w:rStyle w:val="Extranjerismo"/>
-          <w:lang w:val="es-CO" w:eastAsia="es-CO"/>
+          <w:lang w:eastAsia="es-CO"/>
         </w:rPr>
         <w:t>marketing</w:t>
       </w:r>
@@ -4785,7 +4783,7 @@
       <w:r>
         <w:rPr>
           <w:rStyle w:val="Extranjerismo"/>
-          <w:lang w:val="es-CO" w:eastAsia="es-CO"/>
+          <w:lang w:eastAsia="es-CO"/>
         </w:rPr>
         <w:t>marketing</w:t>
       </w:r>
@@ -4795,6 +4793,20 @@
         </w:rPr>
         <w:t xml:space="preserve"> directo y eventos para dar a conocer los productos y servicios turísticos, informando al mercado sobre su existencia, características y beneficios.</w:t>
       </w:r>
+    </w:p>
+    <w:p>
+      <w:pPr>
+        <w:rPr>
+          <w:lang w:eastAsia="es-CO"/>
+        </w:rPr>
+      </w:pPr>
+    </w:p>
+    <w:p>
+      <w:pPr>
+        <w:rPr>
+          <w:lang w:eastAsia="es-CO"/>
+        </w:rPr>
+      </w:pPr>
     </w:p>
     <w:p>
       <w:pPr>
@@ -4813,6 +4825,7 @@
           <w:b/>
           <w:lang w:eastAsia="es-CO"/>
         </w:rPr>
+        <w:lastRenderedPageBreak/>
         <w:t>Estrategias para persuadir la compra</w:t>
       </w:r>
     </w:p>
@@ -4828,27 +4841,6 @@
         </w:rPr>
         <w:t>Se utilizan incentivos como promociones o descuentos para motivar la compra. Aunque en la gestión de destinos turísticos esta estrategia es más común en empresas de servicios turísticos individuales, sigue siendo relevante en algunos casos.</w:t>
       </w:r>
-    </w:p>
-    <w:p>
-      <w:pPr>
-        <w:rPr>
-          <w:lang w:eastAsia="es-CO"/>
-        </w:rPr>
-      </w:pPr>
-    </w:p>
-    <w:p>
-      <w:pPr>
-        <w:rPr>
-          <w:lang w:eastAsia="es-CO"/>
-        </w:rPr>
-      </w:pPr>
-    </w:p>
-    <w:p>
-      <w:pPr>
-        <w:rPr>
-          <w:lang w:eastAsia="es-CO"/>
-        </w:rPr>
-      </w:pPr>
     </w:p>
     <w:p>
       <w:pPr>
@@ -4867,7 +4859,6 @@
           <w:b/>
           <w:lang w:eastAsia="es-CO"/>
         </w:rPr>
-        <w:lastRenderedPageBreak/>
         <w:t>Estrategias para generar recordación</w:t>
       </w:r>
     </w:p>
@@ -4886,7 +4877,7 @@
       <w:r>
         <w:rPr>
           <w:rStyle w:val="Extranjerismo"/>
-          <w:lang w:val="es-CO" w:eastAsia="es-CO"/>
+          <w:lang w:eastAsia="es-CO"/>
         </w:rPr>
         <w:t>marketing</w:t>
       </w:r>
@@ -4932,7 +4923,7 @@
       <w:r>
         <w:rPr>
           <w:rStyle w:val="Extranjerismo"/>
-          <w:lang w:val="es-CO" w:eastAsia="es-CO"/>
+          <w:lang w:eastAsia="es-CO"/>
         </w:rPr>
         <w:t>marketing</w:t>
       </w:r>
@@ -5041,16 +5032,9 @@
       <w:r>
         <w:rPr>
           <w:rStyle w:val="Extranjerismo"/>
-          <w:lang w:val="es-CO"/>
+          <w:lang w:eastAsia="es-CO"/>
         </w:rPr>
         <w:t>marketing</w:t>
-      </w:r>
-      <w:r>
-        <w:rPr>
-          <w:rStyle w:val="Extranjerismo"/>
-          <w:lang w:val="es-CO"/>
-        </w:rPr>
-        <w:t xml:space="preserve"> </w:t>
       </w:r>
       <w:r>
         <w:rPr>
@@ -5096,6 +5080,7 @@
       </w:pPr>
       <w:bookmarkStart w:id="6" w:name="_Toc199345773"/>
       <w:r>
+        <w:lastRenderedPageBreak/>
         <w:t>Imagen y marca en la promoción turística</w:t>
       </w:r>
       <w:bookmarkEnd w:id="6"/>
@@ -5110,19 +5095,11 @@
         <w:rPr>
           <w:lang w:eastAsia="es-CO"/>
         </w:rPr>
-        <w:t xml:space="preserve">Cuando se piensa en empresas que han permanecido mucho tiempo en el mercado, como Coca-Cola, Apple Inc. o Disney (esta última como destino turístico mundial), las cuales siguen posicionadas en la mente de las personas, se puede afirmar que el poder de una imagen y una marca es un elemento diferenciador clave. Esta </w:t>
-      </w:r>
-      <w:r>
-        <w:rPr>
-          <w:lang w:eastAsia="es-CO"/>
-        </w:rPr>
-        <w:lastRenderedPageBreak/>
-        <w:t xml:space="preserve">fortaleza ha permitido a estas empresas consolidarse como un aspecto central en sus estrategias de </w:t>
+        <w:t xml:space="preserve">Cuando se piensa en empresas que han permanecido mucho tiempo en el mercado, como Coca-Cola, Apple Inc. o Disney (esta última como destino turístico mundial), las cuales siguen posicionadas en la mente de las personas, se puede afirmar que el poder de una imagen y una marca es un elemento diferenciador clave. Esta fortaleza ha permitido a estas empresas consolidarse como un aspecto central en sus estrategias de </w:t>
       </w:r>
       <w:r>
         <w:rPr>
           <w:rStyle w:val="Extranjerismo"/>
-          <w:lang w:val="es-CO"/>
         </w:rPr>
         <w:t>marketing</w:t>
       </w:r>
@@ -5174,7 +5151,6 @@
       <w:r>
         <w:rPr>
           <w:rStyle w:val="Extranjerismo"/>
-          <w:lang w:val="es-CO"/>
         </w:rPr>
         <w:t>marketing</w:t>
       </w:r>
@@ -5184,15 +5160,13 @@
         </w:rPr>
         <w:t xml:space="preserve"> se conoce como branding. Este proceso implica el desarrollo y difusión de una marca mediante una serie de elementos y acciones de comunicación y promoción estratégicamente pensadas. A continuación, se detallan algunas características clave que una marca o “</w:t>
       </w:r>
-      <w:proofErr w:type="spellStart"/>
       <w:r>
         <w:rPr>
           <w:rStyle w:val="Extranjerismo"/>
-          <w:lang w:val="es-CO" w:eastAsia="es-CO"/>
+          <w:lang w:eastAsia="es-CO"/>
         </w:rPr>
         <w:t>brand</w:t>
       </w:r>
-      <w:proofErr w:type="spellEnd"/>
       <w:r>
         <w:rPr>
           <w:lang w:eastAsia="es-CO"/>
@@ -5215,6 +5189,7 @@
         <w:rPr>
           <w:lang w:eastAsia="es-CO"/>
         </w:rPr>
+        <w:lastRenderedPageBreak/>
         <w:t>La marca debe contar una historia. En el caso de un destino turístico, esta debe representar su identidad y todo aquello que lo caracteriza.</w:t>
       </w:r>
     </w:p>
@@ -5251,7 +5226,6 @@
         <w:rPr>
           <w:lang w:eastAsia="es-CO"/>
         </w:rPr>
-        <w:lastRenderedPageBreak/>
         <w:t>La marca debe renovarse constantemente y adaptarse a las nuevas condiciones del contexto, como los avances tecnológicos y el comportamiento cambiante de los consumidores.</w:t>
       </w:r>
     </w:p>
@@ -5288,7 +5262,7 @@
       <w:r>
         <w:rPr>
           <w:rStyle w:val="Extranjerismo"/>
-          <w:lang w:val="es-CO" w:eastAsia="es-CO"/>
+          <w:lang w:eastAsia="es-CO"/>
         </w:rPr>
         <w:t>marketing</w:t>
       </w:r>
@@ -5309,6 +5283,19 @@
         <w:rPr>
           <w:lang w:eastAsia="es-CO"/>
         </w:rPr>
+        <w:t>Para contextualizar la marca, se puede recurrir a las siguientes definiciones:</w:t>
+      </w:r>
+    </w:p>
+    <w:p>
+      <w:pPr>
+        <w:rPr>
+          <w:lang w:eastAsia="es-CO"/>
+        </w:rPr>
+      </w:pPr>
+      <w:r>
+        <w:rPr>
+          <w:lang w:eastAsia="es-CO"/>
+        </w:rPr>
         <w:t>“</w:t>
       </w:r>
       <w:r>
@@ -5395,6 +5382,7 @@
         <w:rPr>
           <w:lang w:eastAsia="es-CO"/>
         </w:rPr>
+        <w:lastRenderedPageBreak/>
         <w:t>“</w:t>
       </w:r>
       <w:r>
@@ -5439,7 +5427,7 @@
       <w:r>
         <w:rPr>
           <w:rStyle w:val="Extranjerismo"/>
-          <w:lang w:val="es-CO" w:eastAsia="es-CO"/>
+          <w:lang w:eastAsia="es-CO"/>
         </w:rPr>
         <w:t>branding</w:t>
       </w:r>
@@ -5447,14 +5435,7 @@
         <w:rPr>
           <w:lang w:eastAsia="es-CO"/>
         </w:rPr>
-        <w:t xml:space="preserve"> es el proceso de desarrollo y difusión de una marca mediante elementos y acciones estratégicas de comunicación y promoción. En resumen, consiste en definir los elementos que conforman la marca, alinearlos con el producto o servicio </w:t>
-      </w:r>
-      <w:r>
-        <w:rPr>
-          <w:lang w:eastAsia="es-CO"/>
-        </w:rPr>
-        <w:lastRenderedPageBreak/>
-        <w:t>al cual pertenecen y comunicarlos de manera efectiva a los públicos o mercados objetivos.</w:t>
+        <w:t xml:space="preserve"> es el proceso de desarrollo y difusión de una marca mediante elementos y acciones estratégicas de comunicación y promoción. En resumen, consiste en definir los elementos que conforman la marca, alinearlos con el producto o servicio al cual pertenecen y comunicarlos de manera efectiva a los públicos o mercados objetivos.</w:t>
       </w:r>
     </w:p>
     <w:p>
@@ -5505,7 +5486,6 @@
       <w:r>
         <w:rPr>
           <w:rStyle w:val="Extranjerismo"/>
-          <w:lang w:val="es-CO"/>
         </w:rPr>
         <w:t xml:space="preserve">branding </w:t>
       </w:r>
@@ -5554,7 +5534,14 @@
         <w:rPr>
           <w:lang w:eastAsia="es-CO"/>
         </w:rPr>
-        <w:t>Es la palabra o conjunto de palabras que identifican, definen y diferencian la marca del resto de productos en el mercado. Existen modelos sintácticos que deben estar presentes en todo nombre de marca, tales como descriptivo, neologismo, abstracto, sugerente, evocativo y asociativo.</w:t>
+        <w:t xml:space="preserve">Es la palabra o conjunto de palabras que identifican, definen y diferencian la marca del resto de productos en el mercado. Existen modelos sintácticos que deben </w:t>
+      </w:r>
+      <w:r>
+        <w:rPr>
+          <w:lang w:eastAsia="es-CO"/>
+        </w:rPr>
+        <w:lastRenderedPageBreak/>
+        <w:t>estar presentes en todo nombre de marca, tales como descriptivo, neologismo, abstracto, sugerente, evocativo y asociativo.</w:t>
       </w:r>
     </w:p>
     <w:p>
@@ -5607,13 +5594,6 @@
     </w:p>
     <w:p>
       <w:pPr>
-        <w:rPr>
-          <w:lang w:eastAsia="es-CO"/>
-        </w:rPr>
-      </w:pPr>
-    </w:p>
-    <w:p>
-      <w:pPr>
         <w:pStyle w:val="Prrafodelista"/>
         <w:numPr>
           <w:ilvl w:val="0"/>
@@ -5629,81 +5609,116 @@
           <w:b/>
           <w:lang w:eastAsia="es-CO"/>
         </w:rPr>
+        <w:t>La im</w:t>
+      </w:r>
+      <w:r>
+        <w:rPr>
+          <w:b/>
+          <w:lang w:eastAsia="es-CO"/>
+        </w:rPr>
+        <w:t>a</w:t>
+      </w:r>
+      <w:r>
+        <w:rPr>
+          <w:b/>
+          <w:lang w:eastAsia="es-CO"/>
+        </w:rPr>
+        <w:t>gen</w:t>
+      </w:r>
+    </w:p>
+    <w:p>
+      <w:pPr>
+        <w:rPr>
+          <w:lang w:eastAsia="es-CO"/>
+        </w:rPr>
+      </w:pPr>
+      <w:r>
+        <w:rPr>
+          <w:lang w:eastAsia="es-CO"/>
+        </w:rPr>
+        <w:t>Es la cara visible de la marca, representada principalmente en el logotipo. Acompañada del nombre, forma parte de la identidad visual que busca representar los valores del producto o servicio a través de diversos elementos, tanto físicos como digitales. Empresas como Coca-Cola o Apple han desarrollado identidades visuales coherentes y consistentes en el tiempo que facilitan la asociación instantánea de sus marcas con los consumidores.</w:t>
+      </w:r>
+    </w:p>
+    <w:p>
+      <w:pPr>
+        <w:rPr>
+          <w:lang w:eastAsia="es-CO"/>
+        </w:rPr>
+      </w:pPr>
+    </w:p>
+    <w:p>
+      <w:pPr>
+        <w:rPr>
+          <w:lang w:eastAsia="es-CO"/>
+        </w:rPr>
+      </w:pPr>
+      <w:r>
+        <w:rPr>
+          <w:lang w:eastAsia="es-CO"/>
+        </w:rPr>
+        <w:t xml:space="preserve">Siguiendo estos principios, un destino turístico puede promocionarse a través del diseño de una imagen y marca asociada, como lo ejemplifica Colombia con su </w:t>
+      </w:r>
+      <w:r>
+        <w:rPr>
+          <w:rStyle w:val="Extranjerismo"/>
+          <w:lang w:eastAsia="es-CO"/>
+        </w:rPr>
+        <w:t>slogan</w:t>
+      </w:r>
+      <w:r>
+        <w:rPr>
+          <w:lang w:eastAsia="es-CO"/>
+        </w:rPr>
+        <w:t xml:space="preserve"> “Colombia, el país de la belleza”. Este tipo de </w:t>
+      </w:r>
+      <w:r>
+        <w:rPr>
+          <w:rStyle w:val="Extranjerismo"/>
+          <w:lang w:eastAsia="es-CO"/>
+        </w:rPr>
+        <w:t>branding</w:t>
+      </w:r>
+      <w:r>
+        <w:rPr>
+          <w:lang w:eastAsia="es-CO"/>
+        </w:rPr>
+        <w:t xml:space="preserve"> ayuda a que el destino se distinga y quede grabado en la mente de los turistas potenciales.</w:t>
+      </w:r>
+    </w:p>
+    <w:p>
+      <w:pPr>
+        <w:rPr>
+          <w:lang w:eastAsia="es-CO"/>
+        </w:rPr>
+      </w:pPr>
+    </w:p>
+    <w:p>
+      <w:pPr>
+        <w:rPr>
+          <w:lang w:eastAsia="es-CO"/>
+        </w:rPr>
+      </w:pPr>
+    </w:p>
+    <w:p>
+      <w:pPr>
+        <w:rPr>
+          <w:lang w:eastAsia="es-CO"/>
+        </w:rPr>
+      </w:pPr>
+    </w:p>
+    <w:p>
+      <w:pPr>
+        <w:rPr>
+          <w:lang w:eastAsia="es-CO"/>
+        </w:rPr>
+      </w:pPr>
+    </w:p>
+    <w:p>
+      <w:pPr>
+        <w:pStyle w:val="Figura"/>
+      </w:pPr>
+      <w:r>
         <w:lastRenderedPageBreak/>
-        <w:t>La im</w:t>
-      </w:r>
-      <w:r>
-        <w:rPr>
-          <w:b/>
-          <w:lang w:eastAsia="es-CO"/>
-        </w:rPr>
-        <w:t>a</w:t>
-      </w:r>
-      <w:r>
-        <w:rPr>
-          <w:b/>
-          <w:lang w:eastAsia="es-CO"/>
-        </w:rPr>
-        <w:t>gen</w:t>
-      </w:r>
-    </w:p>
-    <w:p>
-      <w:pPr>
-        <w:rPr>
-          <w:lang w:eastAsia="es-CO"/>
-        </w:rPr>
-      </w:pPr>
-      <w:r>
-        <w:rPr>
-          <w:lang w:eastAsia="es-CO"/>
-        </w:rPr>
-        <w:t>Es la cara visible de la marca, representada principalmente en el logotipo. Acompañada del nombre, forma parte de la identidad visual que busca representar los valores del producto o servicio a través de diversos elementos, tanto físicos como digitales. Empresas como Coca-Cola o Apple han desarrollado identidades visuales coherentes y consistentes en el tiempo que facilitan la asociación instantánea de sus marcas con los consumidores.</w:t>
-      </w:r>
-    </w:p>
-    <w:p>
-      <w:pPr>
-        <w:rPr>
-          <w:lang w:eastAsia="es-CO"/>
-        </w:rPr>
-      </w:pPr>
-      <w:r>
-        <w:rPr>
-          <w:lang w:eastAsia="es-CO"/>
-        </w:rPr>
-        <w:t xml:space="preserve">Siguiendo estos principios, un destino turístico puede promocionarse a través del diseño de una imagen y marca asociada, como lo ejemplifica Colombia con su </w:t>
-      </w:r>
-      <w:r>
-        <w:rPr>
-          <w:rStyle w:val="Extranjerismo"/>
-          <w:lang w:val="es-CO" w:eastAsia="es-CO"/>
-        </w:rPr>
-        <w:t>slogan</w:t>
-      </w:r>
-      <w:r>
-        <w:rPr>
-          <w:lang w:eastAsia="es-CO"/>
-        </w:rPr>
-        <w:t xml:space="preserve"> “Colombia, el país de la belleza”. Este tipo de </w:t>
-      </w:r>
-      <w:r>
-        <w:rPr>
-          <w:rStyle w:val="Extranjerismo"/>
-          <w:lang w:val="es-CO" w:eastAsia="es-CO"/>
-        </w:rPr>
-        <w:t>branding</w:t>
-      </w:r>
-      <w:r>
-        <w:rPr>
-          <w:lang w:eastAsia="es-CO"/>
-        </w:rPr>
-        <w:t xml:space="preserve"> ayuda a que el destino se distinga y quede grabado en la mente de los turistas potenciales.</w:t>
-      </w:r>
-    </w:p>
-    <w:p>
-      <w:pPr>
-        <w:pStyle w:val="Figura"/>
-      </w:pPr>
-      <w:r>
         <w:t xml:space="preserve">Ejemplo de </w:t>
       </w:r>
       <w:r>
@@ -5742,7 +5757,7 @@
                     </pic:cNvPicPr>
                   </pic:nvPicPr>
                   <pic:blipFill>
-                    <a:blip r:embed="rId13">
+                    <a:blip r:embed="rId10">
                       <a:extLst>
                         <a:ext uri="{28A0092B-C50C-407E-A947-70E740481C1C}">
                           <a14:useLocalDpi xmlns:a14="http://schemas.microsoft.com/office/drawing/2010/main" val="0"/>
@@ -5797,48 +5812,53 @@
       </w:pPr>
       <w:bookmarkStart w:id="7" w:name="_Toc199345774"/>
       <w:r>
+        <w:t>Elaboración del mensaje interpretativo</w:t>
+      </w:r>
+      <w:bookmarkEnd w:id="7"/>
+    </w:p>
+    <w:p>
+      <w:pPr>
+        <w:rPr>
+          <w:lang w:eastAsia="es-CO"/>
+        </w:rPr>
+      </w:pPr>
+      <w:r>
+        <w:rPr>
+          <w:lang w:eastAsia="es-CO"/>
+        </w:rPr>
+        <w:t xml:space="preserve">La elaboración del mensaje interpretativo dentro del </w:t>
+      </w:r>
+      <w:r>
+        <w:rPr>
+          <w:rStyle w:val="Extranjerismo"/>
+        </w:rPr>
+        <w:t>marketing</w:t>
+      </w:r>
+      <w:r>
+        <w:rPr>
+          <w:lang w:eastAsia="es-CO"/>
+        </w:rPr>
+        <w:t xml:space="preserve"> turístico se basa en un proceso de comunicación diseñado para transmitir de manera efectiva los atractivos y el patrimonio de un destino. Este proceso involucra varios pasos esenciales, que se complementan con elementos sobre interpretación, comunicación y la aplicación de técnicas específicas para lograr una comunicación exitosa con los turistas.</w:t>
+      </w:r>
+    </w:p>
+    <w:p>
+      <w:pPr>
+        <w:rPr>
+          <w:lang w:eastAsia="es-CO"/>
+        </w:rPr>
+      </w:pPr>
+      <w:r>
+        <w:rPr>
+          <w:lang w:eastAsia="es-CO"/>
+        </w:rPr>
+        <w:t xml:space="preserve">De manera general, interpretar significa comprender un mensaje transmitido a través de un lenguaje, utilizando un medio o canal adecuado. El mensaje interpretativo es un proceso que permite al receptor entender la información transmitida por el emisor, siguiendo los principios de la comunicación. Las técnicas interpretativas aplicadas en el contexto turístico incluyen diversas estrategias para atraer la atención de los turistas, como invitaciones a participar en actividades, estimulación sensorial, generación de emociones y uso de analogías y comparaciones. Estas estrategias </w:t>
+      </w:r>
+      <w:r>
+        <w:rPr>
+          <w:lang w:eastAsia="es-CO"/>
+        </w:rPr>
         <w:lastRenderedPageBreak/>
-        <w:t>Elaboración del mensaje interpretativo</w:t>
-      </w:r>
-      <w:bookmarkEnd w:id="7"/>
-    </w:p>
-    <w:p>
-      <w:pPr>
-        <w:rPr>
-          <w:lang w:eastAsia="es-CO"/>
-        </w:rPr>
-      </w:pPr>
-      <w:r>
-        <w:rPr>
-          <w:lang w:eastAsia="es-CO"/>
-        </w:rPr>
-        <w:t xml:space="preserve">La elaboración del mensaje interpretativo dentro del </w:t>
-      </w:r>
-      <w:r>
-        <w:rPr>
-          <w:rStyle w:val="Extranjerismo"/>
-          <w:lang w:val="es-CO"/>
-        </w:rPr>
-        <w:t>marketing</w:t>
-      </w:r>
-      <w:r>
-        <w:rPr>
-          <w:lang w:eastAsia="es-CO"/>
-        </w:rPr>
-        <w:t xml:space="preserve"> turístico se basa en un proceso de comunicación diseñado para transmitir de manera efectiva los atractivos y el patrimonio de un destino. Este proceso involucra varios pasos esenciales, que se complementan con elementos sobre interpretación, comunicación y la aplicación de técnicas específicas para lograr una comunicación exitosa con los turistas.</w:t>
-      </w:r>
-    </w:p>
-    <w:p>
-      <w:pPr>
-        <w:rPr>
-          <w:lang w:eastAsia="es-CO"/>
-        </w:rPr>
-      </w:pPr>
-      <w:r>
-        <w:rPr>
-          <w:lang w:eastAsia="es-CO"/>
-        </w:rPr>
-        <w:t>De manera general, interpretar significa comprender un mensaje transmitido a través de un lenguaje, utilizando un medio o canal adecuado. El mensaje interpretativo es un proceso que permite al receptor entender la información transmitida por el emisor, siguiendo los principios de la comunicación. Las técnicas interpretativas aplicadas en el contexto turístico incluyen diversas estrategias para atraer la atención de los turistas, como invitaciones a participar en actividades, estimulación sensorial, generación de emociones y uso de analogías y comparaciones. Estas estrategias mejoran la efectividad del mensaje y garantizan una experiencia gratificante y memorable para el visitante.</w:t>
+        <w:t>mejoran la efectividad del mensaje y garantizan una experiencia gratificante y memorable para el visitante.</w:t>
       </w:r>
     </w:p>
     <w:p>
@@ -5883,7 +5903,6 @@
           <w:b/>
           <w:lang w:eastAsia="es-CO"/>
         </w:rPr>
-        <w:lastRenderedPageBreak/>
         <w:t>Accesibilidad</w:t>
       </w:r>
       <w:r>
@@ -6041,8 +6060,22 @@
         <w:rPr>
           <w:lang w:eastAsia="es-CO"/>
         </w:rPr>
-        <w:t>Además, es fundamental organizar el mensaje interpretativo de manera coherente. Esto implica estructurar el tema central de forma lógica y asegurarse de que sea relevante para el receptor. El mensaje debe ser presentado de manera amena y agradable, lo que facilita su comprensión y memorización.</w:t>
-      </w:r>
+        <w:t xml:space="preserve">Además, es fundamental organizar el mensaje interpretativo de manera coherente. Esto implica estructurar el tema central de forma lógica y asegurarse de que </w:t>
+      </w:r>
+      <w:r>
+        <w:rPr>
+          <w:lang w:eastAsia="es-CO"/>
+        </w:rPr>
+        <w:lastRenderedPageBreak/>
+        <w:t>sea relevante para el receptor. El mensaje debe ser presentado de manera amena y agradable, lo que facilita su comprensión y memorización.</w:t>
+      </w:r>
+    </w:p>
+    <w:p>
+      <w:pPr>
+        <w:rPr>
+          <w:lang w:eastAsia="es-CO"/>
+        </w:rPr>
+      </w:pPr>
     </w:p>
     <w:p>
       <w:pPr>
@@ -6067,22 +6100,65 @@
         <w:rPr>
           <w:lang w:eastAsia="es-CO"/>
         </w:rPr>
-        <w:t xml:space="preserve">La aplicación principal de los mensajes interpretativos en la promoción turística se centra en la presentación de los atractivos y el patrimonio de los destinos, utilizando los medios de comunicación adecuados para alcanzar al público objetivo. Es importante recordar que la efectividad del mensaje depende de su capacidad para conectarse </w:t>
-      </w:r>
-      <w:r>
-        <w:rPr>
-          <w:lang w:eastAsia="es-CO"/>
-        </w:rPr>
+        <w:t>La aplicación principal de los mensajes interpretativos en la promoción turística se centra en la presentación de los atractivos y el patrimonio de los destinos, utilizando los medios de comunicación adecuados para alcanzar al público objetivo. Es importante recordar que la efectividad del mensaje depende de su capacidad para conectarse emocionalmente con los turistas, asegurando que cada aspecto del mensaje refleje la esencia del destino.</w:t>
+      </w:r>
+    </w:p>
+    <w:p>
+      <w:pPr>
+        <w:rPr>
+          <w:lang w:eastAsia="es-CO"/>
+        </w:rPr>
+      </w:pPr>
+    </w:p>
+    <w:p>
+      <w:pPr>
+        <w:rPr>
+          <w:lang w:eastAsia="es-CO"/>
+        </w:rPr>
+      </w:pPr>
+    </w:p>
+    <w:p>
+      <w:pPr>
+        <w:rPr>
+          <w:lang w:eastAsia="es-CO"/>
+        </w:rPr>
+      </w:pPr>
+    </w:p>
+    <w:p>
+      <w:pPr>
+        <w:rPr>
+          <w:lang w:eastAsia="es-CO"/>
+        </w:rPr>
+      </w:pPr>
+    </w:p>
+    <w:p>
+      <w:pPr>
+        <w:rPr>
+          <w:lang w:eastAsia="es-CO"/>
+        </w:rPr>
+      </w:pPr>
+    </w:p>
+    <w:p>
+      <w:pPr>
+        <w:rPr>
+          <w:lang w:eastAsia="es-CO"/>
+        </w:rPr>
+      </w:pPr>
+    </w:p>
+    <w:p>
+      <w:pPr>
+        <w:rPr>
+          <w:lang w:eastAsia="es-CO"/>
+        </w:rPr>
+      </w:pPr>
+    </w:p>
+    <w:p>
+      <w:pPr>
+        <w:pStyle w:val="Ttulo1"/>
+      </w:pPr>
+      <w:bookmarkStart w:id="8" w:name="_Toc199345775"/>
+      <w:r>
         <w:lastRenderedPageBreak/>
-        <w:t>emocionalmente con los turistas, asegurando que cada aspecto del mensaje refleje la esencia del destino.</w:t>
-      </w:r>
-    </w:p>
-    <w:p>
-      <w:pPr>
-        <w:pStyle w:val="Ttulo1"/>
-      </w:pPr>
-      <w:bookmarkStart w:id="8" w:name="_Toc199345775"/>
-      <w:r>
         <w:t>Medios de promoción</w:t>
       </w:r>
       <w:bookmarkEnd w:id="8"/>
@@ -6102,7 +6178,7 @@
       <w:r>
         <w:rPr>
           <w:rStyle w:val="Extranjerismo"/>
-          <w:lang w:val="es-CO" w:eastAsia="es-CO"/>
+          <w:lang w:eastAsia="es-CO"/>
         </w:rPr>
         <w:t>marketing</w:t>
       </w:r>
@@ -6128,7 +6204,7 @@
       <w:r>
         <w:rPr>
           <w:rStyle w:val="Extranjerismo"/>
-          <w:lang w:val="es-CO" w:eastAsia="es-CO"/>
+          <w:lang w:eastAsia="es-CO"/>
         </w:rPr>
         <w:t>marketing</w:t>
       </w:r>
@@ -6141,7 +6217,7 @@
       <w:r>
         <w:rPr>
           <w:rStyle w:val="Extranjerismo"/>
-          <w:lang w:val="es-CO" w:eastAsia="es-CO"/>
+          <w:lang w:eastAsia="es-CO"/>
         </w:rPr>
         <w:t>marketing</w:t>
       </w:r>
@@ -6154,7 +6230,6 @@
       <w:r>
         <w:rPr>
           <w:rStyle w:val="Extranjerismo"/>
-          <w:lang w:val="es-CO"/>
         </w:rPr>
         <w:t>marketing</w:t>
       </w:r>
@@ -6175,27 +6250,27 @@
         <w:rPr>
           <w:lang w:eastAsia="es-CO"/>
         </w:rPr>
-        <w:t xml:space="preserve">Uno de los aspectos más relevantes al seleccionar y combinar los medios promocionales es el conocimiento del segmento de mercado al cual se dirige la estrategia. Es decir, se debe tener en cuenta el perfil del cliente potencial, que puede incluir sus preferencias, comportamientos, edad, ubicación geográfica, nivel socioeconómico, hábitos de consumo de medios, entre otros factores. Una promoción </w:t>
+        <w:t>Uno de los aspectos más relevantes al seleccionar y combinar los medios promocionales es el conocimiento del segmento de mercado al cual se dirige la estrategia. Es decir, se debe tener en cuenta el perfil del cliente potencial, que puede incluir sus preferencias, comportamientos, edad, ubicación geográfica, nivel socioeconómico, hábitos de consumo de medios, entre otros factores. Una promoción eficaz es aquella que adapta el mensaje al canal adecuado, en el momento justo y con el lenguaje apropiado para cada tipo de público.</w:t>
+      </w:r>
+    </w:p>
+    <w:p>
+      <w:pPr>
+        <w:rPr>
+          <w:lang w:eastAsia="es-CO"/>
+        </w:rPr>
+      </w:pPr>
+      <w:r>
+        <w:rPr>
+          <w:lang w:eastAsia="es-CO"/>
+        </w:rPr>
+        <w:t xml:space="preserve">Por tanto, la efectividad de una campaña de promoción no solo depende del mensaje en sí, sino también de la forma en que este es transmitido, el medio que se </w:t>
       </w:r>
       <w:r>
         <w:rPr>
           <w:lang w:eastAsia="es-CO"/>
         </w:rPr>
         <w:lastRenderedPageBreak/>
-        <w:t>eficaz es aquella que adapta el mensaje al canal adecuado, en el momento justo y con el lenguaje apropiado para cada tipo de público.</w:t>
-      </w:r>
-    </w:p>
-    <w:p>
-      <w:pPr>
-        <w:rPr>
-          <w:lang w:eastAsia="es-CO"/>
-        </w:rPr>
-      </w:pPr>
-      <w:r>
-        <w:rPr>
-          <w:lang w:eastAsia="es-CO"/>
-        </w:rPr>
-        <w:t>Por tanto, la efectividad de una campaña de promoción no solo depende del mensaje en sí, sino también de la forma en que este es transmitido, el medio que se utiliza y la experiencia que se logra generar en el receptor. La promoción turística, en este sentido, no se limita a informar, sino que busca inspirar, emocionar y persuadir al turista potencial para que se conecte con el destino.</w:t>
+        <w:t>utiliza y la experiencia que se logra generar en el receptor. La promoción turística, en este sentido, no se limita a informar, sino que busca inspirar, emocionar y persuadir al turista potencial para que se conecte con el destino.</w:t>
       </w:r>
     </w:p>
     <w:p>
@@ -6290,26 +6365,32 @@
           <w:b/>
           <w:lang w:eastAsia="es-CO"/>
         </w:rPr>
+        <w:t>Medios de comunicación impersonales</w:t>
+      </w:r>
+      <w:r>
+        <w:rPr>
+          <w:lang w:eastAsia="es-CO"/>
+        </w:rPr>
+        <w:t xml:space="preserve">: son aquellos que no implican interacción directa entre emisor y receptor. Incluyen medios masivos como televisión, radio, prensa escrita, sitios </w:t>
+      </w:r>
+      <w:r>
+        <w:rPr>
+          <w:rStyle w:val="Extranjerismo"/>
+        </w:rPr>
+        <w:t>web</w:t>
+      </w:r>
+      <w:r>
+        <w:rPr>
+          <w:lang w:eastAsia="es-CO"/>
+        </w:rPr>
+        <w:t xml:space="preserve">, redes sociales, vallas publicitarias y material impreso como folletos o catálogos. También se </w:t>
+      </w:r>
+      <w:r>
+        <w:rPr>
+          <w:lang w:eastAsia="es-CO"/>
+        </w:rPr>
         <w:lastRenderedPageBreak/>
-        <w:t>Medios de comunicación impersonales</w:t>
-      </w:r>
-      <w:r>
-        <w:rPr>
-          <w:lang w:eastAsia="es-CO"/>
-        </w:rPr>
-        <w:t xml:space="preserve">: son aquellos que no implican interacción directa entre emisor y receptor. Incluyen medios masivos como televisión, radio, prensa escrita, sitios </w:t>
-      </w:r>
-      <w:r>
-        <w:rPr>
-          <w:rStyle w:val="Extranjerismo"/>
-        </w:rPr>
-        <w:t>web</w:t>
-      </w:r>
-      <w:r>
-        <w:rPr>
-          <w:lang w:eastAsia="es-CO"/>
-        </w:rPr>
-        <w:t>, redes sociales, vallas publicitarias y material impreso como folletos o catálogos. También se incluyen en esta categoría las acciones de relaciones públicas, como conferencias, ruedas de prensa, eventos de lanzamiento o recorridos turísticos para periodistas o blogueros. Estos medios permiten alcanzar audiencias amplias y generar visibilidad para los destinos, marcas o productos turísticos.</w:t>
+        <w:t>incluyen en esta categoría las acciones de relaciones públicas, como conferencias, ruedas de prensa, eventos de lanzamiento o recorridos turísticos para periodistas o blogueros. Estos medios permiten alcanzar audiencias amplias y generar visibilidad para los destinos, marcas o productos turísticos.</w:t>
       </w:r>
     </w:p>
     <w:p>
@@ -6387,7 +6468,7 @@
       <w:r>
         <w:rPr>
           <w:rStyle w:val="Extranjerismo"/>
-          <w:lang w:val="es-CO" w:eastAsia="es-CO"/>
+          <w:lang w:eastAsia="es-CO"/>
         </w:rPr>
         <w:t>web</w:t>
       </w:r>
@@ -6400,7 +6481,7 @@
       <w:r>
         <w:rPr>
           <w:rStyle w:val="Extranjerismo"/>
-          <w:lang w:val="es-CO" w:eastAsia="es-CO"/>
+          <w:lang w:eastAsia="es-CO"/>
         </w:rPr>
         <w:t>blogs</w:t>
       </w:r>
@@ -6438,7 +6519,7 @@
       <w:r>
         <w:rPr>
           <w:rStyle w:val="Extranjerismo"/>
-          <w:lang w:val="es-CO" w:eastAsia="es-CO"/>
+          <w:lang w:eastAsia="es-CO"/>
         </w:rPr>
         <w:t>souvenirs</w:t>
       </w:r>
@@ -6465,7 +6546,6 @@
           <w:b/>
           <w:lang w:eastAsia="es-CO"/>
         </w:rPr>
-        <w:lastRenderedPageBreak/>
         <w:t>Promoción de ventas</w:t>
       </w:r>
       <w:r>
@@ -6491,6 +6571,7 @@
           <w:b/>
           <w:lang w:eastAsia="es-CO"/>
         </w:rPr>
+        <w:lastRenderedPageBreak/>
         <w:t>Venta personal</w:t>
       </w:r>
       <w:r>
@@ -6554,7 +6635,7 @@
         <w:rPr>
           <w:rStyle w:val="Extranjerismo"/>
           <w:b/>
-          <w:lang w:val="es-CO" w:eastAsia="es-CO"/>
+          <w:lang w:eastAsia="es-CO"/>
         </w:rPr>
         <w:t>Marketing</w:t>
       </w:r>
@@ -6574,7 +6655,7 @@
       <w:r>
         <w:rPr>
           <w:rStyle w:val="Extranjerismo"/>
-          <w:lang w:val="es-CO" w:eastAsia="es-CO"/>
+          <w:lang w:eastAsia="es-CO"/>
         </w:rPr>
         <w:t>web</w:t>
       </w:r>
@@ -6587,7 +6668,7 @@
       <w:r>
         <w:rPr>
           <w:rStyle w:val="Extranjerismo"/>
-          <w:lang w:val="es-CO" w:eastAsia="es-CO"/>
+          <w:lang w:eastAsia="es-CO"/>
         </w:rPr>
         <w:t>marketing</w:t>
       </w:r>
@@ -6614,14 +6695,20 @@
           <w:b/>
           <w:lang w:eastAsia="es-CO"/>
         </w:rPr>
+        <w:t>Eventos, ferias y exposiciones</w:t>
+      </w:r>
+      <w:r>
+        <w:rPr>
+          <w:lang w:eastAsia="es-CO"/>
+        </w:rPr>
+        <w:t xml:space="preserve">: son espacios clave para presentar destinos, lanzar marcas región y generar vínculos comerciales. Permiten el contacto directo entre la oferta y la demanda, y facilitan la difusión de rutas, circuitos, planes turísticos y demás servicios. Es esencial considerar aspectos como el prestigio, la cobertura geográfica, la frecuencia y el poder </w:t>
+      </w:r>
+      <w:r>
+        <w:rPr>
+          <w:lang w:eastAsia="es-CO"/>
+        </w:rPr>
         <w:lastRenderedPageBreak/>
-        <w:t>Eventos, ferias y exposiciones</w:t>
-      </w:r>
-      <w:r>
-        <w:rPr>
-          <w:lang w:eastAsia="es-CO"/>
-        </w:rPr>
-        <w:t>: son espacios clave para presentar destinos, lanzar marcas región y generar vínculos comerciales. Permiten el contacto directo entre la oferta y la demanda, y facilitan la difusión de rutas, circuitos, planes turísticos y demás servicios. Es esencial considerar aspectos como el prestigio, la cobertura geográfica, la frecuencia y el poder de convocatoria de los eventos al seleccionar en cuáles participar o cuáles organizar.</w:t>
+        <w:t>de convocatoria de los eventos al seleccionar en cuáles participar o cuáles organizar.</w:t>
       </w:r>
     </w:p>
     <w:p>
@@ -6639,7 +6726,7 @@
       <w:r>
         <w:rPr>
           <w:rStyle w:val="Extranjerismo"/>
-          <w:lang w:val="es-CO" w:eastAsia="es-CO"/>
+          <w:lang w:eastAsia="es-CO"/>
         </w:rPr>
         <w:t>marketing</w:t>
       </w:r>
@@ -6689,26 +6776,20 @@
         <w:rPr>
           <w:lang w:eastAsia="es-CO"/>
         </w:rPr>
-        <w:t xml:space="preserve">Al mismo tiempo, se han producido transformaciones en los ámbitos político, económico, social, cultural y tecnológico que han dado lugar a nuevas formas de </w:t>
-      </w:r>
+        <w:t>Al mismo tiempo, se han producido transformaciones en los ámbitos político, económico, social, cultural y tecnológico que han dado lugar a nuevas formas de generar conocimiento. Fenómenos como la globalización, los cambios en la estructura familiar, la figura del prosumidor (quien no solo consume, sino que también crea y comparte contenido), la incorporación de la mujer al mercado laboral y el auge de las redes sociales han redefinido la relación entre productores y consumidores.</w:t>
+      </w:r>
+    </w:p>
+    <w:p>
+      <w:pPr>
+        <w:rPr>
+          <w:lang w:eastAsia="es-CO"/>
+        </w:rPr>
+      </w:pPr>
       <w:r>
         <w:rPr>
           <w:lang w:eastAsia="es-CO"/>
         </w:rPr>
         <w:lastRenderedPageBreak/>
-        <w:t>generar conocimiento. Fenómenos como la globalización, los cambios en la estructura familiar, la figura del prosumidor (quien no solo consume, sino que también crea y comparte contenido), la incorporación de la mujer al mercado laboral y el auge de las redes sociales han redefinido la relación entre productores y consumidores.</w:t>
-      </w:r>
-    </w:p>
-    <w:p>
-      <w:pPr>
-        <w:rPr>
-          <w:lang w:eastAsia="es-CO"/>
-        </w:rPr>
-      </w:pPr>
-      <w:r>
-        <w:rPr>
-          <w:lang w:eastAsia="es-CO"/>
-        </w:rPr>
         <w:t xml:space="preserve">El consumidor actual se caracteriza por estar informado y empoderado. Tiene acceso a grandes cantidades de datos a través de múltiples canales, lo que le permite tomar decisiones más conscientes y comparativas sobre productos, servicios e información en general. </w:t>
       </w:r>
       <w:proofErr w:type="spellStart"/>
@@ -6768,7 +6849,6 @@
       <w:r>
         <w:rPr>
           <w:rStyle w:val="Extranjerismo"/>
-          <w:lang w:val="es-CO"/>
         </w:rPr>
         <w:t>marketing</w:t>
       </w:r>
@@ -6776,14 +6856,14 @@
         <w:rPr>
           <w:lang w:eastAsia="es-CO"/>
         </w:rPr>
-        <w:t xml:space="preserve"> tradicional (Alonso y Grande, 2004). En sus orígenes, este campo se abordaba desde </w:t>
+        <w:t xml:space="preserve"> tradicional (Alonso y Grande, 2004). En sus orígenes, este campo se abordaba desde una perspectiva económica, que asumía que las decisiones del consumidor respondían exclusivamente a variables racionales. Sin embargo, el desarrollo de nuevas formas de competencia y la diversificación de los productos disponibles llevaron a la necesidad de incorporar otras perspectivas, especialmente las que ofrecían disciplinas como la </w:t>
       </w:r>
       <w:r>
         <w:rPr>
           <w:lang w:eastAsia="es-CO"/>
         </w:rPr>
         <w:lastRenderedPageBreak/>
-        <w:t>una perspectiva económica, que asumía que las decisiones del consumidor respondían exclusivamente a variables racionales. Sin embargo, el desarrollo de nuevas formas de competencia y la diversificación de los productos disponibles llevaron a la necesidad de incorporar otras perspectivas, especialmente las que ofrecían disciplinas como la psicología y la sociología, para comprender mejor las motivaciones que guían el consumo.</w:t>
+        <w:t>psicología y la sociología, para comprender mejor las motivaciones que guían el consumo.</w:t>
       </w:r>
     </w:p>
     <w:p>
@@ -6801,7 +6881,7 @@
       <w:r>
         <w:rPr>
           <w:rStyle w:val="Extranjerismo"/>
-          <w:lang w:val="es-CO" w:eastAsia="es-CO"/>
+          <w:lang w:eastAsia="es-CO"/>
         </w:rPr>
         <w:t>marketing</w:t>
       </w:r>
@@ -6814,7 +6894,7 @@
       <w:r>
         <w:rPr>
           <w:rStyle w:val="Extranjerismo"/>
-          <w:lang w:val="es-CO" w:eastAsia="es-CO"/>
+          <w:lang w:eastAsia="es-CO"/>
         </w:rPr>
         <w:t>marketing</w:t>
       </w:r>
@@ -6877,7 +6957,6 @@
       <w:r>
         <w:rPr>
           <w:rStyle w:val="Extranjerismo"/>
-          <w:lang w:val="es-CO"/>
         </w:rPr>
         <w:t>marketing</w:t>
       </w:r>
@@ -6901,7 +6980,6 @@
       <w:r>
         <w:rPr>
           <w:rStyle w:val="Extranjerismo"/>
-          <w:lang w:val="es-CO"/>
         </w:rPr>
         <w:t>marketing</w:t>
       </w:r>
@@ -6926,7 +7004,6 @@
       <w:r>
         <w:rPr>
           <w:rStyle w:val="Extranjerismo"/>
-          <w:lang w:val="es-CO"/>
         </w:rPr>
         <w:t>blogs</w:t>
       </w:r>
@@ -6934,32 +7011,34 @@
         <w:rPr>
           <w:lang w:eastAsia="es-CO"/>
         </w:rPr>
-        <w:t xml:space="preserve">, aplicaciones móviles </w:t>
-      </w:r>
+        <w:t>, aplicaciones móviles y motores de búsqueda. Este enfoque permite a las empresas del sector turístico interactuar con los clientes potenciales de manera más directa y personalizada.</w:t>
+      </w:r>
+    </w:p>
+    <w:p>
+      <w:pPr>
+        <w:rPr>
+          <w:lang w:eastAsia="es-CO"/>
+        </w:rPr>
+      </w:pPr>
+      <w:bookmarkStart w:id="17" w:name="_GoBack"/>
+      <w:bookmarkEnd w:id="17"/>
+    </w:p>
+    <w:p>
+      <w:pPr>
+        <w:rPr>
+          <w:lang w:eastAsia="es-CO"/>
+        </w:rPr>
+      </w:pPr>
       <w:r>
         <w:rPr>
           <w:lang w:eastAsia="es-CO"/>
         </w:rPr>
         <w:lastRenderedPageBreak/>
-        <w:t>y motores de búsqueda. Este enfoque permite a las empresas del sector turístico interactuar con los clientes potenciales de manera más directa y personalizada.</w:t>
-      </w:r>
-    </w:p>
-    <w:p>
-      <w:pPr>
-        <w:rPr>
-          <w:lang w:eastAsia="es-CO"/>
-        </w:rPr>
-      </w:pPr>
-      <w:r>
-        <w:rPr>
-          <w:lang w:eastAsia="es-CO"/>
-        </w:rPr>
         <w:t xml:space="preserve">Principales características del </w:t>
       </w:r>
       <w:r>
         <w:rPr>
           <w:rStyle w:val="Extranjerismo"/>
-          <w:lang w:val="es-CO"/>
         </w:rPr>
         <w:t>marketing</w:t>
       </w:r>
@@ -6997,7 +7076,6 @@
       <w:r>
         <w:rPr>
           <w:rStyle w:val="Extranjerismo"/>
-          <w:lang w:val="es-CO"/>
         </w:rPr>
         <w:t>marketing</w:t>
       </w:r>
@@ -7010,7 +7088,6 @@
       <w:r>
         <w:rPr>
           <w:rStyle w:val="Extranjerismo"/>
-          <w:lang w:val="es-CO"/>
         </w:rPr>
         <w:t>marketing</w:t>
       </w:r>
@@ -7048,7 +7125,6 @@
       <w:r>
         <w:rPr>
           <w:rStyle w:val="Extranjerismo"/>
-          <w:lang w:val="es-CO"/>
         </w:rPr>
         <w:t>marketing</w:t>
       </w:r>
@@ -7111,7 +7187,6 @@
       <w:r>
         <w:rPr>
           <w:rStyle w:val="Extranjerismo"/>
-          <w:lang w:val="es-CO"/>
         </w:rPr>
         <w:t>marketing</w:t>
       </w:r>
@@ -7136,7 +7211,6 @@
       <w:r>
         <w:rPr>
           <w:rStyle w:val="Extranjerismo"/>
-          <w:lang w:val="es-CO"/>
         </w:rPr>
         <w:t>marketing</w:t>
       </w:r>
@@ -7144,26 +7218,7 @@
         <w:rPr>
           <w:lang w:eastAsia="es-CO"/>
         </w:rPr>
-        <w:t xml:space="preserve"> monitorizar el tráfico en sitios </w:t>
-      </w:r>
-      <w:r>
-        <w:rPr>
-          <w:rStyle w:val="Extranjerismo"/>
-        </w:rPr>
-        <w:t>web</w:t>
-      </w:r>
-      <w:r>
-        <w:rPr>
-          <w:lang w:eastAsia="es-CO"/>
-        </w:rPr>
-        <w:t xml:space="preserve">, las interacciones en redes sociales y </w:t>
-      </w:r>
-      <w:r>
-        <w:rPr>
-          <w:lang w:eastAsia="es-CO"/>
-        </w:rPr>
-        <w:lastRenderedPageBreak/>
-        <w:t>las tasas de conversión, lo que ayuda a ajustar las estrategias rápidamente para maximizar los resultados.</w:t>
+        <w:t xml:space="preserve"> monitorizar el tráfico en sitios web, las interacciones en redes sociales y las tasas de conversión, lo que ayuda a ajustar las estrategias rápidamente para maximizar los resultados.</w:t>
       </w:r>
     </w:p>
     <w:p>
@@ -7182,6 +7237,7 @@
           <w:b/>
           <w:lang w:eastAsia="es-CO"/>
         </w:rPr>
+        <w:lastRenderedPageBreak/>
         <w:t>Generación de contenido relevante</w:t>
       </w:r>
       <w:r>
@@ -7193,7 +7249,7 @@
       <w:r>
         <w:rPr>
           <w:rStyle w:val="Extranjerismo"/>
-          <w:lang w:val="es-CO" w:eastAsia="es-CO"/>
+          <w:lang w:eastAsia="es-CO"/>
         </w:rPr>
         <w:t>marketing</w:t>
       </w:r>
@@ -7206,7 +7262,7 @@
       <w:r>
         <w:rPr>
           <w:rStyle w:val="Extranjerismo"/>
-          <w:lang w:val="es-CO" w:eastAsia="es-CO"/>
+          <w:lang w:eastAsia="es-CO"/>
         </w:rPr>
         <w:t>blogs</w:t>
       </w:r>
@@ -7232,7 +7288,6 @@
       <w:r>
         <w:rPr>
           <w:rStyle w:val="Extranjerismo"/>
-          <w:lang w:val="es-CO"/>
         </w:rPr>
         <w:t>marketing</w:t>
       </w:r>
@@ -7247,11 +7302,11 @@
       <w:pPr>
         <w:pStyle w:val="Ttulo2"/>
       </w:pPr>
-      <w:bookmarkStart w:id="17" w:name="_Toc199345782"/>
+      <w:bookmarkStart w:id="18" w:name="_Toc199345782"/>
       <w:r>
         <w:t>Estrategias y herramientas digitales de promoción</w:t>
       </w:r>
-      <w:bookmarkEnd w:id="17"/>
+      <w:bookmarkEnd w:id="18"/>
     </w:p>
     <w:p>
       <w:pPr>
@@ -7268,7 +7323,6 @@
       <w:r>
         <w:rPr>
           <w:rStyle w:val="Extranjerismo"/>
-          <w:lang w:val="es-CO"/>
         </w:rPr>
         <w:t>marketing</w:t>
       </w:r>
@@ -7318,7 +7372,8 @@
       <w:r>
         <w:rPr>
           <w:rStyle w:val="Extranjerismo"/>
-          <w:lang w:val="es-CO" w:eastAsia="es-CO"/>
+          <w:b/>
+          <w:lang w:eastAsia="es-CO"/>
         </w:rPr>
         <w:t>Marketing</w:t>
       </w:r>
@@ -7338,7 +7393,6 @@
       <w:r>
         <w:rPr>
           <w:rStyle w:val="Extranjerismo"/>
-          <w:lang w:val="es-CO"/>
         </w:rPr>
         <w:t>blogs</w:t>
       </w:r>
@@ -7365,14 +7419,20 @@
           <w:b/>
           <w:lang w:eastAsia="es-CO"/>
         </w:rPr>
+        <w:t>SEO (optimización en motores de búsqueda)</w:t>
+      </w:r>
+      <w:r>
+        <w:rPr>
+          <w:lang w:eastAsia="es-CO"/>
+        </w:rPr>
+        <w:t xml:space="preserve">: mejorar la visibilidad de un destino o producto turístico en los resultados de búsqueda de Google y </w:t>
+      </w:r>
+      <w:r>
+        <w:rPr>
+          <w:lang w:eastAsia="es-CO"/>
+        </w:rPr>
         <w:lastRenderedPageBreak/>
-        <w:t>SEO (optimización en motores de búsqueda)</w:t>
-      </w:r>
-      <w:r>
-        <w:rPr>
-          <w:lang w:eastAsia="es-CO"/>
-        </w:rPr>
-        <w:t xml:space="preserve">: mejorar la visibilidad de un destino o producto turístico en los resultados de búsqueda de Google y otros motores de búsqueda. Esto incluye la optimización de palabras clave, contenidos y estructura del sitio </w:t>
+        <w:t xml:space="preserve">otros motores de búsqueda. Esto incluye la optimización de palabras clave, contenidos y estructura del sitio </w:t>
       </w:r>
       <w:r>
         <w:rPr>
@@ -7448,7 +7508,7 @@
         <w:rPr>
           <w:rStyle w:val="Extranjerismo"/>
           <w:b/>
-          <w:lang w:val="es-CO" w:eastAsia="es-CO"/>
+          <w:lang w:eastAsia="es-CO"/>
         </w:rPr>
         <w:t>marketing</w:t>
       </w:r>
@@ -7458,15 +7518,13 @@
         </w:rPr>
         <w:t xml:space="preserve">: aprovechar las redes sociales para crear comunidad, fomentar el </w:t>
       </w:r>
-      <w:proofErr w:type="spellStart"/>
       <w:r>
         <w:rPr>
           <w:rStyle w:val="Extranjerismo"/>
-          <w:lang w:val="es-CO" w:eastAsia="es-CO"/>
+          <w:lang w:eastAsia="es-CO"/>
         </w:rPr>
         <w:t>engagement</w:t>
       </w:r>
-      <w:proofErr w:type="spellEnd"/>
       <w:r>
         <w:rPr>
           <w:lang w:eastAsia="es-CO"/>
@@ -7489,7 +7547,7 @@
         <w:rPr>
           <w:rStyle w:val="Extranjerismo"/>
           <w:b/>
-          <w:lang w:val="es-CO" w:eastAsia="es-CO"/>
+          <w:lang w:eastAsia="es-CO"/>
         </w:rPr>
         <w:t>Email marketing</w:t>
       </w:r>
@@ -7515,7 +7573,6 @@
       <w:r>
         <w:rPr>
           <w:rStyle w:val="Extranjerismo"/>
-          <w:lang w:val="es-CO"/>
         </w:rPr>
         <w:t>marketing</w:t>
       </w:r>
@@ -7558,14 +7615,12 @@
         </w:rPr>
         <w:t xml:space="preserve">Plataformas como Facebook, Instagram, Twitter y </w:t>
       </w:r>
-      <w:proofErr w:type="spellStart"/>
-      <w:r>
-        <w:rPr>
-          <w:lang w:eastAsia="es-CO"/>
-        </w:rPr>
-        <w:t>TikTok</w:t>
-      </w:r>
-      <w:proofErr w:type="spellEnd"/>
+      <w:r>
+        <w:rPr>
+          <w:lang w:eastAsia="es-CO"/>
+        </w:rPr>
+        <w:t>X</w:t>
+      </w:r>
       <w:r>
         <w:rPr>
           <w:lang w:eastAsia="es-CO"/>
@@ -7616,7 +7671,7 @@
       <w:r>
         <w:rPr>
           <w:rStyle w:val="Extranjerismo"/>
-          <w:lang w:val="es-CO"/>
+          <w:lang w:eastAsia="es-CO"/>
         </w:rPr>
         <w:t>web</w:t>
       </w:r>
@@ -7624,15 +7679,68 @@
         <w:rPr>
           <w:lang w:eastAsia="es-CO"/>
         </w:rPr>
-        <w:t xml:space="preserve"> bien diseñado, optimizado para SEO y con funciones interactivas, como formularios de contacto y reservas, es fundamental para la promoción digital de un destino o producto turístico.</w:t>
-      </w:r>
-    </w:p>
-    <w:p>
-      <w:pPr>
-        <w:rPr>
-          <w:lang w:eastAsia="es-CO"/>
-        </w:rPr>
-      </w:pPr>
+        <w:t xml:space="preserve"> bien diseñado, optimizado para SEO</w:t>
+      </w:r>
+      <w:r>
+        <w:rPr>
+          <w:lang w:eastAsia="es-CO"/>
+        </w:rPr>
+        <w:t xml:space="preserve"> </w:t>
+      </w:r>
+      <w:r>
+        <w:rPr>
+          <w:lang w:eastAsia="es-CO"/>
+        </w:rPr>
+        <w:t>(</w:t>
+      </w:r>
+      <w:proofErr w:type="spellStart"/>
+      <w:r>
+        <w:rPr>
+          <w:lang w:eastAsia="es-CO"/>
+        </w:rPr>
+        <w:t>Search</w:t>
+      </w:r>
+      <w:proofErr w:type="spellEnd"/>
+      <w:r>
+        <w:rPr>
+          <w:lang w:eastAsia="es-CO"/>
+        </w:rPr>
+        <w:t xml:space="preserve"> </w:t>
+      </w:r>
+      <w:proofErr w:type="spellStart"/>
+      <w:r>
+        <w:rPr>
+          <w:lang w:eastAsia="es-CO"/>
+        </w:rPr>
+        <w:t>Engine</w:t>
+      </w:r>
+      <w:proofErr w:type="spellEnd"/>
+      <w:r>
+        <w:rPr>
+          <w:lang w:eastAsia="es-CO"/>
+        </w:rPr>
+        <w:t xml:space="preserve"> </w:t>
+      </w:r>
+      <w:proofErr w:type="spellStart"/>
+      <w:r>
+        <w:rPr>
+          <w:lang w:eastAsia="es-CO"/>
+        </w:rPr>
+        <w:t>Optimization</w:t>
+      </w:r>
+      <w:proofErr w:type="spellEnd"/>
+      <w:r>
+        <w:rPr>
+          <w:lang w:eastAsia="es-CO"/>
+        </w:rPr>
+        <w:t>)</w:t>
+      </w:r>
+      <w:r>
+        <w:rPr>
+          <w:lang w:eastAsia="es-CO"/>
+        </w:rPr>
+        <w:t xml:space="preserve"> y con funciones interactivas, como formularios de contacto y reservas, es fundamental para la promoción digital de un destino o producto turístico.</w:t>
+      </w:r>
     </w:p>
     <w:p>
       <w:pPr>
@@ -7653,20 +7761,20 @@
           <w:b/>
           <w:lang w:eastAsia="es-CO"/>
         </w:rPr>
+        <w:t>Email marketing</w:t>
+      </w:r>
+    </w:p>
+    <w:p>
+      <w:pPr>
+        <w:rPr>
+          <w:lang w:eastAsia="es-CO"/>
+        </w:rPr>
+      </w:pPr>
+      <w:r>
+        <w:rPr>
+          <w:lang w:eastAsia="es-CO"/>
+        </w:rPr>
         <w:lastRenderedPageBreak/>
-        <w:t>Email marketing</w:t>
-      </w:r>
-    </w:p>
-    <w:p>
-      <w:pPr>
-        <w:rPr>
-          <w:lang w:eastAsia="es-CO"/>
-        </w:rPr>
-      </w:pPr>
-      <w:r>
-        <w:rPr>
-          <w:lang w:eastAsia="es-CO"/>
-        </w:rPr>
         <w:t xml:space="preserve">Herramientas como </w:t>
       </w:r>
       <w:proofErr w:type="spellStart"/>
@@ -7753,15 +7861,13 @@
         </w:rPr>
         <w:t xml:space="preserve">Utilizar aplicaciones móviles, SMS y notificaciones </w:t>
       </w:r>
-      <w:proofErr w:type="spellStart"/>
       <w:r>
         <w:rPr>
           <w:rStyle w:val="Extranjerismo"/>
-          <w:lang w:val="es-CO"/>
+          <w:lang w:eastAsia="es-CO"/>
         </w:rPr>
         <w:t>push</w:t>
       </w:r>
-      <w:proofErr w:type="spellEnd"/>
       <w:r>
         <w:rPr>
           <w:lang w:eastAsia="es-CO"/>
@@ -7809,18 +7915,16 @@
         </w:rPr>
         <w:t xml:space="preserve">Plataformas como YouTube y Vimeo son esenciales para compartir videos promocionales, tutoriales o testimonios de turistas, lo que aumenta la visibilidad y el </w:t>
       </w:r>
-      <w:proofErr w:type="spellStart"/>
       <w:r>
         <w:rPr>
           <w:rStyle w:val="Extranjerismo"/>
-          <w:lang w:val="es-CO"/>
+          <w:lang w:eastAsia="es-CO"/>
         </w:rPr>
         <w:t>engagement</w:t>
       </w:r>
-      <w:proofErr w:type="spellEnd"/>
-      <w:r>
-        <w:rPr>
-          <w:rStyle w:val="Extranjerismo"/>
+      <w:r>
+        <w:rPr>
+          <w:lang w:eastAsia="es-CO"/>
         </w:rPr>
         <w:t>.</w:t>
       </w:r>
@@ -7864,6 +7968,13 @@
           <w:lang w:eastAsia="es-CO"/>
         </w:rPr>
       </w:pPr>
+    </w:p>
+    <w:p>
+      <w:pPr>
+        <w:rPr>
+          <w:lang w:eastAsia="es-CO"/>
+        </w:rPr>
+      </w:pPr>
       <w:r>
         <w:rPr>
           <w:lang w:eastAsia="es-CO"/>
@@ -8116,21 +8227,20 @@
       <w:pPr>
         <w:pStyle w:val="Ttulo2"/>
       </w:pPr>
-      <w:bookmarkStart w:id="18" w:name="_Toc199345783"/>
+      <w:bookmarkStart w:id="19" w:name="_Toc199345783"/>
       <w:r>
         <w:t xml:space="preserve">Aplicaciones de la Inteligencia Artificial (IA) en el </w:t>
       </w:r>
       <w:r>
         <w:rPr>
           <w:rStyle w:val="Extranjerismo"/>
-          <w:lang w:val="es-CO"/>
         </w:rPr>
         <w:t>marketing</w:t>
       </w:r>
       <w:r>
         <w:t xml:space="preserve"> turístico</w:t>
       </w:r>
-      <w:bookmarkEnd w:id="18"/>
+      <w:bookmarkEnd w:id="19"/>
     </w:p>
     <w:p>
       <w:pPr>
@@ -8147,7 +8257,7 @@
       <w:r>
         <w:rPr>
           <w:rStyle w:val="Extranjerismo"/>
-          <w:lang w:val="es-CO" w:eastAsia="es-CO"/>
+          <w:lang w:eastAsia="es-CO"/>
         </w:rPr>
         <w:t>marketing</w:t>
       </w:r>
@@ -8160,7 +8270,7 @@
       <w:r>
         <w:rPr>
           <w:rStyle w:val="Extranjerismo"/>
-          <w:lang w:val="es-CO"/>
+          <w:lang w:eastAsia="es-CO"/>
         </w:rPr>
         <w:t>marketing</w:t>
       </w:r>
@@ -8181,24 +8291,38 @@
         <w:rPr>
           <w:lang w:eastAsia="es-CO"/>
         </w:rPr>
-        <w:t xml:space="preserve">Los profesionales que trabajan en </w:t>
+        <w:t>Los profesionales que trabajan en e-</w:t>
+      </w:r>
+      <w:proofErr w:type="spellStart"/>
+      <w:r>
+        <w:rPr>
+          <w:lang w:eastAsia="es-CO"/>
+        </w:rPr>
+        <w:t>commerce</w:t>
+      </w:r>
+      <w:proofErr w:type="spellEnd"/>
+      <w:r>
+        <w:rPr>
+          <w:lang w:eastAsia="es-CO"/>
+        </w:rPr>
+        <w:t xml:space="preserve"> o especialistas en </w:t>
       </w:r>
       <w:r>
         <w:rPr>
           <w:rStyle w:val="Extranjerismo"/>
-        </w:rPr>
-        <w:t xml:space="preserve">e-commerce </w:t>
-      </w:r>
-      <w:r>
-        <w:rPr>
-          <w:lang w:eastAsia="es-CO"/>
-        </w:rPr>
-        <w:t xml:space="preserve">o especialistas en </w:t>
+          <w:lang w:eastAsia="es-CO"/>
+        </w:rPr>
+        <w:t>marketing</w:t>
+      </w:r>
+      <w:r>
+        <w:rPr>
+          <w:lang w:eastAsia="es-CO"/>
+        </w:rPr>
+        <w:t xml:space="preserve"> digital deben implementar las herramientas de </w:t>
       </w:r>
       <w:r>
         <w:rPr>
           <w:rStyle w:val="Extranjerismo"/>
-          <w:lang w:val="es-CO" w:eastAsia="es-CO"/>
         </w:rPr>
         <w:t>marketing</w:t>
       </w:r>
@@ -8206,25 +8330,11 @@
         <w:rPr>
           <w:lang w:eastAsia="es-CO"/>
         </w:rPr>
-        <w:t xml:space="preserve"> digital deben implementar las herramientas de </w:t>
+        <w:t xml:space="preserve"> basadas en IA como parte de sus planes de promoción. De esta forma se pueden diseñar y ejecutar estrategias de </w:t>
       </w:r>
       <w:r>
         <w:rPr>
           <w:rStyle w:val="Extranjerismo"/>
-          <w:lang w:val="es-CO"/>
-        </w:rPr>
-        <w:t>marketing</w:t>
-      </w:r>
-      <w:r>
-        <w:rPr>
-          <w:lang w:eastAsia="es-CO"/>
-        </w:rPr>
-        <w:t xml:space="preserve"> basadas en IA como parte de sus planes de promoción. De esta forma se pueden diseñar y ejecutar estrategias de </w:t>
-      </w:r>
-      <w:r>
-        <w:rPr>
-          <w:rStyle w:val="Extranjerismo"/>
-          <w:lang w:val="es-CO"/>
         </w:rPr>
         <w:t>marketing</w:t>
       </w:r>
@@ -8258,7 +8368,6 @@
       <w:r>
         <w:rPr>
           <w:rStyle w:val="Extranjerismo"/>
-          <w:lang w:val="es-CO"/>
         </w:rPr>
         <w:t xml:space="preserve">software </w:t>
       </w:r>
@@ -8271,7 +8380,7 @@
       <w:r>
         <w:rPr>
           <w:rStyle w:val="Extranjerismo"/>
-          <w:lang w:val="es-CO" w:eastAsia="es-CO"/>
+          <w:lang w:eastAsia="es-CO"/>
         </w:rPr>
         <w:t>marketing</w:t>
       </w:r>
@@ -8284,7 +8393,6 @@
       <w:r>
         <w:rPr>
           <w:rStyle w:val="Extranjerismo"/>
-          <w:lang w:val="es-CO"/>
         </w:rPr>
         <w:t>marketing</w:t>
       </w:r>
@@ -8310,7 +8418,7 @@
       <w:r>
         <w:rPr>
           <w:rStyle w:val="Extranjerismo"/>
-          <w:lang w:val="es-CO" w:eastAsia="es-CO"/>
+          <w:lang w:eastAsia="es-CO"/>
         </w:rPr>
         <w:t>software</w:t>
       </w:r>
@@ -8323,7 +8431,6 @@
       <w:r>
         <w:rPr>
           <w:rStyle w:val="Extranjerismo"/>
-          <w:lang w:val="es-CO"/>
         </w:rPr>
         <w:t>marketing</w:t>
       </w:r>
@@ -8336,7 +8443,6 @@
       <w:r>
         <w:rPr>
           <w:rStyle w:val="Extranjerismo"/>
-          <w:lang w:val="es-CO"/>
         </w:rPr>
         <w:t>marketing</w:t>
       </w:r>
@@ -8349,7 +8455,7 @@
       <w:r>
         <w:rPr>
           <w:rStyle w:val="Extranjerismo"/>
-          <w:lang w:val="es-CO" w:eastAsia="es-CO"/>
+          <w:lang w:eastAsia="es-CO"/>
         </w:rPr>
         <w:t>marketing</w:t>
       </w:r>
@@ -8408,7 +8514,7 @@
       <w:r>
         <w:rPr>
           <w:rStyle w:val="Extranjerismo"/>
-          <w:lang w:val="es-CO" w:eastAsia="es-CO"/>
+          <w:lang w:eastAsia="es-CO"/>
         </w:rPr>
         <w:t>marketing</w:t>
       </w:r>
@@ -8421,7 +8527,6 @@
       <w:r>
         <w:rPr>
           <w:rStyle w:val="Extranjerismo"/>
-          <w:lang w:val="es-CO"/>
         </w:rPr>
         <w:t>marketing</w:t>
       </w:r>
@@ -8467,7 +8572,7 @@
       <w:r>
         <w:rPr>
           <w:rStyle w:val="Extranjerismo"/>
-          <w:lang w:val="es-CO" w:eastAsia="es-CO"/>
+          <w:lang w:eastAsia="es-CO"/>
         </w:rPr>
         <w:t>marketing</w:t>
       </w:r>
@@ -8501,7 +8606,7 @@
         <w:rPr>
           <w:rStyle w:val="Extranjerismo"/>
           <w:b/>
-          <w:lang w:val="es-CO" w:eastAsia="es-CO"/>
+          <w:lang w:eastAsia="es-CO"/>
         </w:rPr>
         <w:t>marketing</w:t>
       </w:r>
@@ -8516,7 +8621,7 @@
         <w:rPr>
           <w:rStyle w:val="Extranjerismo"/>
           <w:b/>
-          <w:lang w:val="es-CO" w:eastAsia="es-CO"/>
+          <w:lang w:eastAsia="es-CO"/>
         </w:rPr>
         <w:t>email</w:t>
       </w:r>
@@ -8536,7 +8641,7 @@
       <w:r>
         <w:rPr>
           <w:rStyle w:val="Extranjerismo"/>
-          <w:lang w:val="es-CO" w:eastAsia="es-CO"/>
+          <w:lang w:eastAsia="es-CO"/>
         </w:rPr>
         <w:t>email</w:t>
       </w:r>
@@ -8549,7 +8654,7 @@
       <w:r>
         <w:rPr>
           <w:rStyle w:val="Extranjerismo"/>
-          <w:lang w:val="es-CO" w:eastAsia="es-CO"/>
+          <w:lang w:eastAsia="es-CO"/>
         </w:rPr>
         <w:t>marketing</w:t>
       </w:r>
@@ -8570,21 +8675,17 @@
         <w:rPr>
           <w:rStyle w:val="Extranjerismo"/>
           <w:b/>
-          <w:bCs/>
-          <w:lang w:val="es-CO" w:eastAsia="es-CO"/>
-        </w:rPr>
-      </w:pPr>
-      <w:proofErr w:type="spellStart"/>
+          <w:lang w:eastAsia="es-CO"/>
+        </w:rPr>
+      </w:pPr>
       <w:r>
         <w:rPr>
           <w:rStyle w:val="Extranjerismo"/>
           <w:b/>
-          <w:bCs/>
-          <w:lang w:val="es-CO" w:eastAsia="es-CO"/>
+          <w:lang w:eastAsia="es-CO"/>
         </w:rPr>
         <w:t>Chatbots</w:t>
       </w:r>
-      <w:proofErr w:type="spellEnd"/>
     </w:p>
     <w:p>
       <w:pPr>
@@ -8598,15 +8699,13 @@
         </w:rPr>
         <w:t xml:space="preserve">Un </w:t>
       </w:r>
-      <w:proofErr w:type="spellStart"/>
       <w:r>
         <w:rPr>
           <w:rStyle w:val="Extranjerismo"/>
-          <w:lang w:val="es-CO" w:eastAsia="es-CO"/>
+          <w:lang w:eastAsia="es-CO"/>
         </w:rPr>
         <w:t>chatbot</w:t>
       </w:r>
-      <w:proofErr w:type="spellEnd"/>
       <w:r>
         <w:rPr>
           <w:lang w:eastAsia="es-CO"/>
@@ -8630,7 +8729,7 @@
       <w:r>
         <w:rPr>
           <w:rStyle w:val="Extranjerismo"/>
-          <w:lang w:val="es-CO" w:eastAsia="es-CO"/>
+          <w:lang w:eastAsia="es-CO"/>
         </w:rPr>
         <w:t>marketing</w:t>
       </w:r>
@@ -8748,15 +8847,13 @@
         </w:rPr>
         <w:t xml:space="preserve">Ha incorporado </w:t>
       </w:r>
-      <w:proofErr w:type="spellStart"/>
       <w:r>
         <w:rPr>
           <w:rStyle w:val="Extranjerismo"/>
-          <w:lang w:val="es-CO" w:eastAsia="es-CO"/>
+          <w:lang w:eastAsia="es-CO"/>
         </w:rPr>
         <w:t>chatbots</w:t>
       </w:r>
-      <w:proofErr w:type="spellEnd"/>
       <w:r>
         <w:rPr>
           <w:lang w:eastAsia="es-CO"/>
@@ -8812,6 +8909,13 @@
           <w:lang w:eastAsia="es-CO"/>
         </w:rPr>
       </w:pPr>
+    </w:p>
+    <w:p>
+      <w:pPr>
+        <w:rPr>
+          <w:lang w:eastAsia="es-CO"/>
+        </w:rPr>
+      </w:pPr>
       <w:r>
         <w:rPr>
           <w:lang w:eastAsia="es-CO"/>
@@ -8821,7 +8925,7 @@
       <w:r>
         <w:rPr>
           <w:rStyle w:val="Extranjerismo"/>
-          <w:lang w:val="es-CO" w:eastAsia="es-CO"/>
+          <w:lang w:eastAsia="es-CO"/>
         </w:rPr>
         <w:t>marketing</w:t>
       </w:r>
@@ -8843,63 +8947,69 @@
       <w:pPr>
         <w:pStyle w:val="Ttulo1"/>
       </w:pPr>
-      <w:bookmarkStart w:id="19" w:name="_Toc199345784"/>
-      <w:r>
+      <w:bookmarkStart w:id="20" w:name="_Toc199345784"/>
+      <w:r>
+        <w:t>Eventos promocionales</w:t>
+      </w:r>
+      <w:bookmarkEnd w:id="20"/>
+    </w:p>
+    <w:p>
+      <w:pPr>
+        <w:rPr>
+          <w:lang w:eastAsia="es-CO"/>
+        </w:rPr>
+      </w:pPr>
+      <w:r>
+        <w:rPr>
+          <w:lang w:eastAsia="es-CO"/>
+        </w:rPr>
+        <w:t>La actividad de organizar y realizar diferentes tipos de eventos promocionales requiere la aplicación de técnicas, elementos y estándares de calidad que satisfagan adecuadamente las expectativas y necesidades de los clientes o usuarios que buscan productos y servicios. Es necesario conocer la conceptualización aplicada, los requisitos que se deben cumplir para la organización de eventos promocionales con el fin de presentar un producto o servicio adecuadamente, evitando al máximo errores e inconvenientes con las actividades de promoción realizadas mediante esta herramienta, medio o estrategia.</w:t>
+      </w:r>
+    </w:p>
+    <w:p>
+      <w:pPr>
+        <w:rPr>
+          <w:lang w:eastAsia="es-CO"/>
+        </w:rPr>
+      </w:pPr>
+      <w:r>
+        <w:rPr>
+          <w:lang w:eastAsia="es-CO"/>
+        </w:rPr>
+        <w:t xml:space="preserve">Para organizar eventos promocionales se deben conocer todos los elementos y aspectos relacionados con su actividad. No se puede pretender realizar eventos sin tener los conceptos claros acerca de los tipos de eventos y sus características, las etapas de un evento, la organización del trabajo mediante comités necesarios para su realización, y otros aspectos importantes que se deben aplicar para alcanzar los resultados esperados de </w:t>
+      </w:r>
+      <w:r>
+        <w:rPr>
+          <w:rStyle w:val="Extranjerismo"/>
+          <w:lang w:eastAsia="es-CO"/>
+        </w:rPr>
+        <w:t>marketing</w:t>
+      </w:r>
+      <w:r>
+        <w:rPr>
+          <w:lang w:eastAsia="es-CO"/>
+        </w:rPr>
+        <w:t xml:space="preserve"> y promoción turística.</w:t>
+      </w:r>
+    </w:p>
+    <w:p>
+      <w:pPr>
+        <w:rPr>
+          <w:lang w:eastAsia="es-CO"/>
+        </w:rPr>
+      </w:pPr>
+      <w:r>
+        <w:rPr>
+          <w:lang w:eastAsia="es-CO"/>
+        </w:rPr>
+        <w:t xml:space="preserve">Para contextualizar esta herramienta de promoción, la palabra evento proviene de eventualidad, que se trata de una acción extraordinaria que demanda un proceso estructurado, desde el consenso inicial hasta la materialización, con el propósito de conmemorar un hecho relevante, integrando fases de acuerdos, diseño meticuloso, gestión operativa y realización práctica. Los eventos son espacios que pueden ser creados por las empresas con la finalidad de dar a conocer productos o servicios y </w:t>
+      </w:r>
+      <w:r>
+        <w:rPr>
+          <w:lang w:eastAsia="es-CO"/>
+        </w:rPr>
         <w:lastRenderedPageBreak/>
-        <w:t>Eventos promocionales</w:t>
-      </w:r>
-      <w:bookmarkEnd w:id="19"/>
-    </w:p>
-    <w:p>
-      <w:pPr>
-        <w:rPr>
-          <w:lang w:eastAsia="es-CO"/>
-        </w:rPr>
-      </w:pPr>
-      <w:r>
-        <w:rPr>
-          <w:lang w:eastAsia="es-CO"/>
-        </w:rPr>
-        <w:t>La actividad de organizar y realizar diferentes tipos de eventos promocionales requiere la aplicación de técnicas, elementos y estándares de calidad que satisfagan adecuadamente las expectativas y necesidades de los clientes o usuarios que buscan productos y servicios. Es necesario conocer la conceptualización aplicada, los requisitos que se deben cumplir para la organización de eventos promocionales con el fin de presentar un producto o servicio adecuadamente, evitando al máximo errores e inconvenientes con las actividades de promoción realizadas mediante esta herramienta, medio o estrategia.</w:t>
-      </w:r>
-    </w:p>
-    <w:p>
-      <w:pPr>
-        <w:rPr>
-          <w:lang w:eastAsia="es-CO"/>
-        </w:rPr>
-      </w:pPr>
-      <w:r>
-        <w:rPr>
-          <w:lang w:eastAsia="es-CO"/>
-        </w:rPr>
-        <w:t xml:space="preserve">Para organizar eventos promocionales se deben conocer todos los elementos y aspectos relacionados con su actividad. No se puede pretender realizar eventos sin tener los conceptos claros acerca de los tipos de eventos y sus características, las etapas de un evento, la organización del trabajo mediante comités necesarios para su realización, y otros aspectos importantes que se deben aplicar para alcanzar los resultados esperados de </w:t>
-      </w:r>
-      <w:r>
-        <w:rPr>
-          <w:rStyle w:val="Extranjerismo"/>
-          <w:lang w:val="es-CO" w:eastAsia="es-CO"/>
-        </w:rPr>
-        <w:t>marketing</w:t>
-      </w:r>
-      <w:r>
-        <w:rPr>
-          <w:lang w:eastAsia="es-CO"/>
-        </w:rPr>
-        <w:t xml:space="preserve"> y promoción turística.</w:t>
-      </w:r>
-    </w:p>
-    <w:p>
-      <w:pPr>
-        <w:rPr>
-          <w:lang w:eastAsia="es-CO"/>
-        </w:rPr>
-      </w:pPr>
-      <w:r>
-        <w:rPr>
-          <w:lang w:eastAsia="es-CO"/>
-        </w:rPr>
-        <w:t>Para contextualizar esta herramienta de promoción, la palabra evento proviene de eventualidad, que se trata de una acción extraordinaria que demanda un proceso estructurado, desde el consenso inicial hasta la materialización, con el propósito de conmemorar un hecho relevante, integrando fases de acuerdos, diseño meticuloso, gestión operativa y realización práctica. Los eventos son espacios que pueden ser creados por las empresas con la finalidad de dar a conocer productos o servicios y promocionar actividades turísticas que se ofrecen en un destino, y que pertenezcan a la categoría adecuada según las tipologías que se presentan a continuación.</w:t>
+        <w:t>promocionar actividades turísticas que se ofrecen en un destino, y que pertenezcan a la categoría adecuada según las tipologías que se presentan a continuación.</w:t>
       </w:r>
     </w:p>
     <w:p>
@@ -8925,20 +9035,20 @@
           <w:lang w:eastAsia="es-CO"/>
         </w:rPr>
       </w:pPr>
-      <w:bookmarkStart w:id="20" w:name="_Toc199335399"/>
-      <w:bookmarkStart w:id="21" w:name="_Toc199345785"/>
-      <w:bookmarkEnd w:id="20"/>
+      <w:bookmarkStart w:id="21" w:name="_Toc199335399"/>
+      <w:bookmarkStart w:id="22" w:name="_Toc199345785"/>
       <w:bookmarkEnd w:id="21"/>
+      <w:bookmarkEnd w:id="22"/>
     </w:p>
     <w:p>
       <w:pPr>
         <w:pStyle w:val="Ttulo2"/>
       </w:pPr>
-      <w:bookmarkStart w:id="22" w:name="_Toc199345786"/>
+      <w:bookmarkStart w:id="23" w:name="_Toc199345786"/>
       <w:r>
         <w:t>Clasificación de eventos turísticos</w:t>
       </w:r>
-      <w:bookmarkEnd w:id="22"/>
+      <w:bookmarkEnd w:id="23"/>
     </w:p>
     <w:p>
       <w:pPr>
@@ -8955,7 +9065,6 @@
       <w:r>
         <w:rPr>
           <w:rStyle w:val="Extranjerismo"/>
-          <w:lang w:val="es-CO"/>
         </w:rPr>
         <w:t>marketing</w:t>
       </w:r>
@@ -9038,14 +9147,14 @@
         <w:rPr>
           <w:lang w:eastAsia="es-CO"/>
         </w:rPr>
-        <w:t xml:space="preserve">: se centran en los objetivos institucionales o comerciales de una organización. Entre ellos se encuentran ruedas de negocios, ferias, exposiciones, lanzamientos de productos, reuniones corporativas, desayunos o almuerzos de trabajo, convenciones y eventos </w:t>
+        <w:t xml:space="preserve">: se centran en los objetivos institucionales o comerciales de una organización. Entre ellos se encuentran ruedas de </w:t>
       </w:r>
       <w:r>
         <w:rPr>
           <w:lang w:eastAsia="es-CO"/>
         </w:rPr>
         <w:lastRenderedPageBreak/>
-        <w:t>gremiales. En el contexto turístico, estos eventos son fundamentales para promocionar servicios y productos del destino, facilitar alianzas estratégicas y aumentar el posicionamiento de marca a nivel regional, nacional e internacional.</w:t>
+        <w:t>negocios, ferias, exposiciones, lanzamientos de productos, reuniones corporativas, desayunos o almuerzos de trabajo, convenciones y eventos gremiales. En el contexto turístico, estos eventos son fundamentales para promocionar servicios y productos del destino, facilitar alianzas estratégicas y aumentar el posicionamiento de marca a nivel regional, nacional e internacional.</w:t>
       </w:r>
     </w:p>
     <w:p>
@@ -9113,7 +9222,7 @@
       <w:r>
         <w:rPr>
           <w:rStyle w:val="Extranjerismo"/>
-          <w:lang w:val="es-CO" w:eastAsia="es-CO"/>
+          <w:lang w:eastAsia="es-CO"/>
         </w:rPr>
         <w:t>marketing</w:t>
       </w:r>
@@ -9141,7 +9250,6 @@
         <w:rPr>
           <w:lang w:eastAsia="es-CO"/>
         </w:rPr>
-        <w:lastRenderedPageBreak/>
         <w:t>La correcta elección de la tipología del evento según los objetivos de promoción garantiza un mayor impacto en la audiencia, promueve la fidelización de visitantes y contribuye al desarrollo sostenible de la actividad turística.</w:t>
       </w:r>
     </w:p>
@@ -9149,11 +9257,11 @@
       <w:pPr>
         <w:pStyle w:val="Ttulo2"/>
       </w:pPr>
-      <w:bookmarkStart w:id="23" w:name="_Toc199345787"/>
+      <w:bookmarkStart w:id="24" w:name="_Toc199345787"/>
       <w:r>
         <w:t>Etapas para la organización de eventos</w:t>
       </w:r>
-      <w:bookmarkEnd w:id="23"/>
+      <w:bookmarkEnd w:id="24"/>
     </w:p>
     <w:p>
       <w:pPr>
@@ -9198,7 +9306,7 @@
       <w:r>
         <w:rPr>
           <w:rStyle w:val="Extranjerismo"/>
-          <w:lang w:val="es-CO" w:eastAsia="es-CO"/>
+          <w:lang w:eastAsia="es-CO"/>
         </w:rPr>
         <w:t>marketing</w:t>
       </w:r>
@@ -9374,6 +9482,7 @@
         <w:rPr>
           <w:lang w:eastAsia="es-CO"/>
         </w:rPr>
+        <w:lastRenderedPageBreak/>
         <w:t>Planificación logística y operativa.</w:t>
       </w:r>
     </w:p>
@@ -9387,7 +9496,6 @@
         <w:rPr>
           <w:lang w:eastAsia="es-CO"/>
         </w:rPr>
-        <w:lastRenderedPageBreak/>
         <w:t>Una planificación rigurosa en esta etapa es crucial para minimizar errores y garantizar la coherencia de cada acción con los fines promocionales del evento.</w:t>
       </w:r>
     </w:p>
@@ -9566,7 +9674,14 @@
         <w:rPr>
           <w:lang w:eastAsia="es-CO"/>
         </w:rPr>
-        <w:t>Esta última etapa se centra en la evaluación y retroalimentación del proceso, con el fin de valorar los resultados obtenidos frente a los objetivos iniciales. Implica una revisión crítica de todas las fases, la consolidación de informes y la formulación de propuestas de mejora. Entre las actividades más relevantes se encuentran:</w:t>
+        <w:t xml:space="preserve">Esta última etapa se centra en la evaluación y retroalimentación del proceso, con el fin de valorar los resultados obtenidos frente a los objetivos iniciales. Implica una </w:t>
+      </w:r>
+      <w:r>
+        <w:rPr>
+          <w:lang w:eastAsia="es-CO"/>
+        </w:rPr>
+        <w:lastRenderedPageBreak/>
+        <w:t>revisión crítica de todas las fases, la consolidación de informes y la formulación de propuestas de mejora. Entre las actividades más relevantes se encuentran:</w:t>
       </w:r>
     </w:p>
     <w:p>
@@ -9584,7 +9699,6 @@
         <w:rPr>
           <w:lang w:eastAsia="es-CO"/>
         </w:rPr>
-        <w:lastRenderedPageBreak/>
         <w:t>Análisis de resultados cualitativos y cuantitativos.</w:t>
       </w:r>
     </w:p>
@@ -9695,11 +9809,11 @@
       <w:pPr>
         <w:pStyle w:val="Ttulo2"/>
       </w:pPr>
-      <w:bookmarkStart w:id="24" w:name="_Toc199345788"/>
+      <w:bookmarkStart w:id="25" w:name="_Toc199345788"/>
       <w:r>
         <w:t>Planificación de eventos promocionales</w:t>
       </w:r>
-      <w:bookmarkEnd w:id="24"/>
+      <w:bookmarkEnd w:id="25"/>
     </w:p>
     <w:p>
       <w:pPr>
@@ -9783,6 +9897,7 @@
         <w:rPr>
           <w:lang w:eastAsia="es-CO"/>
         </w:rPr>
+        <w:lastRenderedPageBreak/>
         <w:t>Seleccionar el lugar adecuado, considerando su accesibilidad, capacidad y condiciones técnicas.</w:t>
       </w:r>
     </w:p>
@@ -9837,7 +9952,6 @@
         <w:rPr>
           <w:lang w:eastAsia="es-CO"/>
         </w:rPr>
-        <w:lastRenderedPageBreak/>
         <w:t>Crear un plan de promoción y publicidad que permita difundir el evento e incentivar la participación.</w:t>
       </w:r>
     </w:p>
@@ -9853,6 +9967,34 @@
         </w:rPr>
         <w:t>Para ejecutar cada una de estas actividades, es fundamental organizar comités de trabajo especializados, responsables de áreas específicas. A continuación, se describen los comités más comunes y sus funciones:</w:t>
       </w:r>
+    </w:p>
+    <w:p>
+      <w:pPr>
+        <w:rPr>
+          <w:lang w:eastAsia="es-CO"/>
+        </w:rPr>
+      </w:pPr>
+    </w:p>
+    <w:p>
+      <w:pPr>
+        <w:rPr>
+          <w:lang w:eastAsia="es-CO"/>
+        </w:rPr>
+      </w:pPr>
+    </w:p>
+    <w:p>
+      <w:pPr>
+        <w:rPr>
+          <w:lang w:eastAsia="es-CO"/>
+        </w:rPr>
+      </w:pPr>
+    </w:p>
+    <w:p>
+      <w:pPr>
+        <w:rPr>
+          <w:lang w:eastAsia="es-CO"/>
+        </w:rPr>
+      </w:pPr>
     </w:p>
     <w:p>
       <w:pPr>
@@ -10049,6 +10191,7 @@
               <w:rPr>
                 <w:lang w:eastAsia="es-CO"/>
               </w:rPr>
+              <w:lastRenderedPageBreak/>
               <w:t>Supervisar las acciones de los subcomités.</w:t>
             </w:r>
           </w:p>
@@ -10121,7 +10264,6 @@
               <w:rPr>
                 <w:lang w:eastAsia="es-CO"/>
               </w:rPr>
-              <w:lastRenderedPageBreak/>
               <w:t>Aprobar propuestas, ajustes y nombramientos.</w:t>
             </w:r>
           </w:p>
@@ -10274,6 +10416,7 @@
               <w:rPr>
                 <w:lang w:eastAsia="es-CO"/>
               </w:rPr>
+              <w:lastRenderedPageBreak/>
               <w:t>Supervisar las finanzas del evento.</w:t>
             </w:r>
           </w:p>
@@ -10299,6 +10442,7 @@
               <w:rPr>
                 <w:b/>
               </w:rPr>
+              <w:lastRenderedPageBreak/>
               <w:t>Protocolo</w:t>
             </w:r>
           </w:p>
@@ -10392,7 +10536,6 @@
               <w:rPr>
                 <w:lang w:eastAsia="es-CO"/>
               </w:rPr>
-              <w:lastRenderedPageBreak/>
               <w:t>Establecer las precedencias protocolarias.</w:t>
             </w:r>
           </w:p>
@@ -10451,7 +10594,6 @@
               <w:rPr>
                 <w:b/>
               </w:rPr>
-              <w:lastRenderedPageBreak/>
               <w:t>Logística</w:t>
             </w:r>
           </w:p>
@@ -10509,6 +10651,7 @@
               <w:rPr>
                 <w:lang w:eastAsia="es-CO"/>
               </w:rPr>
+              <w:lastRenderedPageBreak/>
               <w:t>Alistar el lugar del evento: mobiliario, equipos, decoración.</w:t>
             </w:r>
           </w:p>
@@ -10681,11 +10824,12 @@
       <w:pPr>
         <w:pStyle w:val="Ttulo2"/>
       </w:pPr>
-      <w:bookmarkStart w:id="25" w:name="_Toc199345789"/>
-      <w:r>
+      <w:bookmarkStart w:id="26" w:name="_Toc199345789"/>
+      <w:r>
+        <w:lastRenderedPageBreak/>
         <w:t>Diseño del plan de trabajo y recursos</w:t>
       </w:r>
-      <w:bookmarkEnd w:id="25"/>
+      <w:bookmarkEnd w:id="26"/>
     </w:p>
     <w:p>
       <w:pPr>
@@ -10747,7 +10891,6 @@
           <w:b/>
           <w:lang w:eastAsia="es-CO"/>
         </w:rPr>
-        <w:lastRenderedPageBreak/>
         <w:t xml:space="preserve">Estrategias o acciones estratégicas: </w:t>
       </w:r>
       <w:r>
@@ -10991,6 +11134,7 @@
               </w:rPr>
             </w:pPr>
             <w:r>
+              <w:lastRenderedPageBreak/>
               <w:t>Estrategia</w:t>
             </w:r>
           </w:p>
@@ -11080,11 +11224,7 @@
               </w:rPr>
             </w:pPr>
             <w:r>
-              <w:t xml:space="preserve">Es el enfoque o plan general para alcanzar los objetivos del evento. Aquí se deben plantear las acciones clave, </w:t>
-            </w:r>
-            <w:r>
-              <w:lastRenderedPageBreak/>
-              <w:t>pero de manera global.</w:t>
+              <w:t>Es el enfoque o plan general para alcanzar los objetivos del evento. Aquí se deben plantear las acciones clave, pero de manera global.</w:t>
             </w:r>
           </w:p>
         </w:tc>
@@ -11100,12 +11240,7 @@
               </w:rPr>
             </w:pPr>
             <w:r>
-              <w:lastRenderedPageBreak/>
-              <w:t xml:space="preserve">Son los pasos específicos que se deben seguir para ejecutar las estrategias. Deben estar organizados de </w:t>
-            </w:r>
-            <w:r>
-              <w:lastRenderedPageBreak/>
-              <w:t>manera lógica y secuencial.</w:t>
+              <w:t>Son los pasos específicos que se deben seguir para ejecutar las estrategias. Deben estar organizados de manera lógica y secuencial.</w:t>
             </w:r>
           </w:p>
         </w:tc>
@@ -11121,17 +11256,11 @@
               </w:rPr>
             </w:pPr>
             <w:r>
-              <w:lastRenderedPageBreak/>
-              <w:t xml:space="preserve">Involucra todos los insumos necesarios para llevar a cabo las actividades. Estos recursos pueden ser </w:t>
-            </w:r>
-            <w:r>
-              <w:lastRenderedPageBreak/>
-              <w:t>humanos, físicos (espacios y equipos), tecnológicos (</w:t>
+              <w:t>Involucra todos los insumos necesarios para llevar a cabo las actividades. Estos recursos pueden ser humanos, físicos (espacios y equipos), tecnológicos (</w:t>
             </w:r>
             <w:r>
               <w:rPr>
                 <w:rStyle w:val="Extranjerismo"/>
-                <w:lang w:val="es-CO"/>
               </w:rPr>
               <w:t>software</w:t>
             </w:r>
@@ -11141,7 +11270,6 @@
             <w:r>
               <w:rPr>
                 <w:rStyle w:val="Extranjerismo"/>
-                <w:lang w:val="es-CO"/>
               </w:rPr>
               <w:t>hardware</w:t>
             </w:r>
@@ -11162,12 +11290,7 @@
               </w:rPr>
             </w:pPr>
             <w:r>
-              <w:lastRenderedPageBreak/>
-              <w:t xml:space="preserve">Se deben establecer las fechas exactas para la ejecución de cada actividad. Asegurarse de asignar </w:t>
-            </w:r>
-            <w:r>
-              <w:lastRenderedPageBreak/>
-              <w:t>tiempos razonables y viables, considerando posibles imprevistos.</w:t>
+              <w:t>Se deben establecer las fechas exactas para la ejecución de cada actividad. Asegurarse de asignar tiempos razonables y viables, considerando posibles imprevistos.</w:t>
             </w:r>
           </w:p>
         </w:tc>
@@ -11183,12 +11306,7 @@
               </w:rPr>
             </w:pPr>
             <w:r>
-              <w:lastRenderedPageBreak/>
-              <w:t xml:space="preserve">Asigna claramente a los comités o personas encargadas de cada actividad, con base en su </w:t>
-            </w:r>
-            <w:r>
-              <w:lastRenderedPageBreak/>
-              <w:t>área de especialización.</w:t>
+              <w:t>Asigna claramente a los comités o personas encargadas de cada actividad, con base en su área de especialización.</w:t>
             </w:r>
           </w:p>
         </w:tc>
@@ -11196,6 +11314,19 @@
     </w:tbl>
     <w:p>
       <w:pPr>
+        <w:rPr>
+          <w:lang w:eastAsia="es-CO"/>
+        </w:rPr>
+      </w:pPr>
+      <w:r>
+        <w:rPr>
+          <w:lang w:eastAsia="es-CO"/>
+        </w:rPr>
+        <w:t>En este paso, es fundamental tener en cuenta algunas consideraciones clave para lograr un plan de trabajo efectivo y exitoso:</w:t>
+      </w:r>
+    </w:p>
+    <w:p>
+      <w:pPr>
         <w:pStyle w:val="Prrafodelista"/>
         <w:numPr>
           <w:ilvl w:val="0"/>
@@ -11331,11 +11462,11 @@
       <w:pPr>
         <w:pStyle w:val="Ttulo2"/>
       </w:pPr>
-      <w:bookmarkStart w:id="26" w:name="_Toc199345790"/>
+      <w:bookmarkStart w:id="27" w:name="_Toc199345790"/>
       <w:r>
         <w:t>Elaboración de planes de contingencia</w:t>
       </w:r>
-      <w:bookmarkEnd w:id="26"/>
+      <w:bookmarkEnd w:id="27"/>
     </w:p>
     <w:p>
       <w:pPr>
@@ -11379,6 +11510,7 @@
           <w:b/>
           <w:lang w:eastAsia="es-CO"/>
         </w:rPr>
+        <w:lastRenderedPageBreak/>
         <w:t>Identificación de riesgos</w:t>
       </w:r>
       <w:r>
@@ -11504,7 +11636,6 @@
           <w:b/>
           <w:lang w:eastAsia="es-CO"/>
         </w:rPr>
-        <w:lastRenderedPageBreak/>
         <w:t>Difusión y entrenamiento</w:t>
       </w:r>
       <w:r>
@@ -11556,23 +11687,30 @@
       <w:pPr>
         <w:pStyle w:val="Ttulo1"/>
       </w:pPr>
-      <w:bookmarkStart w:id="27" w:name="_Toc199345791"/>
+      <w:bookmarkStart w:id="28" w:name="_Toc199345791"/>
       <w:r>
         <w:t>Evaluación y seguimiento de eventos promocionales</w:t>
       </w:r>
-      <w:bookmarkEnd w:id="27"/>
-    </w:p>
-    <w:p>
-      <w:pPr>
-        <w:rPr>
-          <w:lang w:eastAsia="es-CO"/>
-        </w:rPr>
-      </w:pPr>
-      <w:r>
-        <w:rPr>
-          <w:lang w:eastAsia="es-CO"/>
-        </w:rPr>
-        <w:t>La evaluación y seguimiento de eventos promocionales es una etapa fundamental del proceso organizativo, ya que permite determinar si los objetivos planteados fueron alcanzados, identificar logros, reconocer dificultades y definir acciones correctivas para futuros eventos. Esta fase incluye tanto la revisión de las actividades ejecutadas como la medición del impacto generado, con el fin de garantizar procesos de mejora continua y sostenibilidad institucional.</w:t>
+      <w:bookmarkEnd w:id="28"/>
+    </w:p>
+    <w:p>
+      <w:pPr>
+        <w:rPr>
+          <w:lang w:eastAsia="es-CO"/>
+        </w:rPr>
+      </w:pPr>
+      <w:r>
+        <w:rPr>
+          <w:lang w:eastAsia="es-CO"/>
+        </w:rPr>
+        <w:t xml:space="preserve">La evaluación y seguimiento de eventos promocionales es una etapa fundamental del proceso organizativo, ya que permite determinar si los objetivos planteados fueron alcanzados, identificar logros, reconocer dificultades y definir </w:t>
+      </w:r>
+      <w:r>
+        <w:rPr>
+          <w:lang w:eastAsia="es-CO"/>
+        </w:rPr>
+        <w:lastRenderedPageBreak/>
+        <w:t>acciones correctivas para futuros eventos. Esta fase incluye tanto la revisión de las actividades ejecutadas como la medición del impacto generado, con el fin de garantizar procesos de mejora continua y sostenibilidad institucional.</w:t>
       </w:r>
     </w:p>
     <w:p>
@@ -11611,20 +11749,20 @@
           <w:lang w:eastAsia="es-CO"/>
         </w:rPr>
       </w:pPr>
-      <w:bookmarkStart w:id="28" w:name="_Toc199335406"/>
-      <w:bookmarkStart w:id="29" w:name="_Toc199345792"/>
-      <w:bookmarkEnd w:id="28"/>
+      <w:bookmarkStart w:id="29" w:name="_Toc199335406"/>
+      <w:bookmarkStart w:id="30" w:name="_Toc199345792"/>
       <w:bookmarkEnd w:id="29"/>
+      <w:bookmarkEnd w:id="30"/>
     </w:p>
     <w:p>
       <w:pPr>
         <w:pStyle w:val="Ttulo2"/>
       </w:pPr>
-      <w:bookmarkStart w:id="30" w:name="_Toc199345793"/>
+      <w:bookmarkStart w:id="31" w:name="_Toc199345793"/>
       <w:r>
         <w:t>Actividades posteriores al evento</w:t>
       </w:r>
-      <w:bookmarkEnd w:id="30"/>
+      <w:bookmarkEnd w:id="31"/>
     </w:p>
     <w:p>
       <w:pPr>
@@ -11655,7 +11793,6 @@
           <w:b/>
           <w:lang w:eastAsia="es-CO"/>
         </w:rPr>
-        <w:lastRenderedPageBreak/>
         <w:t>Revisión operativa y técnica del evento</w:t>
       </w:r>
       <w:r>
@@ -11756,6 +11893,7 @@
           <w:b/>
           <w:lang w:eastAsia="es-CO"/>
         </w:rPr>
+        <w:lastRenderedPageBreak/>
         <w:t xml:space="preserve">Comunicación </w:t>
       </w:r>
       <w:proofErr w:type="spellStart"/>
@@ -11816,30 +11954,23 @@
       <w:pPr>
         <w:pStyle w:val="Ttulo2"/>
       </w:pPr>
-      <w:bookmarkStart w:id="31" w:name="_Toc199345794"/>
+      <w:bookmarkStart w:id="32" w:name="_Toc199345794"/>
       <w:r>
         <w:t>Instrumentos e indicadores para la evaluación de resultados</w:t>
       </w:r>
-      <w:bookmarkEnd w:id="31"/>
-    </w:p>
-    <w:p>
-      <w:pPr>
-        <w:rPr>
-          <w:lang w:eastAsia="es-CO"/>
-        </w:rPr>
-      </w:pPr>
-      <w:r>
-        <w:rPr>
-          <w:lang w:eastAsia="es-CO"/>
-        </w:rPr>
-        <w:t xml:space="preserve">Para realizar una evaluación eficaz del evento promocional, es clave utilizar instrumentos adecuados y establecer indicadores específicos que permitan medir tanto </w:t>
-      </w:r>
-      <w:r>
-        <w:rPr>
-          <w:lang w:eastAsia="es-CO"/>
-        </w:rPr>
-        <w:lastRenderedPageBreak/>
-        <w:t>el desarrollo como los logros obtenidos. La combinación de herramientas cualitativas y cuantitativas facilita una visión integral de los resultados. A continuación, se presentan algunos instrumentos sugeridos:</w:t>
+      <w:bookmarkEnd w:id="32"/>
+    </w:p>
+    <w:p>
+      <w:pPr>
+        <w:rPr>
+          <w:lang w:eastAsia="es-CO"/>
+        </w:rPr>
+      </w:pPr>
+      <w:r>
+        <w:rPr>
+          <w:lang w:eastAsia="es-CO"/>
+        </w:rPr>
+        <w:t>Para realizar una evaluación eficaz del evento promocional, es clave utilizar instrumentos adecuados y establecer indicadores específicos que permitan medir tanto el desarrollo como los logros obtenidos. La combinación de herramientas cualitativas y cuantitativas facilita una visión integral de los resultados. A continuación, se presentan algunos instrumentos sugeridos:</w:t>
       </w:r>
     </w:p>
     <w:p>
@@ -11958,6 +12089,7 @@
           <w:b/>
           <w:lang w:eastAsia="es-CO"/>
         </w:rPr>
+        <w:lastRenderedPageBreak/>
         <w:t>Análisis de métricas digitales</w:t>
       </w:r>
       <w:r>
@@ -12012,7 +12144,6 @@
         <w:rPr>
           <w:lang w:eastAsia="es-CO"/>
         </w:rPr>
-        <w:lastRenderedPageBreak/>
         <w:t>Ejemplos de indicadores</w:t>
       </w:r>
     </w:p>
@@ -12166,7 +12297,11 @@
               </w:rPr>
             </w:pPr>
             <w:r>
-              <w:t>Promedio de las respuestas en encuestas de satisfacción sobre la experiencia en el evento.</w:t>
+              <w:t xml:space="preserve">Promedio de las respuestas en encuestas </w:t>
+            </w:r>
+            <w:r>
+              <w:lastRenderedPageBreak/>
+              <w:t>de satisfacción sobre la experiencia en el evento.</w:t>
             </w:r>
           </w:p>
         </w:tc>
@@ -12182,7 +12317,12 @@
               </w:rPr>
             </w:pPr>
             <w:r>
-              <w:t>Pregunta: ¿Qué tan satisfecho quedó con el evento? Promedio de respuestas: 4.6 sobre 5.</w:t>
+              <w:lastRenderedPageBreak/>
+              <w:t xml:space="preserve">Pregunta: ¿Qué tan satisfecho quedó con el </w:t>
+            </w:r>
+            <w:r>
+              <w:lastRenderedPageBreak/>
+              <w:t>evento? Promedio de respuestas: 4.6 sobre 5.</w:t>
             </w:r>
           </w:p>
         </w:tc>
@@ -12203,6 +12343,7 @@
               </w:rPr>
             </w:pPr>
             <w:r>
+              <w:lastRenderedPageBreak/>
               <w:t>Cumplimiento de objetivos</w:t>
             </w:r>
           </w:p>
@@ -12322,11 +12463,7 @@
               </w:rPr>
             </w:pPr>
             <w:r>
-              <w:t xml:space="preserve">Número de nuevos contactos estratégicos o </w:t>
-            </w:r>
-            <w:r>
-              <w:lastRenderedPageBreak/>
-              <w:t>comerciales derivados del evento.</w:t>
+              <w:t>Número de nuevos contactos estratégicos o comerciales derivados del evento.</w:t>
             </w:r>
           </w:p>
         </w:tc>
@@ -12342,12 +12479,7 @@
               </w:rPr>
             </w:pPr>
             <w:r>
-              <w:lastRenderedPageBreak/>
-              <w:t xml:space="preserve">Se recopilaron 50 nuevos leads de empresas </w:t>
-            </w:r>
-            <w:r>
-              <w:lastRenderedPageBreak/>
-              <w:t>interesadas en los servicios ofrecidos.</w:t>
+              <w:t>Se recopilaron 50 nuevos leads de empresas interesadas en los servicios ofrecidos.</w:t>
             </w:r>
           </w:p>
         </w:tc>
@@ -12365,7 +12497,6 @@
               </w:rPr>
             </w:pPr>
             <w:r>
-              <w:lastRenderedPageBreak/>
               <w:t>Evaluación logística</w:t>
             </w:r>
           </w:p>
@@ -12435,7 +12566,11 @@
               </w:rPr>
             </w:pPr>
             <w:r>
-              <w:t>Comparación entre la inversión realizada y los beneficios tangibles/intangibles obtenidos.</w:t>
+              <w:t xml:space="preserve">Comparación entre la inversión realizada y los </w:t>
+            </w:r>
+            <w:r>
+              <w:lastRenderedPageBreak/>
+              <w:t>beneficios tangibles/intangibles obtenidos.</w:t>
             </w:r>
           </w:p>
         </w:tc>
@@ -12451,7 +12586,12 @@
               </w:rPr>
             </w:pPr>
             <w:r>
-              <w:t>Inversión: $5.000.000 COP. Beneficios proyectados: $10.000.000 COP en alianzas y ventas potenciales.</w:t>
+              <w:lastRenderedPageBreak/>
+              <w:t xml:space="preserve">Inversión: $5.000.000 COP. Beneficios proyectados: </w:t>
+            </w:r>
+            <w:r>
+              <w:lastRenderedPageBreak/>
+              <w:t>$10.000.000 COP en alianzas y ventas potenciales.</w:t>
             </w:r>
           </w:p>
         </w:tc>
@@ -12467,6 +12607,7 @@
         <w:rPr>
           <w:lang w:eastAsia="es-CO"/>
         </w:rPr>
+        <w:lastRenderedPageBreak/>
         <w:t>El análisis de estos indicadores permite tomar decisiones basadas en evidencia, identificar buenas prácticas y áreas de mejora, así como fortalecer los procesos de planeación estratégica en futuras actividades promocionales.</w:t>
       </w:r>
     </w:p>
@@ -12481,12 +12622,12 @@
       <w:pPr>
         <w:pStyle w:val="Titulosgenerales"/>
       </w:pPr>
-      <w:bookmarkStart w:id="32" w:name="_Toc199345795"/>
+      <w:bookmarkStart w:id="33" w:name="_Toc199345795"/>
       <w:r>
         <w:lastRenderedPageBreak/>
         <w:t>Síntesis</w:t>
       </w:r>
-      <w:bookmarkEnd w:id="32"/>
+      <w:bookmarkEnd w:id="33"/>
     </w:p>
     <w:p>
       <w:pPr>
@@ -12503,7 +12644,7 @@
       <w:r>
         <w:rPr>
           <w:rStyle w:val="Extranjerismo"/>
-          <w:lang w:val="es-CO" w:eastAsia="es-CO"/>
+          <w:lang w:eastAsia="es-CO"/>
         </w:rPr>
         <w:t>marketing</w:t>
       </w:r>
@@ -12516,7 +12657,7 @@
       <w:r>
         <w:rPr>
           <w:rStyle w:val="Extranjerismo"/>
-          <w:lang w:val="es-CO" w:eastAsia="es-CO"/>
+          <w:lang w:eastAsia="es-CO"/>
         </w:rPr>
         <w:t>marketing</w:t>
       </w:r>
@@ -12564,7 +12705,7 @@
                     </pic:cNvPicPr>
                   </pic:nvPicPr>
                   <pic:blipFill>
-                    <a:blip r:embed="rId14">
+                    <a:blip r:embed="rId11">
                       <a:extLst>
                         <a:ext uri="{28A0092B-C50C-407E-A947-70E740481C1C}">
                           <a14:useLocalDpi xmlns:a14="http://schemas.microsoft.com/office/drawing/2010/main" val="0"/>
@@ -12604,12 +12745,12 @@
       <w:pPr>
         <w:pStyle w:val="Titulosgenerales"/>
       </w:pPr>
-      <w:bookmarkStart w:id="33" w:name="_Toc199345796"/>
+      <w:bookmarkStart w:id="34" w:name="_Toc199345796"/>
       <w:r>
         <w:lastRenderedPageBreak/>
         <w:t>Material Complementario</w:t>
       </w:r>
-      <w:bookmarkEnd w:id="33"/>
+      <w:bookmarkEnd w:id="34"/>
     </w:p>
     <w:tbl>
       <w:tblPr>
@@ -12799,7 +12940,7 @@
                 <w:szCs w:val="24"/>
               </w:rPr>
             </w:pPr>
-            <w:hyperlink r:id="rId15" w:history="1">
+            <w:hyperlink r:id="rId12" w:history="1">
               <w:r>
                 <w:rPr>
                   <w:rStyle w:val="Hipervnculo"/>
@@ -12886,7 +13027,7 @@
                 <w:szCs w:val="24"/>
               </w:rPr>
             </w:pPr>
-            <w:hyperlink r:id="rId16" w:history="1">
+            <w:hyperlink r:id="rId13" w:history="1">
               <w:r>
                 <w:rPr>
                   <w:rStyle w:val="Hipervnculo"/>
@@ -12920,14 +13061,14 @@
       <w:pPr>
         <w:pStyle w:val="Titulosgenerales"/>
       </w:pPr>
-      <w:bookmarkStart w:id="34" w:name="_Toc176443725"/>
-      <w:bookmarkStart w:id="35" w:name="_Toc199345797"/>
+      <w:bookmarkStart w:id="35" w:name="_Toc176443725"/>
+      <w:bookmarkStart w:id="36" w:name="_Toc199345797"/>
       <w:r>
         <w:lastRenderedPageBreak/>
         <w:t>Glosario</w:t>
       </w:r>
-      <w:bookmarkEnd w:id="34"/>
       <w:bookmarkEnd w:id="35"/>
+      <w:bookmarkEnd w:id="36"/>
     </w:p>
     <w:p>
       <w:pPr>
@@ -12939,8 +13080,7 @@
         <w:rPr>
           <w:rStyle w:val="Extranjerismo"/>
           <w:b/>
-          <w:bCs/>
-          <w:lang w:val="es-CO"/>
+          <w:lang w:eastAsia="es-CO"/>
         </w:rPr>
         <w:t>Branding</w:t>
       </w:r>
@@ -13041,7 +13181,7 @@
         <w:rPr>
           <w:rStyle w:val="Extranjerismo"/>
           <w:b/>
-          <w:lang w:val="es-CO" w:eastAsia="es-CO"/>
+          <w:lang w:eastAsia="es-CO"/>
         </w:rPr>
         <w:t>Marketing</w:t>
       </w:r>
@@ -13062,7 +13202,7 @@
         <w:rPr>
           <w:rStyle w:val="Extranjerismo"/>
           <w:b/>
-          <w:lang w:val="es-CO" w:eastAsia="es-CO"/>
+          <w:lang w:eastAsia="es-CO"/>
         </w:rPr>
         <w:t>Marketing</w:t>
       </w:r>
@@ -13102,7 +13242,7 @@
         <w:rPr>
           <w:rStyle w:val="Extranjerismo"/>
           <w:b/>
-          <w:lang w:val="es-CO" w:eastAsia="es-CO"/>
+          <w:lang w:eastAsia="es-CO"/>
         </w:rPr>
         <w:t>Marketing</w:t>
       </w:r>
@@ -13122,7 +13262,7 @@
       <w:r>
         <w:rPr>
           <w:rStyle w:val="Extranjerismo"/>
-          <w:lang w:val="es-CO" w:eastAsia="es-CO"/>
+          <w:lang w:eastAsia="es-CO"/>
         </w:rPr>
         <w:t>marketing</w:t>
       </w:r>
@@ -13269,8 +13409,8 @@
           <w:lang w:val="es-MX"/>
         </w:rPr>
       </w:pPr>
-      <w:bookmarkStart w:id="36" w:name="_Toc176443726"/>
-      <w:bookmarkStart w:id="37" w:name="_Toc199345798"/>
+      <w:bookmarkStart w:id="37" w:name="_Toc176443726"/>
+      <w:bookmarkStart w:id="38" w:name="_Toc199345798"/>
       <w:r>
         <w:rPr>
           <w:lang w:val="es-MX"/>
@@ -13278,8 +13418,8 @@
         <w:lastRenderedPageBreak/>
         <w:t>Referencias bibliográficas</w:t>
       </w:r>
-      <w:bookmarkEnd w:id="36"/>
       <w:bookmarkEnd w:id="37"/>
+      <w:bookmarkEnd w:id="38"/>
     </w:p>
     <w:p>
       <w:pPr>
@@ -13302,25 +13442,39 @@
       </w:pPr>
       <w:r>
         <w:rPr>
-          <w:lang w:val="en-US" w:eastAsia="es-CO"/>
-        </w:rPr>
-        <w:t>American Marketing Association. (</w:t>
+          <w:lang w:val="es-MX" w:eastAsia="es-CO"/>
+        </w:rPr>
+        <w:t xml:space="preserve">American Marketing </w:t>
       </w:r>
       <w:proofErr w:type="spellStart"/>
       <w:r>
         <w:rPr>
-          <w:lang w:val="en-US" w:eastAsia="es-CO"/>
-        </w:rPr>
-        <w:t>s.f.</w:t>
+          <w:lang w:val="es-MX" w:eastAsia="es-CO"/>
+        </w:rPr>
+        <w:t>Association</w:t>
       </w:r>
       <w:proofErr w:type="spellEnd"/>
       <w:r>
         <w:rPr>
-          <w:lang w:val="en-US" w:eastAsia="es-CO"/>
-        </w:rPr>
-        <w:t xml:space="preserve">). Dictionary: Brand. </w:t>
-      </w:r>
-      <w:hyperlink r:id="rId17" w:history="1">
+          <w:lang w:val="es-MX" w:eastAsia="es-CO"/>
+        </w:rPr>
+        <w:t xml:space="preserve">. (s.f.). </w:t>
+      </w:r>
+      <w:proofErr w:type="spellStart"/>
+      <w:r>
+        <w:rPr>
+          <w:lang w:val="es-MX" w:eastAsia="es-CO"/>
+        </w:rPr>
+        <w:t>Dictionary</w:t>
+      </w:r>
+      <w:proofErr w:type="spellEnd"/>
+      <w:r>
+        <w:rPr>
+          <w:lang w:val="es-MX" w:eastAsia="es-CO"/>
+        </w:rPr>
+        <w:t xml:space="preserve">: Brand. </w:t>
+      </w:r>
+      <w:hyperlink r:id="rId14" w:history="1">
         <w:r>
           <w:rPr>
             <w:rStyle w:val="Hipervnculo"/>
@@ -13333,55 +13487,49 @@
     <w:p>
       <w:pPr>
         <w:rPr>
-          <w:lang w:val="en-US" w:eastAsia="es-CO"/>
-        </w:rPr>
-      </w:pPr>
-      <w:r>
-        <w:rPr>
           <w:lang w:val="es-MX" w:eastAsia="es-CO"/>
         </w:rPr>
-        <w:t xml:space="preserve">Fisher, L., &amp; Espejo, J. (2017). </w:t>
+      </w:pPr>
+      <w:r>
+        <w:rPr>
+          <w:lang w:val="es-MX" w:eastAsia="es-CO"/>
+        </w:rPr>
+        <w:t xml:space="preserve">Fisher, L., &amp; Espejo, J. (2017). Mercadotecnia. McGraw-Hill </w:t>
       </w:r>
       <w:proofErr w:type="spellStart"/>
       <w:r>
         <w:rPr>
-          <w:lang w:val="en-US" w:eastAsia="es-CO"/>
-        </w:rPr>
-        <w:t>Mercadotecnia</w:t>
+          <w:lang w:val="es-MX" w:eastAsia="es-CO"/>
+        </w:rPr>
+        <w:t>Education</w:t>
       </w:r>
       <w:proofErr w:type="spellEnd"/>
       <w:r>
         <w:rPr>
-          <w:lang w:val="en-US" w:eastAsia="es-CO"/>
-        </w:rPr>
-        <w:t>. McGraw-Hill Education.</w:t>
-      </w:r>
-    </w:p>
-    <w:p>
-      <w:pPr>
-        <w:rPr>
           <w:lang w:val="es-MX" w:eastAsia="es-CO"/>
         </w:rPr>
-      </w:pPr>
-      <w:r>
-        <w:rPr>
-          <w:lang w:val="en-US" w:eastAsia="es-CO"/>
-        </w:rPr>
-        <w:t xml:space="preserve">FONTUR. </w:t>
-      </w:r>
-      <w:r>
+        <w:t>.</w:t>
+      </w:r>
+    </w:p>
+    <w:p>
+      <w:pPr>
         <w:rPr>
           <w:lang w:val="es-MX" w:eastAsia="es-CO"/>
         </w:rPr>
-        <w:t>(2024). El país de la belleza.</w:t>
-      </w:r>
+      </w:pPr>
       <w:r>
         <w:rPr>
           <w:lang w:val="es-MX" w:eastAsia="es-CO"/>
         </w:rPr>
+        <w:t>FONTUR. (2024). El país de la belleza.</w:t>
+      </w:r>
+      <w:r>
+        <w:rPr>
+          <w:lang w:val="es-MX" w:eastAsia="es-CO"/>
+        </w:rPr>
         <w:t xml:space="preserve"> </w:t>
       </w:r>
-      <w:hyperlink r:id="rId18" w:history="1">
+      <w:hyperlink r:id="rId15" w:history="1">
         <w:r>
           <w:rPr>
             <w:rStyle w:val="Hipervnculo"/>
@@ -13394,32 +13542,256 @@
     <w:p>
       <w:pPr>
         <w:rPr>
-          <w:lang w:val="en-US" w:eastAsia="es-CO"/>
-        </w:rPr>
-      </w:pPr>
-      <w:r>
-        <w:rPr>
           <w:lang w:val="es-MX" w:eastAsia="es-CO"/>
         </w:rPr>
-        <w:t xml:space="preserve">Fred, D. (2013). Conceptos de administración estratégica. </w:t>
-      </w:r>
-      <w:r>
-        <w:rPr>
-          <w:lang w:val="en-US" w:eastAsia="es-CO"/>
-        </w:rPr>
-        <w:t xml:space="preserve">Pearson </w:t>
+      </w:pPr>
+      <w:r>
+        <w:rPr>
+          <w:lang w:val="es-MX" w:eastAsia="es-CO"/>
+        </w:rPr>
+        <w:t>Fred, D. (2013). Conceptos de administración estratégica. Pearson Educación.</w:t>
+      </w:r>
+    </w:p>
+    <w:p>
+      <w:pPr>
+        <w:rPr>
+          <w:lang w:val="es-MX" w:eastAsia="es-CO"/>
+        </w:rPr>
+      </w:pPr>
+      <w:r>
+        <w:rPr>
+          <w:lang w:val="es-MX" w:eastAsia="es-CO"/>
+        </w:rPr>
+        <w:t xml:space="preserve">Kotler, P., Bowen, J. T., &amp; </w:t>
       </w:r>
       <w:proofErr w:type="spellStart"/>
       <w:r>
         <w:rPr>
-          <w:lang w:val="en-US" w:eastAsia="es-CO"/>
-        </w:rPr>
-        <w:t>Educación</w:t>
+          <w:lang w:val="es-MX" w:eastAsia="es-CO"/>
+        </w:rPr>
+        <w:t>Makens</w:t>
       </w:r>
       <w:proofErr w:type="spellEnd"/>
       <w:r>
         <w:rPr>
-          <w:lang w:val="en-US" w:eastAsia="es-CO"/>
+          <w:lang w:val="es-MX" w:eastAsia="es-CO"/>
+        </w:rPr>
+        <w:t>, J. C. (2012). Marketing turístico (6.ª ed.). Pearson Educación.</w:t>
+      </w:r>
+    </w:p>
+    <w:p>
+      <w:pPr>
+        <w:rPr>
+          <w:lang w:val="es-MX" w:eastAsia="es-CO"/>
+        </w:rPr>
+      </w:pPr>
+      <w:proofErr w:type="spellStart"/>
+      <w:r>
+        <w:rPr>
+          <w:lang w:val="es-MX" w:eastAsia="es-CO"/>
+        </w:rPr>
+        <w:t>Lindbeck</w:t>
+      </w:r>
+      <w:proofErr w:type="spellEnd"/>
+      <w:r>
+        <w:rPr>
+          <w:lang w:val="es-MX" w:eastAsia="es-CO"/>
+        </w:rPr>
+        <w:t xml:space="preserve">, A., &amp; </w:t>
+      </w:r>
+      <w:proofErr w:type="spellStart"/>
+      <w:r>
+        <w:rPr>
+          <w:lang w:val="es-MX" w:eastAsia="es-CO"/>
+        </w:rPr>
+        <w:t>Wikström</w:t>
+      </w:r>
+      <w:proofErr w:type="spellEnd"/>
+      <w:r>
+        <w:rPr>
+          <w:lang w:val="es-MX" w:eastAsia="es-CO"/>
+        </w:rPr>
+        <w:t xml:space="preserve">, M. (1999). </w:t>
+      </w:r>
+      <w:proofErr w:type="spellStart"/>
+      <w:r>
+        <w:rPr>
+          <w:lang w:val="es-MX" w:eastAsia="es-CO"/>
+        </w:rPr>
+        <w:t>Technological</w:t>
+      </w:r>
+      <w:proofErr w:type="spellEnd"/>
+      <w:r>
+        <w:rPr>
+          <w:lang w:val="es-MX" w:eastAsia="es-CO"/>
+        </w:rPr>
+        <w:t xml:space="preserve"> </w:t>
+      </w:r>
+      <w:proofErr w:type="spellStart"/>
+      <w:r>
+        <w:rPr>
+          <w:lang w:val="es-MX" w:eastAsia="es-CO"/>
+        </w:rPr>
+        <w:t>change</w:t>
+      </w:r>
+      <w:proofErr w:type="spellEnd"/>
+      <w:r>
+        <w:rPr>
+          <w:lang w:val="es-MX" w:eastAsia="es-CO"/>
+        </w:rPr>
+        <w:t xml:space="preserve"> and </w:t>
+      </w:r>
+      <w:proofErr w:type="spellStart"/>
+      <w:r>
+        <w:rPr>
+          <w:lang w:val="es-MX" w:eastAsia="es-CO"/>
+        </w:rPr>
+        <w:t>information</w:t>
+      </w:r>
+      <w:proofErr w:type="spellEnd"/>
+      <w:r>
+        <w:rPr>
+          <w:lang w:val="es-MX" w:eastAsia="es-CO"/>
+        </w:rPr>
+        <w:t xml:space="preserve"> </w:t>
+      </w:r>
+      <w:proofErr w:type="spellStart"/>
+      <w:r>
+        <w:rPr>
+          <w:lang w:val="es-MX" w:eastAsia="es-CO"/>
+        </w:rPr>
+        <w:t>structure</w:t>
+      </w:r>
+      <w:proofErr w:type="spellEnd"/>
+      <w:r>
+        <w:rPr>
+          <w:lang w:val="es-MX" w:eastAsia="es-CO"/>
+        </w:rPr>
+        <w:t xml:space="preserve"> in </w:t>
+      </w:r>
+      <w:proofErr w:type="spellStart"/>
+      <w:r>
+        <w:rPr>
+          <w:lang w:val="es-MX" w:eastAsia="es-CO"/>
+        </w:rPr>
+        <w:t>the</w:t>
+      </w:r>
+      <w:proofErr w:type="spellEnd"/>
+      <w:r>
+        <w:rPr>
+          <w:lang w:val="es-MX" w:eastAsia="es-CO"/>
+        </w:rPr>
+        <w:t xml:space="preserve"> </w:t>
+      </w:r>
+      <w:proofErr w:type="spellStart"/>
+      <w:r>
+        <w:rPr>
+          <w:lang w:val="es-MX" w:eastAsia="es-CO"/>
+        </w:rPr>
+        <w:t>service</w:t>
+      </w:r>
+      <w:proofErr w:type="spellEnd"/>
+      <w:r>
+        <w:rPr>
+          <w:lang w:val="es-MX" w:eastAsia="es-CO"/>
+        </w:rPr>
+        <w:t xml:space="preserve"> </w:t>
+      </w:r>
+      <w:proofErr w:type="spellStart"/>
+      <w:r>
+        <w:rPr>
+          <w:lang w:val="es-MX" w:eastAsia="es-CO"/>
+        </w:rPr>
+        <w:t>economy</w:t>
+      </w:r>
+      <w:proofErr w:type="spellEnd"/>
+      <w:r>
+        <w:rPr>
+          <w:lang w:val="es-MX" w:eastAsia="es-CO"/>
+        </w:rPr>
+        <w:t xml:space="preserve">. </w:t>
+      </w:r>
+      <w:proofErr w:type="spellStart"/>
+      <w:r>
+        <w:rPr>
+          <w:lang w:val="es-MX" w:eastAsia="es-CO"/>
+        </w:rPr>
+        <w:t>Stockholm</w:t>
+      </w:r>
+      <w:proofErr w:type="spellEnd"/>
+      <w:r>
+        <w:rPr>
+          <w:lang w:val="es-MX" w:eastAsia="es-CO"/>
+        </w:rPr>
+        <w:t xml:space="preserve"> </w:t>
+      </w:r>
+      <w:proofErr w:type="spellStart"/>
+      <w:r>
+        <w:rPr>
+          <w:lang w:val="es-MX" w:eastAsia="es-CO"/>
+        </w:rPr>
+        <w:t>University</w:t>
+      </w:r>
+      <w:proofErr w:type="spellEnd"/>
+      <w:r>
+        <w:rPr>
+          <w:lang w:val="es-MX" w:eastAsia="es-CO"/>
+        </w:rPr>
+        <w:t xml:space="preserve">, </w:t>
+      </w:r>
+      <w:proofErr w:type="spellStart"/>
+      <w:r>
+        <w:rPr>
+          <w:lang w:val="es-MX" w:eastAsia="es-CO"/>
+        </w:rPr>
+        <w:t>Institute</w:t>
+      </w:r>
+      <w:proofErr w:type="spellEnd"/>
+      <w:r>
+        <w:rPr>
+          <w:lang w:val="es-MX" w:eastAsia="es-CO"/>
+        </w:rPr>
+        <w:t xml:space="preserve"> </w:t>
+      </w:r>
+      <w:proofErr w:type="spellStart"/>
+      <w:r>
+        <w:rPr>
+          <w:lang w:val="es-MX" w:eastAsia="es-CO"/>
+        </w:rPr>
+        <w:t>for</w:t>
+      </w:r>
+      <w:proofErr w:type="spellEnd"/>
+      <w:r>
+        <w:rPr>
+          <w:lang w:val="es-MX" w:eastAsia="es-CO"/>
+        </w:rPr>
+        <w:t xml:space="preserve"> International </w:t>
+      </w:r>
+      <w:proofErr w:type="spellStart"/>
+      <w:r>
+        <w:rPr>
+          <w:lang w:val="es-MX" w:eastAsia="es-CO"/>
+        </w:rPr>
+        <w:t>Economic</w:t>
+      </w:r>
+      <w:proofErr w:type="spellEnd"/>
+      <w:r>
+        <w:rPr>
+          <w:lang w:val="es-MX" w:eastAsia="es-CO"/>
+        </w:rPr>
+        <w:t xml:space="preserve"> </w:t>
+      </w:r>
+      <w:proofErr w:type="spellStart"/>
+      <w:r>
+        <w:rPr>
+          <w:lang w:val="es-MX" w:eastAsia="es-CO"/>
+        </w:rPr>
+        <w:t>Studies</w:t>
+      </w:r>
+      <w:proofErr w:type="spellEnd"/>
+      <w:r>
+        <w:rPr>
+          <w:lang w:val="es-MX" w:eastAsia="es-CO"/>
         </w:rPr>
         <w:t>.</w:t>
       </w:r>
@@ -13427,145 +13799,48 @@
     <w:p>
       <w:pPr>
         <w:rPr>
-          <w:lang w:val="en-US" w:eastAsia="es-CO"/>
-        </w:rPr>
-      </w:pPr>
-      <w:r>
-        <w:rPr>
-          <w:lang w:val="en-US" w:eastAsia="es-CO"/>
-        </w:rPr>
-        <w:t xml:space="preserve">Kotler, P., Bowen, J. T., &amp; Makens, J. C. (2012). </w:t>
-      </w:r>
-      <w:r>
-        <w:rPr>
-          <w:lang w:val="en-US"/>
-        </w:rPr>
-        <w:t>Marketing</w:t>
-      </w:r>
-      <w:r>
-        <w:rPr>
-          <w:lang w:val="en-US" w:eastAsia="es-CO"/>
+          <w:lang w:val="es-MX" w:eastAsia="es-CO"/>
+        </w:rPr>
+      </w:pPr>
+      <w:r>
+        <w:rPr>
+          <w:lang w:val="es-MX" w:eastAsia="es-CO"/>
+        </w:rPr>
+        <w:t>Noblecilla, M., &amp; Granados, M. (2018). El marketing y su aplicación en diferentes áreas del conocimiento. Ediciones UTMACH.</w:t>
+      </w:r>
+    </w:p>
+    <w:p>
+      <w:pPr>
+        <w:rPr>
+          <w:lang w:val="es-MX" w:eastAsia="es-CO"/>
+        </w:rPr>
+      </w:pPr>
+      <w:r>
+        <w:rPr>
+          <w:lang w:val="es-MX" w:eastAsia="es-CO"/>
+        </w:rPr>
+        <w:t>Oficina Española de Patentes y Marcas. (s.f.). ¿Qué es una marca?</w:t>
+      </w:r>
+    </w:p>
+    <w:p>
+      <w:pPr>
+        <w:rPr>
+          <w:lang w:val="es-MX" w:eastAsia="es-CO"/>
+        </w:rPr>
+      </w:pPr>
+      <w:r>
+        <w:rPr>
+          <w:lang w:val="es-MX" w:eastAsia="es-CO"/>
+        </w:rPr>
+        <w:t>Real Academia Española. (s.f.). Marca. En Diccionario de la lengua española (23.ª ed.).</w:t>
+      </w:r>
+      <w:r>
+        <w:rPr>
+          <w:lang w:val="es-MX" w:eastAsia="es-CO"/>
         </w:rPr>
         <w:t xml:space="preserve"> </w:t>
       </w:r>
-      <w:proofErr w:type="spellStart"/>
-      <w:r>
-        <w:rPr>
-          <w:lang w:val="en-US" w:eastAsia="es-CO"/>
-        </w:rPr>
-        <w:t>turístico</w:t>
-      </w:r>
-      <w:proofErr w:type="spellEnd"/>
-      <w:r>
-        <w:rPr>
-          <w:lang w:val="en-US" w:eastAsia="es-CO"/>
-        </w:rPr>
-        <w:t xml:space="preserve"> (6.ª ed.). Pearson </w:t>
-      </w:r>
-      <w:proofErr w:type="spellStart"/>
-      <w:r>
-        <w:rPr>
-          <w:lang w:val="en-US" w:eastAsia="es-CO"/>
-        </w:rPr>
-        <w:t>Educación</w:t>
-      </w:r>
-      <w:proofErr w:type="spellEnd"/>
-      <w:r>
-        <w:rPr>
-          <w:lang w:val="en-US" w:eastAsia="es-CO"/>
-        </w:rPr>
-        <w:t>.</w:t>
-      </w:r>
-    </w:p>
-    <w:p>
-      <w:pPr>
-        <w:rPr>
-          <w:lang w:val="en-US" w:eastAsia="es-CO"/>
-        </w:rPr>
-      </w:pPr>
-      <w:proofErr w:type="spellStart"/>
-      <w:r>
-        <w:rPr>
-          <w:lang w:val="en-US" w:eastAsia="es-CO"/>
-        </w:rPr>
-        <w:t>Lindbeck</w:t>
-      </w:r>
-      <w:proofErr w:type="spellEnd"/>
-      <w:r>
-        <w:rPr>
-          <w:lang w:val="en-US" w:eastAsia="es-CO"/>
-        </w:rPr>
-        <w:t>, A., &amp; Wikström, M. (1999). Technological change and information structure in the service economy. Stockholm University, Institute for International Economic Studies.</w:t>
-      </w:r>
-    </w:p>
-    <w:p>
-      <w:pPr>
-        <w:rPr>
-          <w:lang w:val="es-MX" w:eastAsia="es-CO"/>
-        </w:rPr>
-      </w:pPr>
-      <w:proofErr w:type="spellStart"/>
-      <w:r>
-        <w:rPr>
-          <w:lang w:val="en-US" w:eastAsia="es-CO"/>
-        </w:rPr>
-        <w:t>Noblecilla</w:t>
-      </w:r>
-      <w:proofErr w:type="spellEnd"/>
-      <w:r>
-        <w:rPr>
-          <w:lang w:val="en-US" w:eastAsia="es-CO"/>
-        </w:rPr>
-        <w:t xml:space="preserve">, M., &amp; Granados, M. (2018). </w:t>
-      </w:r>
-      <w:r>
-        <w:rPr>
-          <w:lang w:val="es-MX" w:eastAsia="es-CO"/>
-        </w:rPr>
-        <w:t xml:space="preserve">El </w:t>
-      </w:r>
-      <w:r>
-        <w:t>marketing</w:t>
-      </w:r>
-      <w:r>
-        <w:rPr>
-          <w:lang w:val="es-MX" w:eastAsia="es-CO"/>
-        </w:rPr>
-        <w:t xml:space="preserve"> y su aplicación en diferentes áreas del conocimiento. Ediciones UTMACH.</w:t>
-      </w:r>
-    </w:p>
-    <w:p>
-      <w:pPr>
-        <w:rPr>
-          <w:lang w:val="es-MX" w:eastAsia="es-CO"/>
-        </w:rPr>
-      </w:pPr>
-      <w:r>
-        <w:rPr>
-          <w:lang w:val="es-MX" w:eastAsia="es-CO"/>
-        </w:rPr>
-        <w:t>Oficina Española de Patentes y Marcas. (s.f.). ¿Qué es una marca?</w:t>
-      </w:r>
-    </w:p>
-    <w:p>
-      <w:pPr>
-        <w:rPr>
-          <w:lang w:val="es-MX" w:eastAsia="es-CO"/>
-        </w:rPr>
-      </w:pPr>
-      <w:r>
-        <w:rPr>
-          <w:lang w:val="es-MX" w:eastAsia="es-CO"/>
-        </w:rPr>
-        <w:t>Real Academia Española. (s.f.). Marca. En Diccionario de la lengua española (23.ª ed.).</w:t>
-      </w:r>
-      <w:r>
-        <w:rPr>
-          <w:lang w:val="es-MX" w:eastAsia="es-CO"/>
-        </w:rPr>
-        <w:t xml:space="preserve"> </w:t>
-      </w:r>
-      <w:hyperlink r:id="rId19" w:history="1">
+      <w:hyperlink r:id="rId16" w:history="1">
         <w:r>
           <w:rPr>
             <w:rStyle w:val="Hipervnculo"/>
@@ -13599,14 +13874,14 @@
       <w:pPr>
         <w:pStyle w:val="Titulosgenerales"/>
       </w:pPr>
-      <w:bookmarkStart w:id="38" w:name="_Toc176443727"/>
-      <w:bookmarkStart w:id="39" w:name="_Toc199345799"/>
+      <w:bookmarkStart w:id="39" w:name="_Toc176443727"/>
+      <w:bookmarkStart w:id="40" w:name="_Toc199345799"/>
       <w:r>
         <w:lastRenderedPageBreak/>
         <w:t>Créditos</w:t>
       </w:r>
-      <w:bookmarkEnd w:id="38"/>
       <w:bookmarkEnd w:id="39"/>
+      <w:bookmarkEnd w:id="40"/>
     </w:p>
     <w:tbl>
       <w:tblPr>
@@ -13717,6 +13992,7 @@
                 <w:lang w:val="es-ES" w:eastAsia="es-CO"/>
               </w:rPr>
             </w:pPr>
+            <w:proofErr w:type="spellStart"/>
             <w:r>
               <w:rPr>
                 <w:rFonts w:asciiTheme="minorHAnsi" w:hAnsiTheme="minorHAnsi" w:cstheme="minorHAnsi"/>
@@ -13724,7 +14000,17 @@
                 <w:szCs w:val="24"/>
                 <w:lang w:val="es-ES" w:eastAsia="es-CO"/>
               </w:rPr>
-              <w:t>Milady Tatiana Villamil Castellanos</w:t>
+              <w:t>Milady</w:t>
+            </w:r>
+            <w:proofErr w:type="spellEnd"/>
+            <w:r>
+              <w:rPr>
+                <w:rFonts w:asciiTheme="minorHAnsi" w:hAnsiTheme="minorHAnsi" w:cstheme="minorHAnsi"/>
+                <w:sz w:val="24"/>
+                <w:szCs w:val="24"/>
+                <w:lang w:val="es-ES" w:eastAsia="es-CO"/>
+              </w:rPr>
+              <w:t xml:space="preserve"> Tatiana Villamil Castellanos</w:t>
             </w:r>
           </w:p>
         </w:tc>
@@ -13891,38 +14177,38 @@
             <w:pPr>
               <w:ind w:firstLine="0"/>
               <w:rPr>
-                <w:rFonts w:asciiTheme="minorHAnsi" w:hAnsiTheme="minorHAnsi" w:cstheme="minorBidi"/>
+                <w:rFonts w:asciiTheme="minorHAnsi" w:hAnsiTheme="minorHAnsi" w:cstheme="minorHAnsi"/>
                 <w:sz w:val="24"/>
                 <w:szCs w:val="24"/>
-                <w:lang w:val="es-ES" w:eastAsia="es-CO"/>
+                <w:lang w:val="es-ES_tradnl" w:eastAsia="es-CO"/>
               </w:rPr>
             </w:pPr>
             <w:r>
               <w:rPr>
-                <w:rFonts w:asciiTheme="minorHAnsi" w:hAnsiTheme="minorHAnsi" w:cstheme="minorBidi"/>
+                <w:rFonts w:asciiTheme="minorHAnsi" w:hAnsiTheme="minorHAnsi" w:cstheme="minorHAnsi"/>
                 <w:sz w:val="24"/>
                 <w:szCs w:val="24"/>
-                <w:lang w:val="es-ES" w:eastAsia="es-CO"/>
+                <w:lang w:val="es-ES_tradnl" w:eastAsia="es-CO"/>
               </w:rPr>
               <w:t xml:space="preserve">Oscar </w:t>
             </w:r>
             <w:proofErr w:type="spellStart"/>
             <w:r>
               <w:rPr>
-                <w:rFonts w:asciiTheme="minorHAnsi" w:hAnsiTheme="minorHAnsi" w:cstheme="minorBidi"/>
+                <w:rFonts w:asciiTheme="minorHAnsi" w:hAnsiTheme="minorHAnsi" w:cstheme="minorHAnsi"/>
                 <w:sz w:val="24"/>
                 <w:szCs w:val="24"/>
-                <w:lang w:val="es-ES" w:eastAsia="es-CO"/>
+                <w:lang w:val="es-ES_tradnl" w:eastAsia="es-CO"/>
               </w:rPr>
               <w:t>Ivan</w:t>
             </w:r>
             <w:proofErr w:type="spellEnd"/>
             <w:r>
               <w:rPr>
-                <w:rFonts w:asciiTheme="minorHAnsi" w:hAnsiTheme="minorHAnsi" w:cstheme="minorBidi"/>
+                <w:rFonts w:asciiTheme="minorHAnsi" w:hAnsiTheme="minorHAnsi" w:cstheme="minorHAnsi"/>
                 <w:sz w:val="24"/>
                 <w:szCs w:val="24"/>
-                <w:lang w:val="es-ES" w:eastAsia="es-CO"/>
+                <w:lang w:val="es-ES_tradnl" w:eastAsia="es-CO"/>
               </w:rPr>
               <w:t xml:space="preserve"> Uribe Ortiz</w:t>
             </w:r>
@@ -14084,20 +14370,31 @@
             <w:pPr>
               <w:ind w:firstLine="0"/>
               <w:rPr>
-                <w:rFonts w:asciiTheme="minorHAnsi" w:hAnsiTheme="minorHAnsi" w:cstheme="minorBidi"/>
+                <w:rFonts w:asciiTheme="minorHAnsi" w:hAnsiTheme="minorHAnsi" w:cstheme="minorHAnsi"/>
                 <w:sz w:val="24"/>
                 <w:szCs w:val="24"/>
-                <w:lang w:val="es-ES" w:eastAsia="es-CO"/>
+                <w:lang w:val="es-ES_tradnl" w:eastAsia="es-CO"/>
               </w:rPr>
             </w:pPr>
+            <w:proofErr w:type="spellStart"/>
             <w:r>
               <w:rPr>
-                <w:rFonts w:asciiTheme="minorHAnsi" w:hAnsiTheme="minorHAnsi" w:cstheme="minorBidi"/>
+                <w:rFonts w:asciiTheme="minorHAnsi" w:hAnsiTheme="minorHAnsi" w:cstheme="minorHAnsi"/>
                 <w:sz w:val="24"/>
                 <w:szCs w:val="24"/>
-                <w:lang w:val="es-ES" w:eastAsia="es-CO"/>
+                <w:lang w:val="es-ES_tradnl" w:eastAsia="es-CO"/>
               </w:rPr>
-              <w:t>Veimar Celis Meléndez</w:t>
+              <w:t>Veimar</w:t>
+            </w:r>
+            <w:proofErr w:type="spellEnd"/>
+            <w:r>
+              <w:rPr>
+                <w:rFonts w:asciiTheme="minorHAnsi" w:hAnsiTheme="minorHAnsi" w:cstheme="minorHAnsi"/>
+                <w:sz w:val="24"/>
+                <w:szCs w:val="24"/>
+                <w:lang w:val="es-ES_tradnl" w:eastAsia="es-CO"/>
+              </w:rPr>
+              <w:t xml:space="preserve"> Celis Meléndez</w:t>
             </w:r>
           </w:p>
         </w:tc>
@@ -14110,18 +14407,18 @@
             <w:pPr>
               <w:ind w:firstLine="0"/>
               <w:rPr>
-                <w:rFonts w:asciiTheme="minorHAnsi" w:hAnsiTheme="minorHAnsi" w:cstheme="minorBidi"/>
+                <w:rFonts w:asciiTheme="minorHAnsi" w:hAnsiTheme="minorHAnsi" w:cstheme="minorHAnsi"/>
                 <w:sz w:val="24"/>
                 <w:szCs w:val="24"/>
-                <w:lang w:val="es-ES" w:eastAsia="es-CO"/>
+                <w:lang w:val="es-ES_tradnl" w:eastAsia="es-CO"/>
               </w:rPr>
             </w:pPr>
             <w:r>
               <w:rPr>
-                <w:rFonts w:asciiTheme="minorHAnsi" w:hAnsiTheme="minorHAnsi" w:cstheme="minorBidi"/>
+                <w:rFonts w:asciiTheme="minorHAnsi" w:hAnsiTheme="minorHAnsi" w:cstheme="minorHAnsi"/>
                 <w:sz w:val="24"/>
                 <w:szCs w:val="24"/>
-                <w:lang w:val="es-ES" w:eastAsia="es-CO"/>
+                <w:lang w:val="es-ES_tradnl" w:eastAsia="es-CO"/>
               </w:rPr>
               <w:t xml:space="preserve">Desarrollador </w:t>
             </w:r>
@@ -14130,8 +14427,7 @@
               <w:rPr>
                 <w:rStyle w:val="Extranjerismo"/>
                 <w:sz w:val="24"/>
-                <w:szCs w:val="24"/>
-                <w:lang w:val="es-ES" w:eastAsia="es-CO"/>
+                <w:lang w:val="es-ES_tradnl" w:eastAsia="es-CO"/>
               </w:rPr>
               <w:t>fullstack</w:t>
             </w:r>
@@ -14174,28 +14470,28 @@
             <w:pPr>
               <w:ind w:firstLine="0"/>
               <w:rPr>
-                <w:rFonts w:asciiTheme="minorHAnsi" w:hAnsiTheme="minorHAnsi" w:cstheme="minorBidi"/>
+                <w:rFonts w:asciiTheme="minorHAnsi" w:hAnsiTheme="minorHAnsi" w:cstheme="minorHAnsi"/>
                 <w:sz w:val="24"/>
                 <w:szCs w:val="24"/>
-                <w:lang w:val="es-ES" w:eastAsia="es-CO"/>
+                <w:lang w:val="es-ES_tradnl" w:eastAsia="es-CO"/>
               </w:rPr>
             </w:pPr>
             <w:r>
               <w:rPr>
-                <w:rFonts w:asciiTheme="minorHAnsi" w:hAnsiTheme="minorHAnsi" w:cstheme="minorBidi"/>
+                <w:rFonts w:asciiTheme="minorHAnsi" w:hAnsiTheme="minorHAnsi" w:cstheme="minorHAnsi"/>
                 <w:sz w:val="24"/>
                 <w:szCs w:val="24"/>
-                <w:lang w:val="es-ES" w:eastAsia="es-CO"/>
+                <w:lang w:val="es-ES_tradnl" w:eastAsia="es-CO"/>
               </w:rPr>
               <w:t xml:space="preserve">Gilberto Junior Rodríguez </w:t>
             </w:r>
             <w:proofErr w:type="spellStart"/>
             <w:r>
               <w:rPr>
-                <w:rFonts w:asciiTheme="minorHAnsi" w:hAnsiTheme="minorHAnsi" w:cstheme="minorBidi"/>
+                <w:rFonts w:asciiTheme="minorHAnsi" w:hAnsiTheme="minorHAnsi" w:cstheme="minorHAnsi"/>
                 <w:sz w:val="24"/>
                 <w:szCs w:val="24"/>
-                <w:lang w:val="es-ES" w:eastAsia="es-CO"/>
+                <w:lang w:val="es-ES_tradnl" w:eastAsia="es-CO"/>
               </w:rPr>
               <w:t>Rodríguez</w:t>
             </w:r>
@@ -14263,28 +14559,28 @@
             <w:pPr>
               <w:ind w:firstLine="0"/>
               <w:rPr>
-                <w:rFonts w:asciiTheme="minorHAnsi" w:hAnsiTheme="minorHAnsi" w:cstheme="minorBidi"/>
+                <w:rFonts w:asciiTheme="minorHAnsi" w:hAnsiTheme="minorHAnsi" w:cstheme="minorHAnsi"/>
                 <w:sz w:val="24"/>
                 <w:szCs w:val="24"/>
-                <w:lang w:val="es-ES" w:eastAsia="es-CO"/>
+                <w:lang w:val="es-ES_tradnl" w:eastAsia="es-CO"/>
               </w:rPr>
             </w:pPr>
             <w:r>
               <w:rPr>
-                <w:rFonts w:asciiTheme="minorHAnsi" w:hAnsiTheme="minorHAnsi" w:cstheme="minorBidi"/>
+                <w:rFonts w:asciiTheme="minorHAnsi" w:hAnsiTheme="minorHAnsi" w:cstheme="minorHAnsi"/>
                 <w:sz w:val="24"/>
                 <w:szCs w:val="24"/>
-                <w:lang w:val="es-ES" w:eastAsia="es-CO"/>
+                <w:lang w:val="es-ES_tradnl" w:eastAsia="es-CO"/>
               </w:rPr>
               <w:t xml:space="preserve">Ernesto Navarro </w:t>
             </w:r>
             <w:proofErr w:type="spellStart"/>
             <w:r>
               <w:rPr>
-                <w:rFonts w:asciiTheme="minorHAnsi" w:hAnsiTheme="minorHAnsi" w:cstheme="minorBidi"/>
+                <w:rFonts w:asciiTheme="minorHAnsi" w:hAnsiTheme="minorHAnsi" w:cstheme="minorHAnsi"/>
                 <w:sz w:val="24"/>
                 <w:szCs w:val="24"/>
-                <w:lang w:val="es-ES" w:eastAsia="es-CO"/>
+                <w:lang w:val="es-ES_tradnl" w:eastAsia="es-CO"/>
               </w:rPr>
               <w:t>Jaimes</w:t>
             </w:r>
@@ -14602,8 +14898,8 @@
       </w:pPr>
     </w:p>
     <w:sectPr>
-      <w:headerReference w:type="default" r:id="rId20"/>
-      <w:footerReference w:type="default" r:id="rId21"/>
+      <w:headerReference w:type="default" r:id="rId17"/>
+      <w:footerReference w:type="default" r:id="rId18"/>
       <w:pgSz w:w="12240" w:h="15840"/>
       <w:pgMar w:top="1701" w:right="1134" w:bottom="1134" w:left="1134" w:header="709" w:footer="737" w:gutter="0"/>
       <w:pgNumType w:start="1"/>
@@ -14615,7 +14911,7 @@
 </file>
 
 <file path=word/endnotes.xml><?xml version="1.0" encoding="utf-8"?>
-<w:endnotes xmlns:wpc="http://schemas.microsoft.com/office/word/2010/wordprocessingCanvas" xmlns:cx="http://schemas.microsoft.com/office/drawing/2014/chartex" xmlns:cx1="http://schemas.microsoft.com/office/drawing/2015/9/8/chartex" xmlns:cx2="http://schemas.microsoft.com/office/drawing/2015/10/21/chartex" xmlns:cx3="http://schemas.microsoft.com/office/drawing/2016/5/9/chartex" xmlns:cx4="http://schemas.microsoft.com/office/drawing/2016/5/10/chartex" xmlns:cx5="http://schemas.microsoft.com/office/drawing/2016/5/11/chartex" xmlns:cx6="http://schemas.microsoft.com/office/drawing/2016/5/12/chartex" xmlns:cx7="http://schemas.microsoft.com/office/drawing/2016/5/13/chartex" xmlns:cx8="http://schemas.microsoft.com/office/drawing/2016/5/14/chartex" xmlns:mc="http://schemas.openxmlformats.org/markup-compatibility/2006" xmlns:aink="http://schemas.microsoft.com/office/drawing/2016/ink" xmlns:am3d="http://schemas.microsoft.com/office/drawing/2017/model3d" xmlns:o="urn:schemas-microsoft-com:office:office" xmlns:r="http://schemas.openxmlformats.org/officeDocument/2006/relationships" xmlns:m="http://schemas.openxmlformats.org/officeDocument/2006/math" xmlns:v="urn:schemas-microsoft-com:vml" xmlns:wp14="http://schemas.microsoft.com/office/word/2010/wordprocessingDrawing" xmlns:wp="http://schemas.openxmlformats.org/drawingml/2006/wordprocessingDrawing" xmlns:w10="urn:schemas-microsoft-com:office:word" xmlns:w="http://schemas.openxmlformats.org/wordprocessingml/2006/main" xmlns:w14="http://schemas.microsoft.com/office/word/2010/wordml" xmlns:w15="http://schemas.microsoft.com/office/word/2012/wordml" xmlns:w16cex="http://schemas.microsoft.com/office/word/2018/wordml/cex" xmlns:w16cid="http://schemas.microsoft.com/office/word/2016/wordml/cid" xmlns:w16="http://schemas.microsoft.com/office/word/2018/wordml" xmlns:w16sdtdh="http://schemas.microsoft.com/office/word/2020/wordml/sdtdatahash" xmlns:w16se="http://schemas.microsoft.com/office/word/2015/wordml/symex" xmlns:wpg="http://schemas.microsoft.com/office/word/2010/wordprocessingGroup" xmlns:wpi="http://schemas.microsoft.com/office/word/2010/wordprocessingInk" xmlns:wne="http://schemas.microsoft.com/office/word/2006/wordml" xmlns:wps="http://schemas.microsoft.com/office/word/2010/wordprocessingShape" mc:Ignorable="w14 w15 w16se w16cid w16 w16cex w16sdtdh wp14">
+<w:endnotes xmlns:wpc="http://schemas.microsoft.com/office/word/2010/wordprocessingCanvas" xmlns:cx="http://schemas.microsoft.com/office/drawing/2014/chartex" xmlns:cx1="http://schemas.microsoft.com/office/drawing/2015/9/8/chartex" xmlns:cx2="http://schemas.microsoft.com/office/drawing/2015/10/21/chartex" xmlns:cx3="http://schemas.microsoft.com/office/drawing/2016/5/9/chartex" xmlns:cx4="http://schemas.microsoft.com/office/drawing/2016/5/10/chartex" xmlns:cx5="http://schemas.microsoft.com/office/drawing/2016/5/11/chartex" xmlns:cx6="http://schemas.microsoft.com/office/drawing/2016/5/12/chartex" xmlns:cx7="http://schemas.microsoft.com/office/drawing/2016/5/13/chartex" xmlns:cx8="http://schemas.microsoft.com/office/drawing/2016/5/14/chartex" xmlns:mc="http://schemas.openxmlformats.org/markup-compatibility/2006" xmlns:aink="http://schemas.microsoft.com/office/drawing/2016/ink" xmlns:am3d="http://schemas.microsoft.com/office/drawing/2017/model3d" xmlns:o="urn:schemas-microsoft-com:office:office" xmlns:r="http://schemas.openxmlformats.org/officeDocument/2006/relationships" xmlns:m="http://schemas.openxmlformats.org/officeDocument/2006/math" xmlns:v="urn:schemas-microsoft-com:vml" xmlns:wp14="http://schemas.microsoft.com/office/word/2010/wordprocessingDrawing" xmlns:wp="http://schemas.openxmlformats.org/drawingml/2006/wordprocessingDrawing" xmlns:w10="urn:schemas-microsoft-com:office:word" xmlns:w="http://schemas.openxmlformats.org/wordprocessingml/2006/main" xmlns:w14="http://schemas.microsoft.com/office/word/2010/wordml" xmlns:w15="http://schemas.microsoft.com/office/word/2012/wordml" xmlns:w16cid="http://schemas.microsoft.com/office/word/2016/wordml/cid" xmlns:w16se="http://schemas.microsoft.com/office/word/2015/wordml/symex" xmlns:wpg="http://schemas.microsoft.com/office/word/2010/wordprocessingGroup" xmlns:wpi="http://schemas.microsoft.com/office/word/2010/wordprocessingInk" xmlns:wne="http://schemas.microsoft.com/office/word/2006/wordml" xmlns:wps="http://schemas.microsoft.com/office/word/2010/wordprocessingShape" mc:Ignorable="w14 w15 w16se w16cid wp14">
   <w:endnote w:type="separator" w:id="-1">
     <w:p>
       <w:pPr>
@@ -14640,7 +14936,7 @@
 </file>
 
 <file path=word/footer1.xml><?xml version="1.0" encoding="utf-8"?>
-<w:ftr xmlns:wpc="http://schemas.microsoft.com/office/word/2010/wordprocessingCanvas" xmlns:cx="http://schemas.microsoft.com/office/drawing/2014/chartex" xmlns:cx1="http://schemas.microsoft.com/office/drawing/2015/9/8/chartex" xmlns:cx2="http://schemas.microsoft.com/office/drawing/2015/10/21/chartex" xmlns:cx3="http://schemas.microsoft.com/office/drawing/2016/5/9/chartex" xmlns:cx4="http://schemas.microsoft.com/office/drawing/2016/5/10/chartex" xmlns:cx5="http://schemas.microsoft.com/office/drawing/2016/5/11/chartex" xmlns:cx6="http://schemas.microsoft.com/office/drawing/2016/5/12/chartex" xmlns:cx7="http://schemas.microsoft.com/office/drawing/2016/5/13/chartex" xmlns:cx8="http://schemas.microsoft.com/office/drawing/2016/5/14/chartex" xmlns:mc="http://schemas.openxmlformats.org/markup-compatibility/2006" xmlns:aink="http://schemas.microsoft.com/office/drawing/2016/ink" xmlns:am3d="http://schemas.microsoft.com/office/drawing/2017/model3d" xmlns:o="urn:schemas-microsoft-com:office:office" xmlns:r="http://schemas.openxmlformats.org/officeDocument/2006/relationships" xmlns:m="http://schemas.openxmlformats.org/officeDocument/2006/math" xmlns:v="urn:schemas-microsoft-com:vml" xmlns:wp14="http://schemas.microsoft.com/office/word/2010/wordprocessingDrawing" xmlns:wp="http://schemas.openxmlformats.org/drawingml/2006/wordprocessingDrawing" xmlns:w10="urn:schemas-microsoft-com:office:word" xmlns:w="http://schemas.openxmlformats.org/wordprocessingml/2006/main" xmlns:w14="http://schemas.microsoft.com/office/word/2010/wordml" xmlns:w15="http://schemas.microsoft.com/office/word/2012/wordml" xmlns:w16cex="http://schemas.microsoft.com/office/word/2018/wordml/cex" xmlns:w16cid="http://schemas.microsoft.com/office/word/2016/wordml/cid" xmlns:w16="http://schemas.microsoft.com/office/word/2018/wordml" xmlns:w16sdtdh="http://schemas.microsoft.com/office/word/2020/wordml/sdtdatahash" xmlns:w16se="http://schemas.microsoft.com/office/word/2015/wordml/symex" xmlns:wpg="http://schemas.microsoft.com/office/word/2010/wordprocessingGroup" xmlns:wpi="http://schemas.microsoft.com/office/word/2010/wordprocessingInk" xmlns:wne="http://schemas.microsoft.com/office/word/2006/wordml" xmlns:wps="http://schemas.microsoft.com/office/word/2010/wordprocessingShape" mc:Ignorable="w14 w15 w16se w16cid w16 w16cex w16sdtdh wp14">
+<w:ftr xmlns:wpc="http://schemas.microsoft.com/office/word/2010/wordprocessingCanvas" xmlns:cx="http://schemas.microsoft.com/office/drawing/2014/chartex" xmlns:cx1="http://schemas.microsoft.com/office/drawing/2015/9/8/chartex" xmlns:cx2="http://schemas.microsoft.com/office/drawing/2015/10/21/chartex" xmlns:cx3="http://schemas.microsoft.com/office/drawing/2016/5/9/chartex" xmlns:cx4="http://schemas.microsoft.com/office/drawing/2016/5/10/chartex" xmlns:cx5="http://schemas.microsoft.com/office/drawing/2016/5/11/chartex" xmlns:cx6="http://schemas.microsoft.com/office/drawing/2016/5/12/chartex" xmlns:cx7="http://schemas.microsoft.com/office/drawing/2016/5/13/chartex" xmlns:cx8="http://schemas.microsoft.com/office/drawing/2016/5/14/chartex" xmlns:mc="http://schemas.openxmlformats.org/markup-compatibility/2006" xmlns:aink="http://schemas.microsoft.com/office/drawing/2016/ink" xmlns:am3d="http://schemas.microsoft.com/office/drawing/2017/model3d" xmlns:o="urn:schemas-microsoft-com:office:office" xmlns:r="http://schemas.openxmlformats.org/officeDocument/2006/relationships" xmlns:m="http://schemas.openxmlformats.org/officeDocument/2006/math" xmlns:v="urn:schemas-microsoft-com:vml" xmlns:wp14="http://schemas.microsoft.com/office/word/2010/wordprocessingDrawing" xmlns:wp="http://schemas.openxmlformats.org/drawingml/2006/wordprocessingDrawing" xmlns:w10="urn:schemas-microsoft-com:office:word" xmlns:w="http://schemas.openxmlformats.org/wordprocessingml/2006/main" xmlns:w14="http://schemas.microsoft.com/office/word/2010/wordml" xmlns:w15="http://schemas.microsoft.com/office/word/2012/wordml" xmlns:w16cid="http://schemas.microsoft.com/office/word/2016/wordml/cid" xmlns:w16se="http://schemas.microsoft.com/office/word/2015/wordml/symex" xmlns:wpg="http://schemas.microsoft.com/office/word/2010/wordprocessingGroup" xmlns:wpi="http://schemas.microsoft.com/office/word/2010/wordprocessingInk" xmlns:wne="http://schemas.microsoft.com/office/word/2006/wordml" xmlns:wps="http://schemas.microsoft.com/office/word/2010/wordprocessingShape" mc:Ignorable="w14 w15 w16se w16cid wp14">
   <w:p>
     <w:pPr>
       <w:pStyle w:val="Piedepgina"/>
@@ -14777,7 +15073,7 @@
 </file>
 
 <file path=word/footnotes.xml><?xml version="1.0" encoding="utf-8"?>
-<w:footnotes xmlns:wpc="http://schemas.microsoft.com/office/word/2010/wordprocessingCanvas" xmlns:cx="http://schemas.microsoft.com/office/drawing/2014/chartex" xmlns:cx1="http://schemas.microsoft.com/office/drawing/2015/9/8/chartex" xmlns:cx2="http://schemas.microsoft.com/office/drawing/2015/10/21/chartex" xmlns:cx3="http://schemas.microsoft.com/office/drawing/2016/5/9/chartex" xmlns:cx4="http://schemas.microsoft.com/office/drawing/2016/5/10/chartex" xmlns:cx5="http://schemas.microsoft.com/office/drawing/2016/5/11/chartex" xmlns:cx6="http://schemas.microsoft.com/office/drawing/2016/5/12/chartex" xmlns:cx7="http://schemas.microsoft.com/office/drawing/2016/5/13/chartex" xmlns:cx8="http://schemas.microsoft.com/office/drawing/2016/5/14/chartex" xmlns:mc="http://schemas.openxmlformats.org/markup-compatibility/2006" xmlns:aink="http://schemas.microsoft.com/office/drawing/2016/ink" xmlns:am3d="http://schemas.microsoft.com/office/drawing/2017/model3d" xmlns:o="urn:schemas-microsoft-com:office:office" xmlns:r="http://schemas.openxmlformats.org/officeDocument/2006/relationships" xmlns:m="http://schemas.openxmlformats.org/officeDocument/2006/math" xmlns:v="urn:schemas-microsoft-com:vml" xmlns:wp14="http://schemas.microsoft.com/office/word/2010/wordprocessingDrawing" xmlns:wp="http://schemas.openxmlformats.org/drawingml/2006/wordprocessingDrawing" xmlns:w10="urn:schemas-microsoft-com:office:word" xmlns:w="http://schemas.openxmlformats.org/wordprocessingml/2006/main" xmlns:w14="http://schemas.microsoft.com/office/word/2010/wordml" xmlns:w15="http://schemas.microsoft.com/office/word/2012/wordml" xmlns:w16cex="http://schemas.microsoft.com/office/word/2018/wordml/cex" xmlns:w16cid="http://schemas.microsoft.com/office/word/2016/wordml/cid" xmlns:w16="http://schemas.microsoft.com/office/word/2018/wordml" xmlns:w16sdtdh="http://schemas.microsoft.com/office/word/2020/wordml/sdtdatahash" xmlns:w16se="http://schemas.microsoft.com/office/word/2015/wordml/symex" xmlns:wpg="http://schemas.microsoft.com/office/word/2010/wordprocessingGroup" xmlns:wpi="http://schemas.microsoft.com/office/word/2010/wordprocessingInk" xmlns:wne="http://schemas.microsoft.com/office/word/2006/wordml" xmlns:wps="http://schemas.microsoft.com/office/word/2010/wordprocessingShape" mc:Ignorable="w14 w15 w16se w16cid w16 w16cex w16sdtdh wp14">
+<w:footnotes xmlns:wpc="http://schemas.microsoft.com/office/word/2010/wordprocessingCanvas" xmlns:cx="http://schemas.microsoft.com/office/drawing/2014/chartex" xmlns:cx1="http://schemas.microsoft.com/office/drawing/2015/9/8/chartex" xmlns:cx2="http://schemas.microsoft.com/office/drawing/2015/10/21/chartex" xmlns:cx3="http://schemas.microsoft.com/office/drawing/2016/5/9/chartex" xmlns:cx4="http://schemas.microsoft.com/office/drawing/2016/5/10/chartex" xmlns:cx5="http://schemas.microsoft.com/office/drawing/2016/5/11/chartex" xmlns:cx6="http://schemas.microsoft.com/office/drawing/2016/5/12/chartex" xmlns:cx7="http://schemas.microsoft.com/office/drawing/2016/5/13/chartex" xmlns:cx8="http://schemas.microsoft.com/office/drawing/2016/5/14/chartex" xmlns:mc="http://schemas.openxmlformats.org/markup-compatibility/2006" xmlns:aink="http://schemas.microsoft.com/office/drawing/2016/ink" xmlns:am3d="http://schemas.microsoft.com/office/drawing/2017/model3d" xmlns:o="urn:schemas-microsoft-com:office:office" xmlns:r="http://schemas.openxmlformats.org/officeDocument/2006/relationships" xmlns:m="http://schemas.openxmlformats.org/officeDocument/2006/math" xmlns:v="urn:schemas-microsoft-com:vml" xmlns:wp14="http://schemas.microsoft.com/office/word/2010/wordprocessingDrawing" xmlns:wp="http://schemas.openxmlformats.org/drawingml/2006/wordprocessingDrawing" xmlns:w10="urn:schemas-microsoft-com:office:word" xmlns:w="http://schemas.openxmlformats.org/wordprocessingml/2006/main" xmlns:w14="http://schemas.microsoft.com/office/word/2010/wordml" xmlns:w15="http://schemas.microsoft.com/office/word/2012/wordml" xmlns:w16cid="http://schemas.microsoft.com/office/word/2016/wordml/cid" xmlns:w16se="http://schemas.microsoft.com/office/word/2015/wordml/symex" xmlns:wpg="http://schemas.microsoft.com/office/word/2010/wordprocessingGroup" xmlns:wpi="http://schemas.microsoft.com/office/word/2010/wordprocessingInk" xmlns:wne="http://schemas.microsoft.com/office/word/2006/wordml" xmlns:wps="http://schemas.microsoft.com/office/word/2010/wordprocessingShape" mc:Ignorable="w14 w15 w16se w16cid wp14">
   <w:footnote w:type="separator" w:id="-1">
     <w:p>
       <w:pPr>
@@ -14802,7 +15098,7 @@
 </file>
 
 <file path=word/header1.xml><?xml version="1.0" encoding="utf-8"?>
-<w:hdr xmlns:wpc="http://schemas.microsoft.com/office/word/2010/wordprocessingCanvas" xmlns:cx="http://schemas.microsoft.com/office/drawing/2014/chartex" xmlns:cx1="http://schemas.microsoft.com/office/drawing/2015/9/8/chartex" xmlns:cx2="http://schemas.microsoft.com/office/drawing/2015/10/21/chartex" xmlns:cx3="http://schemas.microsoft.com/office/drawing/2016/5/9/chartex" xmlns:cx4="http://schemas.microsoft.com/office/drawing/2016/5/10/chartex" xmlns:cx5="http://schemas.microsoft.com/office/drawing/2016/5/11/chartex" xmlns:cx6="http://schemas.microsoft.com/office/drawing/2016/5/12/chartex" xmlns:cx7="http://schemas.microsoft.com/office/drawing/2016/5/13/chartex" xmlns:cx8="http://schemas.microsoft.com/office/drawing/2016/5/14/chartex" xmlns:mc="http://schemas.openxmlformats.org/markup-compatibility/2006" xmlns:aink="http://schemas.microsoft.com/office/drawing/2016/ink" xmlns:am3d="http://schemas.microsoft.com/office/drawing/2017/model3d" xmlns:o="urn:schemas-microsoft-com:office:office" xmlns:r="http://schemas.openxmlformats.org/officeDocument/2006/relationships" xmlns:m="http://schemas.openxmlformats.org/officeDocument/2006/math" xmlns:v="urn:schemas-microsoft-com:vml" xmlns:wp14="http://schemas.microsoft.com/office/word/2010/wordprocessingDrawing" xmlns:wp="http://schemas.openxmlformats.org/drawingml/2006/wordprocessingDrawing" xmlns:w10="urn:schemas-microsoft-com:office:word" xmlns:w="http://schemas.openxmlformats.org/wordprocessingml/2006/main" xmlns:w14="http://schemas.microsoft.com/office/word/2010/wordml" xmlns:w15="http://schemas.microsoft.com/office/word/2012/wordml" xmlns:w16cex="http://schemas.microsoft.com/office/word/2018/wordml/cex" xmlns:w16cid="http://schemas.microsoft.com/office/word/2016/wordml/cid" xmlns:w16="http://schemas.microsoft.com/office/word/2018/wordml" xmlns:w16sdtdh="http://schemas.microsoft.com/office/word/2020/wordml/sdtdatahash" xmlns:w16se="http://schemas.microsoft.com/office/word/2015/wordml/symex" xmlns:wpg="http://schemas.microsoft.com/office/word/2010/wordprocessingGroup" xmlns:wpi="http://schemas.microsoft.com/office/word/2010/wordprocessingInk" xmlns:wne="http://schemas.microsoft.com/office/word/2006/wordml" xmlns:wps="http://schemas.microsoft.com/office/word/2010/wordprocessingShape" mc:Ignorable="w14 w15 w16se w16cid w16 w16cex w16sdtdh wp14">
+<w:hdr xmlns:wpc="http://schemas.microsoft.com/office/word/2010/wordprocessingCanvas" xmlns:cx="http://schemas.microsoft.com/office/drawing/2014/chartex" xmlns:cx1="http://schemas.microsoft.com/office/drawing/2015/9/8/chartex" xmlns:cx2="http://schemas.microsoft.com/office/drawing/2015/10/21/chartex" xmlns:cx3="http://schemas.microsoft.com/office/drawing/2016/5/9/chartex" xmlns:cx4="http://schemas.microsoft.com/office/drawing/2016/5/10/chartex" xmlns:cx5="http://schemas.microsoft.com/office/drawing/2016/5/11/chartex" xmlns:cx6="http://schemas.microsoft.com/office/drawing/2016/5/12/chartex" xmlns:cx7="http://schemas.microsoft.com/office/drawing/2016/5/13/chartex" xmlns:cx8="http://schemas.microsoft.com/office/drawing/2016/5/14/chartex" xmlns:mc="http://schemas.openxmlformats.org/markup-compatibility/2006" xmlns:aink="http://schemas.microsoft.com/office/drawing/2016/ink" xmlns:am3d="http://schemas.microsoft.com/office/drawing/2017/model3d" xmlns:o="urn:schemas-microsoft-com:office:office" xmlns:r="http://schemas.openxmlformats.org/officeDocument/2006/relationships" xmlns:m="http://schemas.openxmlformats.org/officeDocument/2006/math" xmlns:v="urn:schemas-microsoft-com:vml" xmlns:wp14="http://schemas.microsoft.com/office/word/2010/wordprocessingDrawing" xmlns:wp="http://schemas.openxmlformats.org/drawingml/2006/wordprocessingDrawing" xmlns:w10="urn:schemas-microsoft-com:office:word" xmlns:w="http://schemas.openxmlformats.org/wordprocessingml/2006/main" xmlns:w14="http://schemas.microsoft.com/office/word/2010/wordml" xmlns:w15="http://schemas.microsoft.com/office/word/2012/wordml" xmlns:w16cid="http://schemas.microsoft.com/office/word/2016/wordml/cid" xmlns:w16se="http://schemas.microsoft.com/office/word/2015/wordml/symex" xmlns:wpg="http://schemas.microsoft.com/office/word/2010/wordprocessingGroup" xmlns:wpi="http://schemas.microsoft.com/office/word/2010/wordprocessingInk" xmlns:wne="http://schemas.microsoft.com/office/word/2006/wordml" xmlns:wps="http://schemas.microsoft.com/office/word/2010/wordprocessingShape" mc:Ignorable="w14 w15 w16se w16cid wp14">
   <w:p>
     <w:pPr>
       <w:pStyle w:val="Encabezado"/>
@@ -14874,7 +15170,7 @@
 </file>
 
 <file path=word/numbering.xml><?xml version="1.0" encoding="utf-8"?>
-<w:numbering xmlns:wpc="http://schemas.microsoft.com/office/word/2010/wordprocessingCanvas" xmlns:cx="http://schemas.microsoft.com/office/drawing/2014/chartex" xmlns:cx1="http://schemas.microsoft.com/office/drawing/2015/9/8/chartex" xmlns:cx2="http://schemas.microsoft.com/office/drawing/2015/10/21/chartex" xmlns:cx3="http://schemas.microsoft.com/office/drawing/2016/5/9/chartex" xmlns:cx4="http://schemas.microsoft.com/office/drawing/2016/5/10/chartex" xmlns:cx5="http://schemas.microsoft.com/office/drawing/2016/5/11/chartex" xmlns:cx6="http://schemas.microsoft.com/office/drawing/2016/5/12/chartex" xmlns:cx7="http://schemas.microsoft.com/office/drawing/2016/5/13/chartex" xmlns:cx8="http://schemas.microsoft.com/office/drawing/2016/5/14/chartex" xmlns:mc="http://schemas.openxmlformats.org/markup-compatibility/2006" xmlns:aink="http://schemas.microsoft.com/office/drawing/2016/ink" xmlns:am3d="http://schemas.microsoft.com/office/drawing/2017/model3d" xmlns:o="urn:schemas-microsoft-com:office:office" xmlns:r="http://schemas.openxmlformats.org/officeDocument/2006/relationships" xmlns:m="http://schemas.openxmlformats.org/officeDocument/2006/math" xmlns:v="urn:schemas-microsoft-com:vml" xmlns:wp14="http://schemas.microsoft.com/office/word/2010/wordprocessingDrawing" xmlns:wp="http://schemas.openxmlformats.org/drawingml/2006/wordprocessingDrawing" xmlns:w10="urn:schemas-microsoft-com:office:word" xmlns:w="http://schemas.openxmlformats.org/wordprocessingml/2006/main" xmlns:w14="http://schemas.microsoft.com/office/word/2010/wordml" xmlns:w15="http://schemas.microsoft.com/office/word/2012/wordml" xmlns:w16cex="http://schemas.microsoft.com/office/word/2018/wordml/cex" xmlns:w16cid="http://schemas.microsoft.com/office/word/2016/wordml/cid" xmlns:w16="http://schemas.microsoft.com/office/word/2018/wordml" xmlns:w16sdtdh="http://schemas.microsoft.com/office/word/2020/wordml/sdtdatahash" xmlns:w16se="http://schemas.microsoft.com/office/word/2015/wordml/symex" xmlns:wpg="http://schemas.microsoft.com/office/word/2010/wordprocessingGroup" xmlns:wpi="http://schemas.microsoft.com/office/word/2010/wordprocessingInk" xmlns:wne="http://schemas.microsoft.com/office/word/2006/wordml" xmlns:wps="http://schemas.microsoft.com/office/word/2010/wordprocessingShape" mc:Ignorable="w14 w15 w16se w16cid w16 w16cex w16sdtdh wp14">
+<w:numbering xmlns:wpc="http://schemas.microsoft.com/office/word/2010/wordprocessingCanvas" xmlns:cx="http://schemas.microsoft.com/office/drawing/2014/chartex" xmlns:cx1="http://schemas.microsoft.com/office/drawing/2015/9/8/chartex" xmlns:cx2="http://schemas.microsoft.com/office/drawing/2015/10/21/chartex" xmlns:cx3="http://schemas.microsoft.com/office/drawing/2016/5/9/chartex" xmlns:cx4="http://schemas.microsoft.com/office/drawing/2016/5/10/chartex" xmlns:cx5="http://schemas.microsoft.com/office/drawing/2016/5/11/chartex" xmlns:cx6="http://schemas.microsoft.com/office/drawing/2016/5/12/chartex" xmlns:cx7="http://schemas.microsoft.com/office/drawing/2016/5/13/chartex" xmlns:cx8="http://schemas.microsoft.com/office/drawing/2016/5/14/chartex" xmlns:mc="http://schemas.openxmlformats.org/markup-compatibility/2006" xmlns:aink="http://schemas.microsoft.com/office/drawing/2016/ink" xmlns:am3d="http://schemas.microsoft.com/office/drawing/2017/model3d" xmlns:o="urn:schemas-microsoft-com:office:office" xmlns:r="http://schemas.openxmlformats.org/officeDocument/2006/relationships" xmlns:m="http://schemas.openxmlformats.org/officeDocument/2006/math" xmlns:v="urn:schemas-microsoft-com:vml" xmlns:wp14="http://schemas.microsoft.com/office/word/2010/wordprocessingDrawing" xmlns:wp="http://schemas.openxmlformats.org/drawingml/2006/wordprocessingDrawing" xmlns:w10="urn:schemas-microsoft-com:office:word" xmlns:w="http://schemas.openxmlformats.org/wordprocessingml/2006/main" xmlns:w14="http://schemas.microsoft.com/office/word/2010/wordml" xmlns:w15="http://schemas.microsoft.com/office/word/2012/wordml" xmlns:w16cid="http://schemas.microsoft.com/office/word/2016/wordml/cid" xmlns:w16se="http://schemas.microsoft.com/office/word/2015/wordml/symex" xmlns:wpg="http://schemas.microsoft.com/office/word/2010/wordprocessingGroup" xmlns:wpi="http://schemas.microsoft.com/office/word/2010/wordprocessingInk" xmlns:wne="http://schemas.microsoft.com/office/word/2006/wordml" xmlns:wps="http://schemas.microsoft.com/office/word/2010/wordprocessingShape" mc:Ignorable="w14 w15 w16se w16cid wp14">
   <w:abstractNum w:abstractNumId="0" w15:restartNumberingAfterBreak="0">
     <w:nsid w:val="FFFFFF89"/>
     <w:multiLevelType w:val="singleLevel"/>
@@ -15132,7 +15428,7 @@
       <w:lvlText w:val=""/>
       <w:lvlJc w:val="left"/>
       <w:pPr>
-        <w:ind w:left="1776" w:hanging="360"/>
+        <w:ind w:left="2149" w:hanging="360"/>
       </w:pPr>
       <w:rPr>
         <w:rFonts w:ascii="Wingdings" w:hAnsi="Wingdings" w:hint="default"/>
@@ -15144,7 +15440,7 @@
       <w:lvlText w:val="o"/>
       <w:lvlJc w:val="left"/>
       <w:pPr>
-        <w:ind w:left="2496" w:hanging="360"/>
+        <w:ind w:left="2869" w:hanging="360"/>
       </w:pPr>
       <w:rPr>
         <w:rFonts w:ascii="Courier New" w:hAnsi="Courier New" w:cs="Courier New" w:hint="default"/>
@@ -15156,7 +15452,7 @@
       <w:lvlText w:val=""/>
       <w:lvlJc w:val="left"/>
       <w:pPr>
-        <w:ind w:left="3216" w:hanging="360"/>
+        <w:ind w:left="3589" w:hanging="360"/>
       </w:pPr>
       <w:rPr>
         <w:rFonts w:ascii="Wingdings" w:hAnsi="Wingdings" w:hint="default"/>
@@ -15168,7 +15464,7 @@
       <w:lvlText w:val=""/>
       <w:lvlJc w:val="left"/>
       <w:pPr>
-        <w:ind w:left="3936" w:hanging="360"/>
+        <w:ind w:left="4309" w:hanging="360"/>
       </w:pPr>
       <w:rPr>
         <w:rFonts w:ascii="Symbol" w:hAnsi="Symbol" w:hint="default"/>
@@ -15180,7 +15476,7 @@
       <w:lvlText w:val="o"/>
       <w:lvlJc w:val="left"/>
       <w:pPr>
-        <w:ind w:left="4656" w:hanging="360"/>
+        <w:ind w:left="5029" w:hanging="360"/>
       </w:pPr>
       <w:rPr>
         <w:rFonts w:ascii="Courier New" w:hAnsi="Courier New" w:cs="Courier New" w:hint="default"/>
@@ -15192,7 +15488,7 @@
       <w:lvlText w:val=""/>
       <w:lvlJc w:val="left"/>
       <w:pPr>
-        <w:ind w:left="5376" w:hanging="360"/>
+        <w:ind w:left="5749" w:hanging="360"/>
       </w:pPr>
       <w:rPr>
         <w:rFonts w:ascii="Wingdings" w:hAnsi="Wingdings" w:hint="default"/>
@@ -15204,7 +15500,7 @@
       <w:lvlText w:val=""/>
       <w:lvlJc w:val="left"/>
       <w:pPr>
-        <w:ind w:left="6096" w:hanging="360"/>
+        <w:ind w:left="6469" w:hanging="360"/>
       </w:pPr>
       <w:rPr>
         <w:rFonts w:ascii="Symbol" w:hAnsi="Symbol" w:hint="default"/>
@@ -15216,7 +15512,7 @@
       <w:lvlText w:val="o"/>
       <w:lvlJc w:val="left"/>
       <w:pPr>
-        <w:ind w:left="6816" w:hanging="360"/>
+        <w:ind w:left="7189" w:hanging="360"/>
       </w:pPr>
       <w:rPr>
         <w:rFonts w:ascii="Courier New" w:hAnsi="Courier New" w:cs="Courier New" w:hint="default"/>
@@ -15228,7 +15524,7 @@
       <w:lvlText w:val=""/>
       <w:lvlJc w:val="left"/>
       <w:pPr>
-        <w:ind w:left="7536" w:hanging="360"/>
+        <w:ind w:left="7909" w:hanging="360"/>
       </w:pPr>
       <w:rPr>
         <w:rFonts w:ascii="Wingdings" w:hAnsi="Wingdings" w:hint="default"/>
@@ -16739,7 +17035,7 @@
       <w:lvlText w:val=""/>
       <w:lvlJc w:val="left"/>
       <w:pPr>
-        <w:ind w:left="1776" w:hanging="360"/>
+        <w:ind w:left="2149" w:hanging="360"/>
       </w:pPr>
       <w:rPr>
         <w:rFonts w:ascii="Wingdings" w:hAnsi="Wingdings" w:hint="default"/>
@@ -16751,7 +17047,7 @@
       <w:lvlText w:val="o"/>
       <w:lvlJc w:val="left"/>
       <w:pPr>
-        <w:ind w:left="2496" w:hanging="360"/>
+        <w:ind w:left="2869" w:hanging="360"/>
       </w:pPr>
       <w:rPr>
         <w:rFonts w:ascii="Courier New" w:hAnsi="Courier New" w:cs="Courier New" w:hint="default"/>
@@ -16763,7 +17059,7 @@
       <w:lvlText w:val=""/>
       <w:lvlJc w:val="left"/>
       <w:pPr>
-        <w:ind w:left="3216" w:hanging="360"/>
+        <w:ind w:left="3589" w:hanging="360"/>
       </w:pPr>
       <w:rPr>
         <w:rFonts w:ascii="Wingdings" w:hAnsi="Wingdings" w:hint="default"/>
@@ -16775,7 +17071,7 @@
       <w:lvlText w:val=""/>
       <w:lvlJc w:val="left"/>
       <w:pPr>
-        <w:ind w:left="3936" w:hanging="360"/>
+        <w:ind w:left="4309" w:hanging="360"/>
       </w:pPr>
       <w:rPr>
         <w:rFonts w:ascii="Symbol" w:hAnsi="Symbol" w:hint="default"/>
@@ -16787,7 +17083,7 @@
       <w:lvlText w:val="o"/>
       <w:lvlJc w:val="left"/>
       <w:pPr>
-        <w:ind w:left="4656" w:hanging="360"/>
+        <w:ind w:left="5029" w:hanging="360"/>
       </w:pPr>
       <w:rPr>
         <w:rFonts w:ascii="Courier New" w:hAnsi="Courier New" w:cs="Courier New" w:hint="default"/>
@@ -16799,7 +17095,7 @@
       <w:lvlText w:val=""/>
       <w:lvlJc w:val="left"/>
       <w:pPr>
-        <w:ind w:left="5376" w:hanging="360"/>
+        <w:ind w:left="5749" w:hanging="360"/>
       </w:pPr>
       <w:rPr>
         <w:rFonts w:ascii="Wingdings" w:hAnsi="Wingdings" w:hint="default"/>
@@ -16811,7 +17107,7 @@
       <w:lvlText w:val=""/>
       <w:lvlJc w:val="left"/>
       <w:pPr>
-        <w:ind w:left="6096" w:hanging="360"/>
+        <w:ind w:left="6469" w:hanging="360"/>
       </w:pPr>
       <w:rPr>
         <w:rFonts w:ascii="Symbol" w:hAnsi="Symbol" w:hint="default"/>
@@ -16823,7 +17119,7 @@
       <w:lvlText w:val="o"/>
       <w:lvlJc w:val="left"/>
       <w:pPr>
-        <w:ind w:left="6816" w:hanging="360"/>
+        <w:ind w:left="7189" w:hanging="360"/>
       </w:pPr>
       <w:rPr>
         <w:rFonts w:ascii="Courier New" w:hAnsi="Courier New" w:cs="Courier New" w:hint="default"/>
@@ -16835,7 +17131,7 @@
       <w:lvlText w:val=""/>
       <w:lvlJc w:val="left"/>
       <w:pPr>
-        <w:ind w:left="7536" w:hanging="360"/>
+        <w:ind w:left="7909" w:hanging="360"/>
       </w:pPr>
       <w:rPr>
         <w:rFonts w:ascii="Wingdings" w:hAnsi="Wingdings" w:hint="default"/>
@@ -19054,7 +19350,7 @@
 </file>
 
 <file path=word/styles.xml><?xml version="1.0" encoding="utf-8"?>
-<w:styles xmlns:mc="http://schemas.openxmlformats.org/markup-compatibility/2006" xmlns:r="http://schemas.openxmlformats.org/officeDocument/2006/relationships" xmlns:w="http://schemas.openxmlformats.org/wordprocessingml/2006/main" xmlns:w14="http://schemas.microsoft.com/office/word/2010/wordml" xmlns:w15="http://schemas.microsoft.com/office/word/2012/wordml" xmlns:w16cex="http://schemas.microsoft.com/office/word/2018/wordml/cex" xmlns:w16cid="http://schemas.microsoft.com/office/word/2016/wordml/cid" xmlns:w16="http://schemas.microsoft.com/office/word/2018/wordml" xmlns:w16sdtdh="http://schemas.microsoft.com/office/word/2020/wordml/sdtdatahash" xmlns:w16se="http://schemas.microsoft.com/office/word/2015/wordml/symex" mc:Ignorable="w14 w15 w16se w16cid w16 w16cex w16sdtdh">
+<w:styles xmlns:mc="http://schemas.openxmlformats.org/markup-compatibility/2006" xmlns:r="http://schemas.openxmlformats.org/officeDocument/2006/relationships" xmlns:w="http://schemas.openxmlformats.org/wordprocessingml/2006/main" xmlns:w14="http://schemas.microsoft.com/office/word/2010/wordml" xmlns:w15="http://schemas.microsoft.com/office/word/2012/wordml" xmlns:w16cid="http://schemas.microsoft.com/office/word/2016/wordml/cid" xmlns:w16se="http://schemas.microsoft.com/office/word/2015/wordml/symex" mc:Ignorable="w14 w15 w16se w16cid">
   <w:docDefaults>
     <w:rPrDefault>
       <w:rPr>
@@ -19064,7 +19360,7 @@
     </w:rPrDefault>
     <w:pPrDefault/>
   </w:docDefaults>
-  <w:latentStyles w:defLockedState="0" w:defUIPriority="99" w:defSemiHidden="0" w:defUnhideWhenUsed="0" w:defQFormat="0" w:count="376">
+  <w:latentStyles w:defLockedState="0" w:defUIPriority="99" w:defSemiHidden="0" w:defUnhideWhenUsed="0" w:defQFormat="0" w:count="375">
     <w:lsdException w:name="Normal" w:uiPriority="0" w:qFormat="1"/>
     <w:lsdException w:name="heading 1" w:uiPriority="9" w:qFormat="1"/>
     <w:lsdException w:name="heading 2" w:semiHidden="1" w:uiPriority="9" w:unhideWhenUsed="1" w:qFormat="1"/>
@@ -19170,6 +19466,7 @@
     <w:lsdException w:name="HTML Sample" w:semiHidden="1" w:unhideWhenUsed="1"/>
     <w:lsdException w:name="HTML Typewriter" w:semiHidden="1" w:unhideWhenUsed="1"/>
     <w:lsdException w:name="HTML Variable" w:semiHidden="1" w:unhideWhenUsed="1"/>
+    <w:lsdException w:name="Normal Table" w:semiHidden="1" w:unhideWhenUsed="1"/>
     <w:lsdException w:name="annotation subject" w:semiHidden="1" w:unhideWhenUsed="1"/>
     <w:lsdException w:name="No List" w:semiHidden="1" w:unhideWhenUsed="1"/>
     <w:lsdException w:name="Outline List 1" w:semiHidden="1" w:unhideWhenUsed="1"/>
@@ -19216,8 +19513,10 @@
     <w:lsdException w:name="Table Subtle 2" w:semiHidden="1" w:unhideWhenUsed="1"/>
     <w:lsdException w:name="Table Web 1" w:semiHidden="1" w:unhideWhenUsed="1"/>
     <w:lsdException w:name="Table Web 2" w:semiHidden="1" w:unhideWhenUsed="1"/>
+    <w:lsdException w:name="Table Web 3" w:semiHidden="1" w:unhideWhenUsed="1"/>
     <w:lsdException w:name="Balloon Text" w:semiHidden="1" w:unhideWhenUsed="1"/>
     <w:lsdException w:name="Table Grid" w:uiPriority="39"/>
+    <w:lsdException w:name="Table Theme" w:semiHidden="1" w:unhideWhenUsed="1"/>
     <w:lsdException w:name="Placeholder Text" w:semiHidden="1"/>
     <w:lsdException w:name="No Spacing" w:uiPriority="1" w:qFormat="1"/>
     <w:lsdException w:name="Light Shading" w:uiPriority="60"/>
@@ -19437,7 +19736,6 @@
     <w:lsdException w:name="Smart Hyperlink" w:semiHidden="1" w:unhideWhenUsed="1"/>
     <w:lsdException w:name="Hashtag" w:semiHidden="1" w:unhideWhenUsed="1"/>
     <w:lsdException w:name="Unresolved Mention" w:semiHidden="1" w:unhideWhenUsed="1"/>
-    <w:lsdException w:name="Smart Link" w:semiHidden="1" w:unhideWhenUsed="1"/>
   </w:latentStyles>
   <w:style w:type="paragraph" w:default="1" w:styleId="Normal">
     <w:name w:val="Normal"/>
@@ -20758,26 +21056,10 @@
 </file>
 
 <file path=customXml/item1.xml><?xml version="1.0" encoding="utf-8"?>
-<p:properties xmlns:p="http://schemas.microsoft.com/office/2006/metadata/properties" xmlns:xsi="http://www.w3.org/2001/XMLSchema-instance" xmlns:pc="http://schemas.microsoft.com/office/infopath/2007/PartnerControls">
-  <documentManagement>
-    <TaxCatchAll xmlns="cb45339b-ced9-4d0d-8f64-77573914d53b" xsi:nil="true"/>
-    <lcf76f155ced4ddcb4097134ff3c332f xmlns="43a3ca16-9c26-4813-b83f-4aec9927b43f">
-      <Terms xmlns="http://schemas.microsoft.com/office/infopath/2007/PartnerControls"/>
-    </lcf76f155ced4ddcb4097134ff3c332f>
-  </documentManagement>
-</p:properties>
+<b:Sources xmlns:b="http://schemas.openxmlformats.org/officeDocument/2006/bibliography" xmlns="http://schemas.openxmlformats.org/officeDocument/2006/bibliography" SelectedStyle="\APASixthEditionOfficeOnline.xsl" StyleName="APA" Version="6"/>
 </file>
 
 <file path=customXml/item2.xml><?xml version="1.0" encoding="utf-8"?>
-<?mso-contentType ?>
-<FormTemplates xmlns="http://schemas.microsoft.com/sharepoint/v3/contenttype/forms">
-  <Display>DocumentLibraryForm</Display>
-  <Edit>DocumentLibraryForm</Edit>
-  <New>DocumentLibraryForm</New>
-</FormTemplates>
-</file>
-
-<file path=customXml/item3.xml><?xml version="1.0" encoding="utf-8"?>
 <ct:contentTypeSchema xmlns:ct="http://schemas.microsoft.com/office/2006/metadata/contentType" xmlns:ma="http://schemas.microsoft.com/office/2006/metadata/properties/metaAttributes" ct:_="" ma:_="" ma:contentTypeName="Documento" ma:contentTypeID="0x01010049282E1EDBE9234EA9E6D38F720E265F" ma:contentTypeVersion="15" ma:contentTypeDescription="Crear nuevo documento." ma:contentTypeScope="" ma:versionID="b31c7aa9eaf043a08b87120b3c4916e3">
   <xsd:schema xmlns:xsd="http://www.w3.org/2001/XMLSchema" xmlns:xs="http://www.w3.org/2001/XMLSchema" xmlns:p="http://schemas.microsoft.com/office/2006/metadata/properties" xmlns:ns2="cb45339b-ced9-4d0d-8f64-77573914d53b" xmlns:ns3="43a3ca16-9c26-4813-b83f-4aec9927b43f" targetNamespace="http://schemas.microsoft.com/office/2006/metadata/properties" ma:root="true" ma:fieldsID="3533d065b04d75c457075bc55f1f5315" ns2:_="" ns3:_="">
     <xsd:import namespace="cb45339b-ced9-4d0d-8f64-77573914d53b"/>
@@ -21012,52 +21294,42 @@
 </ct:contentTypeSchema>
 </file>
 
+<file path=customXml/item3.xml><?xml version="1.0" encoding="utf-8"?>
+<?mso-contentType ?>
+<FormTemplates xmlns="http://schemas.microsoft.com/sharepoint/v3/contenttype/forms">
+  <Display>DocumentLibraryForm</Display>
+  <Edit>DocumentLibraryForm</Edit>
+  <New>DocumentLibraryForm</New>
+</FormTemplates>
+</file>
+
 <file path=customXml/item4.xml><?xml version="1.0" encoding="utf-8"?>
-<b:Sources xmlns:b="http://schemas.openxmlformats.org/officeDocument/2006/bibliography" xmlns="http://schemas.openxmlformats.org/officeDocument/2006/bibliography" SelectedStyle="\APASixthEditionOfficeOnline.xsl" StyleName="APA" Version="6"/>
+<p:properties xmlns:p="http://schemas.microsoft.com/office/2006/metadata/properties" xmlns:xsi="http://www.w3.org/2001/XMLSchema-instance" xmlns:pc="http://schemas.microsoft.com/office/infopath/2007/PartnerControls">
+  <documentManagement>
+    <TaxCatchAll xmlns="cb45339b-ced9-4d0d-8f64-77573914d53b" xsi:nil="true"/>
+    <lcf76f155ced4ddcb4097134ff3c332f xmlns="43a3ca16-9c26-4813-b83f-4aec9927b43f">
+      <Terms xmlns="http://schemas.microsoft.com/office/infopath/2007/PartnerControls"/>
+    </lcf76f155ced4ddcb4097134ff3c332f>
+  </documentManagement>
+</p:properties>
 </file>
 
 <file path=customXml/itemProps1.xml><?xml version="1.0" encoding="utf-8"?>
-<ds:datastoreItem xmlns:ds="http://schemas.openxmlformats.org/officeDocument/2006/customXml" ds:itemID="{5DECA6BC-B75A-4D56-98DD-0A8CEE3158C7}">
+<ds:datastoreItem xmlns:ds="http://schemas.openxmlformats.org/officeDocument/2006/customXml" ds:itemID="{B2D6282A-3D72-49D2-A82A-582D7EA3572E}">
   <ds:schemaRefs>
-    <ds:schemaRef ds:uri="http://schemas.microsoft.com/office/2006/metadata/properties"/>
-    <ds:schemaRef ds:uri="http://schemas.microsoft.com/office/infopath/2007/PartnerControls"/>
-    <ds:schemaRef ds:uri="cb45339b-ced9-4d0d-8f64-77573914d53b"/>
-    <ds:schemaRef ds:uri="43a3ca16-9c26-4813-b83f-4aec9927b43f"/>
+    <ds:schemaRef ds:uri="http://schemas.openxmlformats.org/officeDocument/2006/bibliography"/>
   </ds:schemaRefs>
 </ds:datastoreItem>
 </file>
 
 <file path=customXml/itemProps2.xml><?xml version="1.0" encoding="utf-8"?>
-<ds:datastoreItem xmlns:ds="http://schemas.openxmlformats.org/officeDocument/2006/customXml" ds:itemID="{C1F32636-C78E-48DE-A58F-87592A3FCE72}">
-  <ds:schemaRefs>
-    <ds:schemaRef ds:uri="http://schemas.microsoft.com/sharepoint/v3/contenttype/forms"/>
-  </ds:schemaRefs>
-</ds:datastoreItem>
+<ds:datastoreItem xmlns:ds="http://schemas.openxmlformats.org/officeDocument/2006/customXml" ds:itemID="{760D2990-FD01-4900-98F9-A8A7DD2FE34E}"/>
 </file>
 
 <file path=customXml/itemProps3.xml><?xml version="1.0" encoding="utf-8"?>
-<ds:datastoreItem xmlns:ds="http://schemas.openxmlformats.org/officeDocument/2006/customXml" ds:itemID="{636ED96C-73F7-4E38-94C2-F88B35915C1F}">
-  <ds:schemaRefs>
-    <ds:schemaRef ds:uri="http://schemas.microsoft.com/office/2006/metadata/contentType"/>
-    <ds:schemaRef ds:uri="http://schemas.microsoft.com/office/2006/metadata/properties/metaAttributes"/>
-    <ds:schemaRef ds:uri="http://www.w3.org/2001/XMLSchema"/>
-    <ds:schemaRef ds:uri="http://schemas.microsoft.com/office/2006/metadata/properties"/>
-    <ds:schemaRef ds:uri="cb45339b-ced9-4d0d-8f64-77573914d53b"/>
-    <ds:schemaRef ds:uri="43a3ca16-9c26-4813-b83f-4aec9927b43f"/>
-    <ds:schemaRef ds:uri="http://schemas.microsoft.com/office/2006/documentManagement/types"/>
-    <ds:schemaRef ds:uri="http://schemas.microsoft.com/office/infopath/2007/PartnerControls"/>
-    <ds:schemaRef ds:uri="http://schemas.openxmlformats.org/package/2006/metadata/core-properties"/>
-    <ds:schemaRef ds:uri="http://purl.org/dc/elements/1.1/"/>
-    <ds:schemaRef ds:uri="http://purl.org/dc/terms/"/>
-    <ds:schemaRef ds:uri="http://schemas.microsoft.com/internal/obd"/>
-  </ds:schemaRefs>
-</ds:datastoreItem>
+<ds:datastoreItem xmlns:ds="http://schemas.openxmlformats.org/officeDocument/2006/customXml" ds:itemID="{8353934A-BFBF-437B-B737-A3843A399277}"/>
 </file>
 
 <file path=customXml/itemProps4.xml><?xml version="1.0" encoding="utf-8"?>
-<ds:datastoreItem xmlns:ds="http://schemas.openxmlformats.org/officeDocument/2006/customXml" ds:itemID="{FEFC79FD-59B8-444D-9A6E-A239E6B718C0}">
-  <ds:schemaRefs>
-    <ds:schemaRef ds:uri="http://schemas.openxmlformats.org/officeDocument/2006/bibliography"/>
-  </ds:schemaRefs>
-</ds:datastoreItem>
+<ds:datastoreItem xmlns:ds="http://schemas.openxmlformats.org/officeDocument/2006/customXml" ds:itemID="{E1487FB7-517E-443B-A76D-91D4BFD6A5BA}"/>
 </file>